--- a/app/templates/PLI_M02.docx
+++ b/app/templates/PLI_M02.docx
@@ -3076,6 +3076,937 @@
         <w:t xml:space="preserve">- Thông tin về người đại diện theo pháp luật/người đại diện theo ủy quyền của chủ sở hữu:</w:t>
       </w:r>
     </w:p>
+    <w:tbl xmlns:ns0="urn:orca:p1b-temp">
+      <w:tblPr>
+        <w:tblW w:type="auto" w:w="0"/>
+        <w:tblLook w:firstColumn="1" w:firstRow="1" w:lastColumn="0" w:lastRow="0" w:noHBand="0" w:noVBand="1" w:val="04A0"/>
+        <w:tblBorders>
+          <w:top w:val="single" w:sz="4" w:color="000000"/>
+          <w:left w:val="single" w:sz="4" w:color="000000"/>
+          <w:bottom w:val="single" w:sz="4" w:color="000000"/>
+          <w:right w:val="single" w:sz="4" w:color="000000"/>
+          <w:insideH w:val="single" w:sz="4" w:color="000000"/>
+          <w:insideV w:val="single" w:sz="4" w:color="000000"/>
+        </w:tblBorders>
+      </w:tblPr>
+      <w:tblGrid>
+        <w:gridCol w:w="617"/>
+        <w:gridCol w:w="617"/>
+        <w:gridCol w:w="617"/>
+        <w:gridCol w:w="617"/>
+        <w:gridCol w:w="617"/>
+        <w:gridCol w:w="617"/>
+        <w:gridCol w:w="617"/>
+        <w:gridCol w:w="617"/>
+        <w:gridCol w:w="617"/>
+        <w:gridCol w:w="617"/>
+        <w:gridCol w:w="617"/>
+        <w:gridCol w:w="617"/>
+        <w:gridCol w:w="617"/>
+        <w:gridCol w:w="617"/>
+      </w:tblGrid>
+      <w:tr>
+        <w:tc>
+          <w:tcPr>
+            <w:tcW w:type="dxa" w:w="617"/>
+            <w:vMerge w:val="restart"/>
+          </w:tcPr>
+          <w:p>
+            <w:r>
+              <w:rPr>
+                <w:b/>
+              </w:rPr>
+              <w:t>STT</w:t>
+            </w:r>
+          </w:p>
+        </w:tc>
+        <w:tc>
+          <w:tcPr>
+            <w:tcW w:type="dxa" w:w="617"/>
+            <w:vMerge w:val="restart"/>
+          </w:tcPr>
+          <w:p>
+            <w:r>
+              <w:rPr>
+                <w:b/>
+              </w:rPr>
+              <w:t>Tên người đại diện theo pháp luật/người đại diện theo ủy quyền</w:t>
+            </w:r>
+          </w:p>
+        </w:tc>
+        <w:tc>
+          <w:tcPr>
+            <w:tcW w:type="dxa" w:w="617"/>
+            <w:vMerge w:val="restart"/>
+          </w:tcPr>
+          <w:p>
+            <w:r>
+              <w:rPr>
+                <w:b/>
+              </w:rPr>
+              <w:t>Ngày, tháng, năm sinh</w:t>
+            </w:r>
+          </w:p>
+        </w:tc>
+        <w:tc>
+          <w:tcPr>
+            <w:tcW w:type="dxa" w:w="617"/>
+            <w:vMerge w:val="restart"/>
+          </w:tcPr>
+          <w:p>
+            <w:r>
+              <w:rPr>
+                <w:b/>
+              </w:rPr>
+              <w:t>Giới tính</w:t>
+            </w:r>
+          </w:p>
+        </w:tc>
+        <w:tc>
+          <w:tcPr>
+            <w:tcW w:type="dxa" w:w="1851"/>
+            <w:gridSpan w:val="3"/>
+          </w:tcPr>
+          <w:p>
+            <w:r>
+              <w:rPr>
+                <w:b/>
+              </w:rPr>
+              <w:t>Số, ngày cấp, cơ quan cấp Giấy tờ pháp lý của cá nhân</w:t>
+            </w:r>
+          </w:p>
+        </w:tc>
+        <w:tc>
+          <w:tcPr>
+            <w:tcW w:type="dxa" w:w="617"/>
+            <w:vMerge w:val="restart"/>
+          </w:tcPr>
+          <w:p>
+            <w:r>
+              <w:rPr>
+                <w:b/>
+              </w:rPr>
+              <w:t>Quốc tịch</w:t>
+            </w:r>
+          </w:p>
+        </w:tc>
+        <w:tc>
+          <w:tcPr>
+            <w:tcW w:type="dxa" w:w="617"/>
+            <w:vMerge w:val="restart"/>
+          </w:tcPr>
+          <w:p>
+            <w:r>
+              <w:rPr>
+                <w:b/>
+              </w:rPr>
+              <w:t>Dân tộc</w:t>
+            </w:r>
+          </w:p>
+        </w:tc>
+        <w:tc>
+          <w:tcPr>
+            <w:tcW w:type="dxa" w:w="617"/>
+            <w:vMerge w:val="restart"/>
+          </w:tcPr>
+          <w:p>
+            <w:r>
+              <w:rPr>
+                <w:b/>
+              </w:rPr>
+              <w:t>Địa chỉ liên lạc</w:t>
+            </w:r>
+          </w:p>
+        </w:tc>
+        <w:tc>
+          <w:tcPr>
+            <w:tcW w:type="dxa" w:w="1234"/>
+            <w:gridSpan w:val="2"/>
+          </w:tcPr>
+          <w:p>
+            <w:r>
+              <w:rPr>
+                <w:b/>
+              </w:rPr>
+              <w:t>Vốn được ủy quyền</w:t>
+            </w:r>
+          </w:p>
+        </w:tc>
+        <w:tc>
+          <w:tcPr>
+            <w:tcW w:type="dxa" w:w="617"/>
+            <w:vMerge w:val="restart"/>
+          </w:tcPr>
+          <w:p>
+            <w:r>
+              <w:rPr>
+                <w:b/>
+              </w:rPr>
+              <w:t>Chữ ký của người đại diện theo pháp luật/người đại diện theo ủy quyền</w:t>
+            </w:r>
+          </w:p>
+        </w:tc>
+        <w:tc>
+          <w:tcPr>
+            <w:tcW w:type="dxa" w:w="617"/>
+            <w:vMerge w:val="restart"/>
+          </w:tcPr>
+          <w:p>
+            <w:r>
+              <w:rPr>
+                <w:b/>
+              </w:rPr>
+              <w:t>Ghi chú (nếu có)</w:t>
+            </w:r>
+          </w:p>
+        </w:tc>
+      </w:tr>
+      <w:tr>
+        <w:tc>
+          <w:tcPr>
+            <w:tcW w:type="dxa" w:w="617"/>
+            <w:vMerge/>
+          </w:tcPr>
+          <w:p/>
+        </w:tc>
+        <w:tc>
+          <w:tcPr>
+            <w:tcW w:type="dxa" w:w="617"/>
+            <w:vMerge/>
+          </w:tcPr>
+          <w:p/>
+        </w:tc>
+        <w:tc>
+          <w:tcPr>
+            <w:tcW w:type="dxa" w:w="617"/>
+            <w:vMerge/>
+          </w:tcPr>
+          <w:p/>
+        </w:tc>
+        <w:tc>
+          <w:tcPr>
+            <w:tcW w:type="dxa" w:w="617"/>
+            <w:vMerge/>
+          </w:tcPr>
+          <w:p/>
+        </w:tc>
+        <w:tc>
+          <w:tcPr>
+            <w:tcW w:type="dxa" w:w="617"/>
+          </w:tcPr>
+          <w:p>
+            <w:r>
+              <w:rPr>
+                <w:b/>
+              </w:rPr>
+              <w:t>Số</w:t>
+            </w:r>
+          </w:p>
+        </w:tc>
+        <w:tc>
+          <w:tcPr>
+            <w:tcW w:type="dxa" w:w="617"/>
+          </w:tcPr>
+          <w:p>
+            <w:r>
+              <w:rPr>
+                <w:b/>
+              </w:rPr>
+              <w:t>Ngày cấp</w:t>
+            </w:r>
+          </w:p>
+        </w:tc>
+        <w:tc>
+          <w:tcPr>
+            <w:tcW w:type="dxa" w:w="617"/>
+          </w:tcPr>
+          <w:p>
+            <w:r>
+              <w:rPr>
+                <w:b/>
+              </w:rPr>
+              <w:t>Cơ quan cấp</w:t>
+            </w:r>
+          </w:p>
+        </w:tc>
+        <w:tc>
+          <w:tcPr>
+            <w:tcW w:type="dxa" w:w="617"/>
+            <w:vMerge/>
+          </w:tcPr>
+          <w:p/>
+        </w:tc>
+        <w:tc>
+          <w:tcPr>
+            <w:tcW w:type="dxa" w:w="617"/>
+            <w:vMerge/>
+          </w:tcPr>
+          <w:p/>
+        </w:tc>
+        <w:tc>
+          <w:tcPr>
+            <w:tcW w:type="dxa" w:w="617"/>
+            <w:vMerge/>
+          </w:tcPr>
+          <w:p/>
+        </w:tc>
+        <w:tc>
+          <w:tcPr>
+            <w:tcW w:type="dxa" w:w="617"/>
+          </w:tcPr>
+          <w:p>
+            <w:r>
+              <w:rPr>
+                <w:b/>
+              </w:rPr>
+              <w:t>VNĐ</w:t>
+            </w:r>
+          </w:p>
+        </w:tc>
+        <w:tc>
+          <w:tcPr>
+            <w:tcW w:type="dxa" w:w="617"/>
+          </w:tcPr>
+          <w:p>
+            <w:r>
+              <w:rPr>
+                <w:b/>
+              </w:rPr>
+              <w:t>Tỷ lệ (%)</w:t>
+            </w:r>
+          </w:p>
+        </w:tc>
+        <w:tc>
+          <w:tcPr>
+            <w:tcW w:type="dxa" w:w="617"/>
+            <w:vMerge/>
+          </w:tcPr>
+          <w:p/>
+        </w:tc>
+        <w:tc>
+          <w:tcPr>
+            <w:tcW w:type="dxa" w:w="617"/>
+            <w:vMerge/>
+          </w:tcPr>
+          <w:p/>
+        </w:tc>
+      </w:tr>
+      <w:tr>
+        <w:tc>
+          <w:tcPr>
+            <w:tcW w:type="dxa" w:w="617"/>
+          </w:tcPr>
+          <w:p/>
+        </w:tc>
+        <w:tc>
+          <w:tcPr>
+            <w:tcW w:type="dxa" w:w="617"/>
+          </w:tcPr>
+          <w:p/>
+        </w:tc>
+        <w:tc>
+          <w:tcPr>
+            <w:tcW w:type="dxa" w:w="617"/>
+          </w:tcPr>
+          <w:p/>
+        </w:tc>
+        <w:tc>
+          <w:tcPr>
+            <w:tcW w:type="dxa" w:w="617"/>
+          </w:tcPr>
+          <w:p/>
+        </w:tc>
+        <w:tc>
+          <w:tcPr>
+            <w:tcW w:type="dxa" w:w="617"/>
+          </w:tcPr>
+          <w:p/>
+        </w:tc>
+        <w:tc>
+          <w:tcPr>
+            <w:tcW w:type="dxa" w:w="617"/>
+          </w:tcPr>
+          <w:p/>
+        </w:tc>
+        <w:tc>
+          <w:tcPr>
+            <w:tcW w:type="dxa" w:w="617"/>
+          </w:tcPr>
+          <w:p/>
+        </w:tc>
+        <w:tc>
+          <w:tcPr>
+            <w:tcW w:type="dxa" w:w="617"/>
+          </w:tcPr>
+          <w:p/>
+        </w:tc>
+        <w:tc>
+          <w:tcPr>
+            <w:tcW w:type="dxa" w:w="617"/>
+          </w:tcPr>
+          <w:p/>
+        </w:tc>
+        <w:tc>
+          <w:tcPr>
+            <w:tcW w:type="dxa" w:w="617"/>
+          </w:tcPr>
+          <w:p/>
+        </w:tc>
+        <w:tc>
+          <w:tcPr>
+            <w:tcW w:type="dxa" w:w="617"/>
+          </w:tcPr>
+          <w:p/>
+        </w:tc>
+        <w:tc>
+          <w:tcPr>
+            <w:tcW w:type="dxa" w:w="617"/>
+          </w:tcPr>
+          <w:p/>
+        </w:tc>
+        <w:tc>
+          <w:tcPr>
+            <w:tcW w:type="dxa" w:w="617"/>
+          </w:tcPr>
+          <w:p/>
+        </w:tc>
+        <w:tc>
+          <w:tcPr>
+            <w:tcW w:type="dxa" w:w="617"/>
+          </w:tcPr>
+          <w:p/>
+        </w:tc>
+      </w:tr>
+      <w:tr>
+        <w:tc>
+          <w:tcPr>
+            <w:tcW w:type="dxa" w:w="617"/>
+          </w:tcPr>
+          <w:p/>
+        </w:tc>
+        <w:tc>
+          <w:tcPr>
+            <w:tcW w:type="dxa" w:w="617"/>
+          </w:tcPr>
+          <w:p/>
+        </w:tc>
+        <w:tc>
+          <w:tcPr>
+            <w:tcW w:type="dxa" w:w="617"/>
+          </w:tcPr>
+          <w:p/>
+        </w:tc>
+        <w:tc>
+          <w:tcPr>
+            <w:tcW w:type="dxa" w:w="617"/>
+          </w:tcPr>
+          <w:p/>
+        </w:tc>
+        <w:tc>
+          <w:tcPr>
+            <w:tcW w:type="dxa" w:w="617"/>
+          </w:tcPr>
+          <w:p/>
+        </w:tc>
+        <w:tc>
+          <w:tcPr>
+            <w:tcW w:type="dxa" w:w="617"/>
+          </w:tcPr>
+          <w:p/>
+        </w:tc>
+        <w:tc>
+          <w:tcPr>
+            <w:tcW w:type="dxa" w:w="617"/>
+          </w:tcPr>
+          <w:p/>
+        </w:tc>
+        <w:tc>
+          <w:tcPr>
+            <w:tcW w:type="dxa" w:w="617"/>
+          </w:tcPr>
+          <w:p/>
+        </w:tc>
+        <w:tc>
+          <w:tcPr>
+            <w:tcW w:type="dxa" w:w="617"/>
+          </w:tcPr>
+          <w:p/>
+        </w:tc>
+        <w:tc>
+          <w:tcPr>
+            <w:tcW w:type="dxa" w:w="617"/>
+          </w:tcPr>
+          <w:p/>
+        </w:tc>
+        <w:tc>
+          <w:tcPr>
+            <w:tcW w:type="dxa" w:w="617"/>
+          </w:tcPr>
+          <w:p/>
+        </w:tc>
+        <w:tc>
+          <w:tcPr>
+            <w:tcW w:type="dxa" w:w="617"/>
+          </w:tcPr>
+          <w:p/>
+        </w:tc>
+        <w:tc>
+          <w:tcPr>
+            <w:tcW w:type="dxa" w:w="617"/>
+          </w:tcPr>
+          <w:p/>
+        </w:tc>
+        <w:tc>
+          <w:tcPr>
+            <w:tcW w:type="dxa" w:w="617"/>
+          </w:tcPr>
+          <w:p/>
+        </w:tc>
+      </w:tr>
+      <w:tr>
+        <w:tc>
+          <w:tcPr>
+            <w:tcW w:type="dxa" w:w="617"/>
+          </w:tcPr>
+          <w:p/>
+        </w:tc>
+        <w:tc>
+          <w:tcPr>
+            <w:tcW w:type="dxa" w:w="617"/>
+          </w:tcPr>
+          <w:p/>
+        </w:tc>
+        <w:tc>
+          <w:tcPr>
+            <w:tcW w:type="dxa" w:w="617"/>
+          </w:tcPr>
+          <w:p/>
+        </w:tc>
+        <w:tc>
+          <w:tcPr>
+            <w:tcW w:type="dxa" w:w="617"/>
+          </w:tcPr>
+          <w:p/>
+        </w:tc>
+        <w:tc>
+          <w:tcPr>
+            <w:tcW w:type="dxa" w:w="617"/>
+          </w:tcPr>
+          <w:p/>
+        </w:tc>
+        <w:tc>
+          <w:tcPr>
+            <w:tcW w:type="dxa" w:w="617"/>
+          </w:tcPr>
+          <w:p/>
+        </w:tc>
+        <w:tc>
+          <w:tcPr>
+            <w:tcW w:type="dxa" w:w="617"/>
+          </w:tcPr>
+          <w:p/>
+        </w:tc>
+        <w:tc>
+          <w:tcPr>
+            <w:tcW w:type="dxa" w:w="617"/>
+          </w:tcPr>
+          <w:p/>
+        </w:tc>
+        <w:tc>
+          <w:tcPr>
+            <w:tcW w:type="dxa" w:w="617"/>
+          </w:tcPr>
+          <w:p/>
+        </w:tc>
+        <w:tc>
+          <w:tcPr>
+            <w:tcW w:type="dxa" w:w="617"/>
+          </w:tcPr>
+          <w:p/>
+        </w:tc>
+        <w:tc>
+          <w:tcPr>
+            <w:tcW w:type="dxa" w:w="617"/>
+          </w:tcPr>
+          <w:p/>
+        </w:tc>
+        <w:tc>
+          <w:tcPr>
+            <w:tcW w:type="dxa" w:w="617"/>
+          </w:tcPr>
+          <w:p/>
+        </w:tc>
+        <w:tc>
+          <w:tcPr>
+            <w:tcW w:type="dxa" w:w="617"/>
+          </w:tcPr>
+          <w:p/>
+        </w:tc>
+        <w:tc>
+          <w:tcPr>
+            <w:tcW w:type="dxa" w:w="617"/>
+          </w:tcPr>
+          <w:p/>
+        </w:tc>
+      </w:tr>
+      <w:tr>
+        <w:tc>
+          <w:tcPr>
+            <w:tcW w:type="dxa" w:w="617"/>
+          </w:tcPr>
+          <w:p/>
+        </w:tc>
+        <w:tc>
+          <w:tcPr>
+            <w:tcW w:type="dxa" w:w="617"/>
+          </w:tcPr>
+          <w:p/>
+        </w:tc>
+        <w:tc>
+          <w:tcPr>
+            <w:tcW w:type="dxa" w:w="617"/>
+          </w:tcPr>
+          <w:p/>
+        </w:tc>
+        <w:tc>
+          <w:tcPr>
+            <w:tcW w:type="dxa" w:w="617"/>
+          </w:tcPr>
+          <w:p/>
+        </w:tc>
+        <w:tc>
+          <w:tcPr>
+            <w:tcW w:type="dxa" w:w="617"/>
+          </w:tcPr>
+          <w:p/>
+        </w:tc>
+        <w:tc>
+          <w:tcPr>
+            <w:tcW w:type="dxa" w:w="617"/>
+          </w:tcPr>
+          <w:p/>
+        </w:tc>
+        <w:tc>
+          <w:tcPr>
+            <w:tcW w:type="dxa" w:w="617"/>
+          </w:tcPr>
+          <w:p/>
+        </w:tc>
+        <w:tc>
+          <w:tcPr>
+            <w:tcW w:type="dxa" w:w="617"/>
+          </w:tcPr>
+          <w:p/>
+        </w:tc>
+        <w:tc>
+          <w:tcPr>
+            <w:tcW w:type="dxa" w:w="617"/>
+          </w:tcPr>
+          <w:p/>
+        </w:tc>
+        <w:tc>
+          <w:tcPr>
+            <w:tcW w:type="dxa" w:w="617"/>
+          </w:tcPr>
+          <w:p/>
+        </w:tc>
+        <w:tc>
+          <w:tcPr>
+            <w:tcW w:type="dxa" w:w="617"/>
+          </w:tcPr>
+          <w:p/>
+        </w:tc>
+        <w:tc>
+          <w:tcPr>
+            <w:tcW w:type="dxa" w:w="617"/>
+          </w:tcPr>
+          <w:p/>
+        </w:tc>
+        <w:tc>
+          <w:tcPr>
+            <w:tcW w:type="dxa" w:w="617"/>
+          </w:tcPr>
+          <w:p/>
+        </w:tc>
+        <w:tc>
+          <w:tcPr>
+            <w:tcW w:type="dxa" w:w="617"/>
+          </w:tcPr>
+          <w:p/>
+        </w:tc>
+      </w:tr>
+      <w:tr>
+        <w:tc>
+          <w:tcPr>
+            <w:tcW w:type="dxa" w:w="617"/>
+          </w:tcPr>
+          <w:p/>
+        </w:tc>
+        <w:tc>
+          <w:tcPr>
+            <w:tcW w:type="dxa" w:w="617"/>
+          </w:tcPr>
+          <w:p/>
+        </w:tc>
+        <w:tc>
+          <w:tcPr>
+            <w:tcW w:type="dxa" w:w="617"/>
+          </w:tcPr>
+          <w:p/>
+        </w:tc>
+        <w:tc>
+          <w:tcPr>
+            <w:tcW w:type="dxa" w:w="617"/>
+          </w:tcPr>
+          <w:p/>
+        </w:tc>
+        <w:tc>
+          <w:tcPr>
+            <w:tcW w:type="dxa" w:w="617"/>
+          </w:tcPr>
+          <w:p/>
+        </w:tc>
+        <w:tc>
+          <w:tcPr>
+            <w:tcW w:type="dxa" w:w="617"/>
+          </w:tcPr>
+          <w:p/>
+        </w:tc>
+        <w:tc>
+          <w:tcPr>
+            <w:tcW w:type="dxa" w:w="617"/>
+          </w:tcPr>
+          <w:p/>
+        </w:tc>
+        <w:tc>
+          <w:tcPr>
+            <w:tcW w:type="dxa" w:w="617"/>
+          </w:tcPr>
+          <w:p/>
+        </w:tc>
+        <w:tc>
+          <w:tcPr>
+            <w:tcW w:type="dxa" w:w="617"/>
+          </w:tcPr>
+          <w:p/>
+        </w:tc>
+        <w:tc>
+          <w:tcPr>
+            <w:tcW w:type="dxa" w:w="617"/>
+          </w:tcPr>
+          <w:p/>
+        </w:tc>
+        <w:tc>
+          <w:tcPr>
+            <w:tcW w:type="dxa" w:w="617"/>
+          </w:tcPr>
+          <w:p/>
+        </w:tc>
+        <w:tc>
+          <w:tcPr>
+            <w:tcW w:type="dxa" w:w="617"/>
+          </w:tcPr>
+          <w:p/>
+        </w:tc>
+        <w:tc>
+          <w:tcPr>
+            <w:tcW w:type="dxa" w:w="617"/>
+          </w:tcPr>
+          <w:p/>
+        </w:tc>
+        <w:tc>
+          <w:tcPr>
+            <w:tcW w:type="dxa" w:w="617"/>
+          </w:tcPr>
+          <w:p/>
+        </w:tc>
+      </w:tr>
+      <w:tr>
+        <w:tc>
+          <w:tcPr>
+            <w:tcW w:type="dxa" w:w="617"/>
+          </w:tcPr>
+          <w:p>
+            <w:r>
+              <w:rPr>
+                <w:b w:val="0"/>
+              </w:rPr>
+              <w:t>{#ds_nddpl_uy_quyen_chu_so_huu}{_stt}</w:t>
+            </w:r>
+          </w:p>
+        </w:tc>
+        <w:tc>
+          <w:tcPr>
+            <w:tcW w:type="dxa" w:w="617"/>
+          </w:tcPr>
+          <w:p>
+            <w:r>
+              <w:rPr>
+                <w:b w:val="0"/>
+              </w:rPr>
+              <w:t>{ten_nguoi_dai_dien}</w:t>
+            </w:r>
+          </w:p>
+        </w:tc>
+        <w:tc>
+          <w:tcPr>
+            <w:tcW w:type="dxa" w:w="617"/>
+          </w:tcPr>
+          <w:p>
+            <w:r>
+              <w:rPr>
+                <w:b w:val="0"/>
+              </w:rPr>
+              <w:t>{ngay_sinh}</w:t>
+            </w:r>
+          </w:p>
+        </w:tc>
+        <w:tc>
+          <w:tcPr>
+            <w:tcW w:type="dxa" w:w="617"/>
+          </w:tcPr>
+          <w:p>
+            <w:r>
+              <w:rPr>
+                <w:b w:val="0"/>
+              </w:rPr>
+              <w:t>{gioi_tinh}</w:t>
+            </w:r>
+          </w:p>
+        </w:tc>
+        <w:tc>
+          <w:tcPr>
+            <w:tcW w:type="dxa" w:w="617"/>
+          </w:tcPr>
+          <w:p>
+            <w:r>
+              <w:rPr>
+                <w:b w:val="0"/>
+              </w:rPr>
+              <w:t>{giay_to_so}</w:t>
+            </w:r>
+          </w:p>
+        </w:tc>
+        <w:tc>
+          <w:tcPr>
+            <w:tcW w:type="dxa" w:w="617"/>
+          </w:tcPr>
+          <w:p>
+            <w:r>
+              <w:rPr>
+                <w:b w:val="0"/>
+              </w:rPr>
+              <w:t>{giay_to_ngay}</w:t>
+            </w:r>
+          </w:p>
+        </w:tc>
+        <w:tc>
+          <w:tcPr>
+            <w:tcW w:type="dxa" w:w="617"/>
+          </w:tcPr>
+          <w:p>
+            <w:r>
+              <w:rPr>
+                <w:b w:val="0"/>
+              </w:rPr>
+              <w:t>{giay_to_co_quan}</w:t>
+            </w:r>
+          </w:p>
+        </w:tc>
+        <w:tc>
+          <w:tcPr>
+            <w:tcW w:type="dxa" w:w="617"/>
+          </w:tcPr>
+          <w:p>
+            <w:r>
+              <w:rPr>
+                <w:b w:val="0"/>
+              </w:rPr>
+              <w:t>{quoc_tich}</w:t>
+            </w:r>
+          </w:p>
+        </w:tc>
+        <w:tc>
+          <w:tcPr>
+            <w:tcW w:type="dxa" w:w="617"/>
+          </w:tcPr>
+          <w:p>
+            <w:r>
+              <w:rPr>
+                <w:b w:val="0"/>
+              </w:rPr>
+              <w:t>{dan_toc}</w:t>
+            </w:r>
+          </w:p>
+        </w:tc>
+        <w:tc>
+          <w:tcPr>
+            <w:tcW w:type="dxa" w:w="617"/>
+          </w:tcPr>
+          <w:p>
+            <w:r>
+              <w:rPr>
+                <w:b w:val="0"/>
+              </w:rPr>
+              <w:t>{dia_chi}</w:t>
+            </w:r>
+          </w:p>
+        </w:tc>
+        <w:tc>
+          <w:tcPr>
+            <w:tcW w:type="dxa" w:w="617"/>
+          </w:tcPr>
+          <w:p>
+            <w:r>
+              <w:rPr>
+                <w:b w:val="0"/>
+              </w:rPr>
+              <w:t>{von_duoc_uy_quyen_vnd}</w:t>
+            </w:r>
+          </w:p>
+        </w:tc>
+        <w:tc>
+          <w:tcPr>
+            <w:tcW w:type="dxa" w:w="617"/>
+          </w:tcPr>
+          <w:p>
+            <w:r>
+              <w:rPr>
+                <w:b w:val="0"/>
+              </w:rPr>
+              <w:t>{ty_le}</w:t>
+            </w:r>
+          </w:p>
+        </w:tc>
+        <w:tc>
+          <w:tcPr>
+            <w:tcW w:type="dxa" w:w="617"/>
+          </w:tcPr>
+          <w:p>
+            <w:r>
+              <w:rPr>
+                <w:b w:val="0"/>
+              </w:rPr>
+              <w:t>{chu_ky}</w:t>
+            </w:r>
+          </w:p>
+        </w:tc>
+        <w:tc>
+          <w:tcPr>
+            <w:tcW w:type="dxa" w:w="617"/>
+          </w:tcPr>
+          <w:p>
+            <w:r>
+              <w:rPr>
+                <w:b w:val="0"/>
+              </w:rPr>
+              <w:t>{ghi_chu}{/ds_nddpl_uy_quyen_chu_so_huu}</w:t>
+            </w:r>
+          </w:p>
+        </w:tc>
+      </w:tr>
+    </w:tbl>
+    <w:p/>
     <w:p>
       <w:pPr>
         <w:jc w:val="center"/>
@@ -3087,7 +4018,7 @@
           <w:sz w:val="24"/>
           <w:sz-cs w:val="24"/>
         </w:rPr>
-        <w:t xml:space="preserve">STTTên người đại diện theo pháp luật/người đại diện theo ủy quyềnNgày, tháng, năm sinhGiới tínhSố, ngày cấp, cơ quan cấp Giấy tờ pháp lý của cá nhân</w:t>
+        <w:t>- Thông tin về Giấy chứng nhận đăng ký đầu tư (chỉ kê khai nếu chủ sở hữu là nhà đầu tư nước ngoài):</w:t>
       </w:r>
       <w:r>
         <w:rPr>
@@ -3096,15 +4027,13 @@
           <w:sz-cs w:val="24"/>
           <w:vertAlign w:val="superscript"/>
         </w:rPr>
-        <w:t xml:space="preserve">5</w:t>
-      </w:r>
-      <w:r>
-        <w:rPr>
-          <w:rFonts w:ascii="Arial" w:hAnsi="Arial" w:cs="Arial"/>
-          <w:sz w:val="24"/>
-          <w:sz-cs w:val="24"/>
-        </w:rPr>
-        <w:t xml:space="preserve">Quốc tịchDân tộcĐịa chỉ liên lạcVốn được ủy quyền</w:t>
+      </w:r>
+      <w:r>
+        <w:rPr>
+          <w:rFonts w:ascii="Arial" w:hAnsi="Arial" w:cs="Arial"/>
+          <w:sz w:val="24"/>
+          <w:sz-cs w:val="24"/>
+        </w:rPr>
       </w:r>
       <w:r>
         <w:rPr>
@@ -3113,15 +4042,13 @@
           <w:sz-cs w:val="24"/>
           <w:vertAlign w:val="superscript"/>
         </w:rPr>
-        <w:t xml:space="preserve">6</w:t>
-      </w:r>
-      <w:r>
-        <w:rPr>
-          <w:rFonts w:ascii="Arial" w:hAnsi="Arial" w:cs="Arial"/>
-          <w:sz w:val="24"/>
-          <w:sz-cs w:val="24"/>
-        </w:rPr>
-        <w:t xml:space="preserve">Chữ ký của người đại diện theo pháp luật/người đại diện theo ủy quyền</w:t>
+      </w:r>
+      <w:r>
+        <w:rPr>
+          <w:rFonts w:ascii="Arial" w:hAnsi="Arial" w:cs="Arial"/>
+          <w:sz w:val="24"/>
+          <w:sz-cs w:val="24"/>
+        </w:rPr>
       </w:r>
       <w:r>
         <w:rPr>
@@ -3130,48 +4057,42 @@
           <w:sz-cs w:val="24"/>
           <w:vertAlign w:val="superscript"/>
         </w:rPr>
-        <w:t xml:space="preserve">8</w:t>
-      </w:r>
-      <w:r>
-        <w:rPr>
-          <w:rFonts w:ascii="Arial" w:hAnsi="Arial" w:cs="Arial"/>
-          <w:sz w:val="24"/>
-          <w:sz-cs w:val="24"/>
-        </w:rPr>
-        <w:t xml:space="preserve">Ghi chú (nếu có)</w:t>
-      </w:r>
-      <w:r>
-        <w:rPr>
-          <w:rFonts w:ascii="Arial" w:hAnsi="Arial" w:cs="Arial"/>
-          <w:sz w:val="24"/>
-          <w:sz-cs w:val="24"/>
-        </w:rPr>
-        <w:t xml:space="preserve"/>
-      </w:r>
-      <w:r>
-        <w:rPr>
-          <w:rFonts w:ascii="Arial" w:hAnsi="Arial" w:cs="Arial"/>
-          <w:sz w:val="24"/>
-          <w:sz-cs w:val="24"/>
-        </w:rPr>
-        <w:t xml:space="preserve">Tổng giá trị vốn được đại diện (</w:t>
-      </w:r>
-      <w:r>
-        <w:rPr>
-          <w:rFonts w:ascii="Arial" w:hAnsi="Arial" w:cs="Arial"/>
-          <w:sz w:val="24"/>
-          <w:sz-cs w:val="24"/>
-          <w:i/>
-        </w:rPr>
-        <w:t xml:space="preserve">bằng số; VNĐ và giá trị tương đương theo đơn vị tiền nước ngoài, nếu có)</w:t>
-      </w:r>
-      <w:r>
-        <w:rPr>
-          <w:rFonts w:ascii="Arial" w:hAnsi="Arial" w:cs="Arial"/>
-          <w:sz w:val="24"/>
-          <w:sz-cs w:val="24"/>
-        </w:rPr>
-        <w:t xml:space="preserve">Tỷ lệ</w:t>
+      </w:r>
+      <w:r>
+        <w:rPr>
+          <w:rFonts w:ascii="Arial" w:hAnsi="Arial" w:cs="Arial"/>
+          <w:sz w:val="24"/>
+          <w:sz-cs w:val="24"/>
+        </w:rPr>
+      </w:r>
+      <w:r>
+        <w:rPr>
+          <w:rFonts w:ascii="Arial" w:hAnsi="Arial" w:cs="Arial"/>
+          <w:sz w:val="24"/>
+          <w:sz-cs w:val="24"/>
+        </w:rPr>
+      </w:r>
+      <w:r>
+        <w:rPr>
+          <w:rFonts w:ascii="Arial" w:hAnsi="Arial" w:cs="Arial"/>
+          <w:sz w:val="24"/>
+          <w:sz-cs w:val="24"/>
+        </w:rPr>
+      </w:r>
+      <w:r>
+        <w:rPr>
+          <w:rFonts w:ascii="Arial" w:hAnsi="Arial" w:cs="Arial"/>
+          <w:sz w:val="24"/>
+          <w:sz-cs w:val="24"/>
+          <w:i/>
+        </w:rPr>
+      </w:r>
+      <w:r>
+        <w:rPr>
+          <w:rFonts w:ascii="Arial" w:hAnsi="Arial" w:cs="Arial"/>
+          <w:sz w:val="24"/>
+          <w:sz-cs w:val="24"/>
+        </w:rPr>
       </w:r>
       <w:r>
         <w:rPr>
@@ -3180,23 +4101,20 @@
           <w:sz-cs w:val="24"/>
           <w:vertAlign w:val="superscript"/>
         </w:rPr>
-        <w:t xml:space="preserve">7</w:t>
-      </w:r>
-      <w:r>
-        <w:rPr>
-          <w:rFonts w:ascii="Arial" w:hAnsi="Arial" w:cs="Arial"/>
-          <w:sz w:val="24"/>
-          <w:sz-cs w:val="24"/>
-        </w:rPr>
-        <w:t xml:space="preserve"> (%)Thời điểm đại diện phần vốn</w:t>
-      </w:r>
-      <w:r>
-        <w:rPr>
-          <w:rFonts w:ascii="Arial" w:hAnsi="Arial" w:cs="Arial"/>
-          <w:sz w:val="24"/>
-          <w:sz-cs w:val="24"/>
-        </w:rPr>
-        <w:t xml:space="preserve"/>
+      </w:r>
+      <w:r>
+        <w:rPr>
+          <w:rFonts w:ascii="Arial" w:hAnsi="Arial" w:cs="Arial"/>
+          <w:sz w:val="24"/>
+          <w:sz-cs w:val="24"/>
+        </w:rPr>
+      </w:r>
+      <w:r>
+        <w:rPr>
+          <w:rFonts w:ascii="Arial" w:hAnsi="Arial" w:cs="Arial"/>
+          <w:sz w:val="24"/>
+          <w:sz-cs w:val="24"/>
+        </w:rPr>
       </w:r>
       <w:r>
         <w:rPr>
@@ -3205,56 +4123,49 @@
           <w:sz-cs w:val="24"/>
           <w:b/>
         </w:rPr>
-        <w:t xml:space="preserve">12345678910111213</w:t>
-      </w:r>
-      <w:r>
-        <w:rPr>
-          <w:rFonts w:ascii="Arial" w:hAnsi="Arial" w:cs="Arial"/>
-          <w:sz w:val="24"/>
-          <w:sz-cs w:val="24"/>
-        </w:rPr>
-        <w:t xml:space="preserve"/>
-      </w:r>
-      <w:r>
-        <w:rPr>
-          <w:rFonts w:ascii="Arial" w:hAnsi="Arial" w:cs="Arial"/>
-          <w:sz w:val="24"/>
-          <w:sz-cs w:val="24"/>
-        </w:rPr>
-        <w:t xml:space="preserve"/>
-      </w:r>
-      <w:r>
-        <w:rPr>
-          <w:rFonts w:ascii="Arial" w:hAnsi="Arial" w:cs="Arial"/>
-          <w:sz w:val="24"/>
-          <w:sz-cs w:val="24"/>
-        </w:rPr>
-        <w:t xml:space="preserve"/>
-      </w:r>
-      <w:r>
-        <w:rPr>
-          <w:rFonts w:ascii="Arial" w:hAnsi="Arial" w:cs="Arial"/>
-          <w:sz w:val="24"/>
-          <w:sz-cs w:val="24"/>
-        </w:rPr>
-        <w:t xml:space="preserve">- Thông tin về Giấy chứng nhận đăng ký đầu tư (</w:t>
-      </w:r>
-      <w:r>
-        <w:rPr>
-          <w:rFonts w:ascii="Arial" w:hAnsi="Arial" w:cs="Arial"/>
-          <w:sz w:val="24"/>
-          <w:sz-cs w:val="24"/>
-          <w:i/>
-        </w:rPr>
-        <w:t xml:space="preserve">chỉ kê khai nếu chủ sở hữu là nhà đầu tư nước ngoài</w:t>
-      </w:r>
-      <w:r>
-        <w:rPr>
-          <w:rFonts w:ascii="Arial" w:hAnsi="Arial" w:cs="Arial"/>
-          <w:sz w:val="24"/>
-          <w:sz-cs w:val="24"/>
-        </w:rPr>
-        <w:t xml:space="preserve">):</w:t>
+      </w:r>
+      <w:r>
+        <w:rPr>
+          <w:rFonts w:ascii="Arial" w:hAnsi="Arial" w:cs="Arial"/>
+          <w:sz w:val="24"/>
+          <w:sz-cs w:val="24"/>
+        </w:rPr>
+      </w:r>
+      <w:r>
+        <w:rPr>
+          <w:rFonts w:ascii="Arial" w:hAnsi="Arial" w:cs="Arial"/>
+          <w:sz w:val="24"/>
+          <w:sz-cs w:val="24"/>
+        </w:rPr>
+      </w:r>
+      <w:r>
+        <w:rPr>
+          <w:rFonts w:ascii="Arial" w:hAnsi="Arial" w:cs="Arial"/>
+          <w:sz w:val="24"/>
+          <w:sz-cs w:val="24"/>
+        </w:rPr>
+      </w:r>
+      <w:r>
+        <w:rPr>
+          <w:rFonts w:ascii="Arial" w:hAnsi="Arial" w:cs="Arial"/>
+          <w:sz w:val="24"/>
+          <w:sz-cs w:val="24"/>
+        </w:rPr>
+      </w:r>
+      <w:r>
+        <w:rPr>
+          <w:rFonts w:ascii="Arial" w:hAnsi="Arial" w:cs="Arial"/>
+          <w:sz w:val="24"/>
+          <w:sz-cs w:val="24"/>
+          <w:i/>
+        </w:rPr>
+      </w:r>
+      <w:r>
+        <w:rPr>
+          <w:rFonts w:ascii="Arial" w:hAnsi="Arial" w:cs="Arial"/>
+          <w:sz w:val="24"/>
+          <w:sz-cs w:val="24"/>
+        </w:rPr>
       </w:r>
     </w:p>
     <w:p>
@@ -3280,7 +4191,7 @@
           <w:sz w:val="24"/>
           <w:sz-cs w:val="24"/>
         </w:rPr>
-        <w:t>Ngày cấp: {ndd.ngay_cap} Cơ quan cấp: {co_quan_cap}</w:t>
+        <w:t>Ngày cấp: {ngay_cap} Cơ quan cấp: {co_quan_cap}</w:t>
         <w:tab/>
       </w:r>
     </w:p>

--- a/app/templates/PLI_M02.docx
+++ b/app/templates/PLI_M02.docx
@@ -4440,6 +4440,272 @@
         <w:t xml:space="preserve">7. Nguồn vốn điều lệ:</w:t>
       </w:r>
     </w:p>
+    <w:tbl xmlns:ns1="urn:orca:p1b-temp">
+      <w:tblPr>
+        <w:tblW w:type="auto" w:w="0"/>
+        <w:tblLook w:firstColumn="1" w:firstRow="1" w:lastColumn="0" w:lastRow="0" w:noHBand="0" w:noVBand="1" w:val="04A0"/>
+        <w:tblBorders>
+          <w:top w:val="single" w:sz="4" w:color="000000"/>
+          <w:left w:val="single" w:sz="4" w:color="000000"/>
+          <w:bottom w:val="single" w:sz="4" w:color="000000"/>
+          <w:right w:val="single" w:sz="4" w:color="000000"/>
+          <w:insideH w:val="single" w:sz="4" w:color="000000"/>
+          <w:insideV w:val="single" w:sz="4" w:color="000000"/>
+        </w:tblBorders>
+      </w:tblPr>
+      <w:tblGrid>
+        <w:gridCol w:w="2880"/>
+        <w:gridCol w:w="2880"/>
+        <w:gridCol w:w="2880"/>
+      </w:tblGrid>
+      <w:tr>
+        <w:tc>
+          <w:tcPr>
+            <w:tcW w:type="dxa" w:w="2880"/>
+          </w:tcPr>
+          <w:p>
+            <w:r>
+              <w:rPr>
+                <w:b/>
+              </w:rPr>
+              <w:t>Loại nguồn vốn</w:t>
+            </w:r>
+          </w:p>
+        </w:tc>
+        <w:tc>
+          <w:tcPr>
+            <w:tcW w:type="dxa" w:w="2880"/>
+          </w:tcPr>
+          <w:p>
+            <w:r>
+              <w:rPr>
+                <w:b/>
+              </w:rPr>
+              <w:t>Số tiền (bằng số; VNĐ và giá trị tương đương theo đơn vị tiền nước ngoài, nếu có)</w:t>
+            </w:r>
+          </w:p>
+        </w:tc>
+        <w:tc>
+          <w:tcPr>
+            <w:tcW w:type="dxa" w:w="2880"/>
+          </w:tcPr>
+          <w:p>
+            <w:r>
+              <w:rPr>
+                <w:b/>
+              </w:rPr>
+              <w:t>Tỷ lệ (%)</w:t>
+            </w:r>
+          </w:p>
+        </w:tc>
+      </w:tr>
+      <w:tr>
+        <w:tc>
+          <w:tcPr>
+            <w:tcW w:type="dxa" w:w="2880"/>
+          </w:tcPr>
+          <w:p>
+            <w:r>
+              <w:rPr>
+                <w:b w:val="0"/>
+              </w:rPr>
+              <w:t>Vốn ngân sách nhà nước</w:t>
+            </w:r>
+          </w:p>
+        </w:tc>
+        <w:tc>
+          <w:tcPr>
+            <w:tcW w:type="dxa" w:w="2880"/>
+          </w:tcPr>
+          <w:p>
+            <w:r>
+              <w:rPr>
+                <w:b w:val="0"/>
+              </w:rPr>
+              <w:t>{nguon_von_dieu_le.von_ngan_sach_nha_nuoc.so_tien_vnd_va_tuong_duong}</w:t>
+            </w:r>
+          </w:p>
+        </w:tc>
+        <w:tc>
+          <w:tcPr>
+            <w:tcW w:type="dxa" w:w="2880"/>
+          </w:tcPr>
+          <w:p>
+            <w:r>
+              <w:rPr>
+                <w:b w:val="0"/>
+              </w:rPr>
+              <w:t>{nguon_von_dieu_le.von_ngan_sach_nha_nuoc.ty_le}</w:t>
+            </w:r>
+          </w:p>
+        </w:tc>
+      </w:tr>
+      <w:tr>
+        <w:tc>
+          <w:tcPr>
+            <w:tcW w:type="dxa" w:w="2880"/>
+          </w:tcPr>
+          <w:p>
+            <w:r>
+              <w:rPr>
+                <w:b w:val="0"/>
+              </w:rPr>
+              <w:t>Vốn tư nhân</w:t>
+            </w:r>
+          </w:p>
+        </w:tc>
+        <w:tc>
+          <w:tcPr>
+            <w:tcW w:type="dxa" w:w="2880"/>
+          </w:tcPr>
+          <w:p>
+            <w:r>
+              <w:rPr>
+                <w:b w:val="0"/>
+              </w:rPr>
+              <w:t>{nguon_von_dieu_le.von_tu_nhan.so_tien_vnd_va_tuong_duong}</w:t>
+            </w:r>
+          </w:p>
+        </w:tc>
+        <w:tc>
+          <w:tcPr>
+            <w:tcW w:type="dxa" w:w="2880"/>
+          </w:tcPr>
+          <w:p>
+            <w:r>
+              <w:rPr>
+                <w:b w:val="0"/>
+              </w:rPr>
+              <w:t>{nguon_von_dieu_le.von_tu_nhan.ty_le}</w:t>
+            </w:r>
+          </w:p>
+        </w:tc>
+      </w:tr>
+      <w:tr>
+        <w:tc>
+          <w:tcPr>
+            <w:tcW w:type="dxa" w:w="2880"/>
+          </w:tcPr>
+          <w:p>
+            <w:r>
+              <w:rPr>
+                <w:b w:val="0"/>
+              </w:rPr>
+              <w:t>Vốn nước ngoài</w:t>
+            </w:r>
+          </w:p>
+        </w:tc>
+        <w:tc>
+          <w:tcPr>
+            <w:tcW w:type="dxa" w:w="2880"/>
+          </w:tcPr>
+          <w:p>
+            <w:r>
+              <w:rPr>
+                <w:b w:val="0"/>
+              </w:rPr>
+              <w:t>{nguon_von_dieu_le.von_nuoc_ngoai.so_tien_vnd_va_tuong_duong}</w:t>
+            </w:r>
+          </w:p>
+        </w:tc>
+        <w:tc>
+          <w:tcPr>
+            <w:tcW w:type="dxa" w:w="2880"/>
+          </w:tcPr>
+          <w:p>
+            <w:r>
+              <w:rPr>
+                <w:b w:val="0"/>
+              </w:rPr>
+              <w:t>{nguon_von_dieu_le.von_nuoc_ngoai.ty_le}</w:t>
+            </w:r>
+          </w:p>
+        </w:tc>
+      </w:tr>
+      <w:tr>
+        <w:tc>
+          <w:tcPr>
+            <w:tcW w:type="dxa" w:w="2880"/>
+          </w:tcPr>
+          <w:p>
+            <w:r>
+              <w:rPr>
+                <w:b w:val="0"/>
+              </w:rPr>
+              <w:t>Vốn khác</w:t>
+            </w:r>
+          </w:p>
+        </w:tc>
+        <w:tc>
+          <w:tcPr>
+            <w:tcW w:type="dxa" w:w="2880"/>
+          </w:tcPr>
+          <w:p>
+            <w:r>
+              <w:rPr>
+                <w:b w:val="0"/>
+              </w:rPr>
+              <w:t>{nguon_von_dieu_le.von_khac.so_tien_vnd_va_tuong_duong}</w:t>
+            </w:r>
+          </w:p>
+        </w:tc>
+        <w:tc>
+          <w:tcPr>
+            <w:tcW w:type="dxa" w:w="2880"/>
+          </w:tcPr>
+          <w:p>
+            <w:r>
+              <w:rPr>
+                <w:b w:val="0"/>
+              </w:rPr>
+              <w:t>{nguon_von_dieu_le.von_khac.ty_le}</w:t>
+            </w:r>
+          </w:p>
+        </w:tc>
+      </w:tr>
+      <w:tr>
+        <w:tc>
+          <w:tcPr>
+            <w:tcW w:type="dxa" w:w="2880"/>
+          </w:tcPr>
+          <w:p>
+            <w:r>
+              <w:rPr>
+                <w:b w:val="0"/>
+              </w:rPr>
+              <w:t>Tổng cộng</w:t>
+            </w:r>
+          </w:p>
+        </w:tc>
+        <w:tc>
+          <w:tcPr>
+            <w:tcW w:type="dxa" w:w="2880"/>
+          </w:tcPr>
+          <w:p>
+            <w:r>
+              <w:rPr>
+                <w:b w:val="0"/>
+              </w:rPr>
+              <w:t>{nguon_von_dieu_le.tong_cong.so_tien_vnd_va_tuong_duong}</w:t>
+            </w:r>
+          </w:p>
+        </w:tc>
+        <w:tc>
+          <w:tcPr>
+            <w:tcW w:type="dxa" w:w="2880"/>
+          </w:tcPr>
+          <w:p>
+            <w:r>
+              <w:rPr>
+                <w:b w:val="0"/>
+              </w:rPr>
+              <w:t>{nguon_von_dieu_le.tong_cong.ty_le}</w:t>
+            </w:r>
+          </w:p>
+        </w:tc>
+      </w:tr>
+    </w:tbl>
+    <w:p/>
     <w:p>
       <w:pPr>
         <w:jc w:val="center"/>
@@ -4450,95 +4716,605 @@
           <w:rFonts w:ascii="Arial" w:hAnsi="Arial" w:cs="Arial"/>
           <w:sz w:val="24"/>
           <w:sz-cs w:val="24"/>
+        </w:rPr>
+        <w:t xml:space="preserve"/>
+      </w:r>
+    </w:p>
+    <w:p>
+      <w:pPr>
+        <w:jc w:val="center"/>
+        <w:spacing w:before="120"/>
+      </w:pPr>
+      <w:r>
+        <w:rPr>
+          <w:rFonts w:ascii="Arial" w:hAnsi="Arial" w:cs="Arial"/>
+          <w:sz w:val="24"/>
+          <w:sz-cs w:val="24"/>
+        </w:rPr>
+        <w:t xml:space="preserve"/>
+      </w:r>
+    </w:p>
+    <w:p>
+      <w:pPr>
+        <w:jc w:val="center"/>
+        <w:spacing w:before="120"/>
+      </w:pPr>
+      <w:r>
+        <w:rPr>
+          <w:rFonts w:ascii="Arial" w:hAnsi="Arial" w:cs="Arial"/>
+          <w:sz w:val="24"/>
+          <w:sz-cs w:val="24"/>
+        </w:rPr>
+        <w:t xml:space="preserve"/>
+      </w:r>
+    </w:p>
+    <w:p>
+      <w:pPr>
+        <w:jc w:val="center"/>
+        <w:spacing w:before="120"/>
+      </w:pPr>
+      <w:r>
+        <w:rPr>
+          <w:rFonts w:ascii="Arial" w:hAnsi="Arial" w:cs="Arial"/>
+          <w:sz w:val="24"/>
+          <w:sz-cs w:val="24"/>
+        </w:rPr>
+        <w:t xml:space="preserve"/>
+      </w:r>
+    </w:p>
+    <w:p>
+      <w:pPr>
+        <w:jc w:val="center"/>
+        <w:spacing w:before="120"/>
+      </w:pPr>
+      <w:r>
+        <w:rPr>
+          <w:rFonts w:ascii="Arial" w:hAnsi="Arial" w:cs="Arial"/>
+          <w:sz w:val="24"/>
+          <w:sz-cs w:val="24"/>
+        </w:rPr>
+        <w:t xml:space="preserve"/>
+      </w:r>
+    </w:p>
+    <w:p>
+      <w:pPr>
+        <w:jc w:val="center"/>
+        <w:spacing w:before="120"/>
+      </w:pPr>
+      <w:r>
+        <w:rPr>
+          <w:rFonts w:ascii="Arial" w:hAnsi="Arial" w:cs="Arial"/>
+          <w:sz w:val="24"/>
+          <w:sz-cs w:val="24"/>
+        </w:rPr>
+        <w:t xml:space="preserve"/>
+      </w:r>
+    </w:p>
+    <w:p>
+      <w:pPr>
+        <w:jc w:val="center"/>
+        <w:spacing w:before="120"/>
+      </w:pPr>
+      <w:r>
+        <w:rPr>
+          <w:rFonts w:ascii="Arial" w:hAnsi="Arial" w:cs="Arial"/>
+          <w:sz w:val="24"/>
+          <w:sz-cs w:val="24"/>
+        </w:rPr>
+        <w:t xml:space="preserve"/>
+      </w:r>
+    </w:p>
+    <w:p>
+      <w:pPr>
+        <w:jc w:val="center"/>
+        <w:spacing w:before="120"/>
+      </w:pPr>
+      <w:r>
+        <w:rPr>
+          <w:rFonts w:ascii="Arial" w:hAnsi="Arial" w:cs="Arial"/>
+          <w:sz w:val="24"/>
+          <w:sz-cs w:val="24"/>
+        </w:rPr>
+        <w:t xml:space="preserve"/>
+      </w:r>
+    </w:p>
+    <w:p>
+      <w:pPr>
+        <w:jc w:val="center"/>
+        <w:spacing w:before="120"/>
+      </w:pPr>
+      <w:r>
+        <w:rPr>
+          <w:rFonts w:ascii="Arial" w:hAnsi="Arial" w:cs="Arial"/>
+          <w:sz w:val="24"/>
+          <w:sz-cs w:val="24"/>
+        </w:rPr>
+        <w:t xml:space="preserve"/>
+      </w:r>
+    </w:p>
+    <w:p>
+      <w:pPr>
+        <w:jc w:val="center"/>
+        <w:spacing w:before="120"/>
+      </w:pPr>
+      <w:r>
+        <w:rPr>
+          <w:rFonts w:ascii="Arial" w:hAnsi="Arial" w:cs="Arial"/>
+          <w:sz w:val="24"/>
+          <w:sz-cs w:val="24"/>
+        </w:rPr>
+        <w:t xml:space="preserve"/>
+      </w:r>
+    </w:p>
+    <w:p>
+      <w:pPr>
+        <w:spacing w:before="120"/>
+      </w:pPr>
+      <w:r>
+        <w:rPr>
+          <w:rFonts w:ascii="Arial" w:hAnsi="Arial" w:cs="Arial"/>
+          <w:sz w:val="24"/>
+          <w:sz-cs w:val="24"/>
           <w:b/>
         </w:rPr>
-        <w:t xml:space="preserve">Loại nguồn vốn</w:t>
-      </w:r>
-    </w:p>
-    <w:p>
-      <w:pPr>
-        <w:jc w:val="center"/>
-        <w:spacing w:before="120"/>
-      </w:pPr>
-      <w:r>
-        <w:rPr>
-          <w:rFonts w:ascii="Arial" w:hAnsi="Arial" w:cs="Arial"/>
-          <w:sz w:val="24"/>
-          <w:sz-cs w:val="24"/>
-          <w:b/>
-        </w:rPr>
-        <w:t xml:space="preserve">Số tiền (</w:t>
-      </w:r>
-      <w:r>
-        <w:rPr>
-          <w:rFonts w:ascii="Arial" w:hAnsi="Arial" w:cs="Arial"/>
-          <w:sz w:val="24"/>
-          <w:sz-cs w:val="24"/>
-          <w:b/>
-          <w:i/>
-        </w:rPr>
-        <w:t xml:space="preserve">bằng số; VNĐ và giá trị tương đương theo đơn vị tiền nước ngoài, nếu có</w:t>
-      </w:r>
-      <w:r>
-        <w:rPr>
-          <w:rFonts w:ascii="Arial" w:hAnsi="Arial" w:cs="Arial"/>
-          <w:sz w:val="24"/>
-          <w:sz-cs w:val="24"/>
-          <w:b/>
-        </w:rPr>
-        <w:t xml:space="preserve">)</w:t>
-      </w:r>
-    </w:p>
-    <w:p>
-      <w:pPr>
-        <w:jc w:val="center"/>
-        <w:spacing w:before="120"/>
-      </w:pPr>
-      <w:r>
-        <w:rPr>
-          <w:rFonts w:ascii="Arial" w:hAnsi="Arial" w:cs="Arial"/>
-          <w:sz w:val="24"/>
-          <w:sz-cs w:val="24"/>
-          <w:b/>
-        </w:rPr>
-        <w:t xml:space="preserve">Tỷ lệ (</w:t>
-      </w:r>
-      <w:r>
-        <w:rPr>
-          <w:rFonts w:ascii="Arial" w:hAnsi="Arial" w:cs="Arial"/>
-          <w:sz w:val="24"/>
-          <w:sz-cs w:val="24"/>
-          <w:b/>
-          <w:i/>
-        </w:rPr>
-        <w:t xml:space="preserve">%</w:t>
-      </w:r>
-      <w:r>
-        <w:rPr>
-          <w:rFonts w:ascii="Arial" w:hAnsi="Arial" w:cs="Arial"/>
-          <w:sz w:val="24"/>
-          <w:sz-cs w:val="24"/>
-          <w:b/>
-        </w:rPr>
-        <w:t xml:space="preserve">)</w:t>
-      </w:r>
-    </w:p>
-    <w:p>
-      <w:pPr>
-        <w:spacing w:before="120"/>
-      </w:pPr>
-      <w:r>
-        <w:rPr>
-          <w:rFonts w:ascii="Arial" w:hAnsi="Arial" w:cs="Arial"/>
-          <w:sz w:val="24"/>
-          <w:sz-cs w:val="24"/>
-        </w:rPr>
-        <w:t xml:space="preserve">Vốn ngân sách nhà nước</w:t>
-      </w:r>
-    </w:p>
-    <w:p>
-      <w:pPr>
-        <w:jc w:val="center"/>
+        <w:t xml:space="preserve">8. Tài sản góp vốn:</w:t>
+      </w:r>
+    </w:p>
+    <w:tbl xmlns:ns2="urn:orca:p1b-temp">
+      <w:tblPr>
+        <w:tblW w:type="auto" w:w="0"/>
+        <w:tblLook w:firstColumn="1" w:firstRow="1" w:lastColumn="0" w:lastRow="0" w:noHBand="0" w:noVBand="1" w:val="04A0"/>
+        <w:tblBorders>
+          <w:top w:val="single" w:sz="4" w:color="000000"/>
+          <w:left w:val="single" w:sz="4" w:color="000000"/>
+          <w:bottom w:val="single" w:sz="4" w:color="000000"/>
+          <w:right w:val="single" w:sz="4" w:color="000000"/>
+          <w:insideH w:val="single" w:sz="4" w:color="000000"/>
+          <w:insideV w:val="single" w:sz="4" w:color="000000"/>
+        </w:tblBorders>
+      </w:tblPr>
+      <w:tblGrid>
+        <w:gridCol w:w="2160"/>
+        <w:gridCol w:w="2160"/>
+        <w:gridCol w:w="2160"/>
+        <w:gridCol w:w="2160"/>
+      </w:tblGrid>
+      <w:tr>
+        <w:tc>
+          <w:tcPr>
+            <w:tcW w:type="dxa" w:w="2160"/>
+          </w:tcPr>
+          <w:p>
+            <w:r>
+              <w:rPr>
+                <w:b/>
+              </w:rPr>
+              <w:t>Tài sản góp vốn</w:t>
+            </w:r>
+          </w:p>
+        </w:tc>
+        <w:tc>
+          <w:tcPr>
+            <w:tcW w:type="dxa" w:w="2160"/>
+          </w:tcPr>
+          <w:p>
+            <w:r>
+              <w:rPr>
+                <w:b/>
+              </w:rPr>
+              <w:t>Ghi rõ loại ngoại tệ, số tiền được góp bằng mỗi loại ngoại tệ / loại tài sản, số lượng và giá trị còn lại của mỗi loại tài sản</w:t>
+            </w:r>
+          </w:p>
+        </w:tc>
+        <w:tc>
+          <w:tcPr>
+            <w:tcW w:type="dxa" w:w="2160"/>
+          </w:tcPr>
+          <w:p>
+            <w:r>
+              <w:rPr>
+                <w:b/>
+              </w:rPr>
+              <w:t>Giá trị vốn của từng tài sản trong vốn điều lệ (bằng số, VNĐ)</w:t>
+            </w:r>
+          </w:p>
+        </w:tc>
+        <w:tc>
+          <w:tcPr>
+            <w:tcW w:type="dxa" w:w="2160"/>
+          </w:tcPr>
+          <w:p>
+            <w:r>
+              <w:rPr>
+                <w:b/>
+              </w:rPr>
+              <w:t>Tỷ lệ (%)</w:t>
+            </w:r>
+          </w:p>
+        </w:tc>
+      </w:tr>
+      <w:tr>
+        <w:tc>
+          <w:tcPr>
+            <w:tcW w:type="dxa" w:w="2160"/>
+          </w:tcPr>
+          <w:p>
+            <w:r>
+              <w:rPr>
+                <w:b w:val="0"/>
+              </w:rPr>
+              <w:t>Đồng Việt Nam</w:t>
+            </w:r>
+          </w:p>
+        </w:tc>
+        <w:tc>
+          <w:tcPr>
+            <w:tcW w:type="dxa" w:w="2160"/>
+          </w:tcPr>
+          <w:p>
+            <w:r>
+              <w:rPr>
+                <w:b w:val="0"/>
+              </w:rPr>
+              <w:t>{co_cau_tai_san_gop_von_dieu_le.dong_viet_nam.chi_tiet_ngoai_te_tai_san_khac}</w:t>
+            </w:r>
+          </w:p>
+        </w:tc>
+        <w:tc>
+          <w:tcPr>
+            <w:tcW w:type="dxa" w:w="2160"/>
+          </w:tcPr>
+          <w:p>
+            <w:r>
+              <w:rPr>
+                <w:b w:val="0"/>
+              </w:rPr>
+              <w:t>{co_cau_tai_san_gop_von_dieu_le.dong_viet_nam.gia_tri_vnd}</w:t>
+            </w:r>
+          </w:p>
+        </w:tc>
+        <w:tc>
+          <w:tcPr>
+            <w:tcW w:type="dxa" w:w="2160"/>
+          </w:tcPr>
+          <w:p>
+            <w:r>
+              <w:rPr>
+                <w:b w:val="0"/>
+              </w:rPr>
+              <w:t>{co_cau_tai_san_gop_von_dieu_le.dong_viet_nam.ty_le}</w:t>
+            </w:r>
+          </w:p>
+        </w:tc>
+      </w:tr>
+      <w:tr>
+        <w:tc>
+          <w:tcPr>
+            <w:tcW w:type="dxa" w:w="2160"/>
+          </w:tcPr>
+          <w:p>
+            <w:r>
+              <w:rPr>
+                <w:b w:val="0"/>
+              </w:rPr>
+              <w:t>Ngoại tệ tự do chuyển đổi (ghi rõ loại ngoại tệ, số tiền được góp bằng mỗi loại ngoại tệ)</w:t>
+            </w:r>
+          </w:p>
+        </w:tc>
+        <w:tc>
+          <w:tcPr>
+            <w:tcW w:type="dxa" w:w="2160"/>
+          </w:tcPr>
+          <w:p>
+            <w:r>
+              <w:rPr>
+                <w:b w:val="0"/>
+              </w:rPr>
+              <w:t>{co_cau_tai_san_gop_von_dieu_le.ngoai_te_tu_do_chuyen_doi.chi_tiet_ngoai_te_tai_san_khac}</w:t>
+            </w:r>
+          </w:p>
+        </w:tc>
+        <w:tc>
+          <w:tcPr>
+            <w:tcW w:type="dxa" w:w="2160"/>
+          </w:tcPr>
+          <w:p>
+            <w:r>
+              <w:rPr>
+                <w:b w:val="0"/>
+              </w:rPr>
+              <w:t>{co_cau_tai_san_gop_von_dieu_le.ngoai_te_tu_do_chuyen_doi.gia_tri_vnd}</w:t>
+            </w:r>
+          </w:p>
+        </w:tc>
+        <w:tc>
+          <w:tcPr>
+            <w:tcW w:type="dxa" w:w="2160"/>
+          </w:tcPr>
+          <w:p>
+            <w:r>
+              <w:rPr>
+                <w:b w:val="0"/>
+              </w:rPr>
+              <w:t>{co_cau_tai_san_gop_von_dieu_le.ngoai_te_tu_do_chuyen_doi.ty_le}</w:t>
+            </w:r>
+          </w:p>
+        </w:tc>
+      </w:tr>
+      <w:tr>
+        <w:tc>
+          <w:tcPr>
+            <w:tcW w:type="dxa" w:w="2160"/>
+          </w:tcPr>
+          <w:p>
+            <w:r>
+              <w:rPr>
+                <w:b w:val="0"/>
+              </w:rPr>
+              <w:t>Vàng</w:t>
+            </w:r>
+          </w:p>
+        </w:tc>
+        <w:tc>
+          <w:tcPr>
+            <w:tcW w:type="dxa" w:w="2160"/>
+          </w:tcPr>
+          <w:p>
+            <w:r>
+              <w:rPr>
+                <w:b w:val="0"/>
+              </w:rPr>
+              <w:t>{co_cau_tai_san_gop_von_dieu_le.vang.chi_tiet_ngoai_te_tai_san_khac}</w:t>
+            </w:r>
+          </w:p>
+        </w:tc>
+        <w:tc>
+          <w:tcPr>
+            <w:tcW w:type="dxa" w:w="2160"/>
+          </w:tcPr>
+          <w:p>
+            <w:r>
+              <w:rPr>
+                <w:b w:val="0"/>
+              </w:rPr>
+              <w:t>{co_cau_tai_san_gop_von_dieu_le.vang.gia_tri_vnd}</w:t>
+            </w:r>
+          </w:p>
+        </w:tc>
+        <w:tc>
+          <w:tcPr>
+            <w:tcW w:type="dxa" w:w="2160"/>
+          </w:tcPr>
+          <w:p>
+            <w:r>
+              <w:rPr>
+                <w:b w:val="0"/>
+              </w:rPr>
+              <w:t>{co_cau_tai_san_gop_von_dieu_le.vang.ty_le}</w:t>
+            </w:r>
+          </w:p>
+        </w:tc>
+      </w:tr>
+      <w:tr>
+        <w:tc>
+          <w:tcPr>
+            <w:tcW w:type="dxa" w:w="2160"/>
+          </w:tcPr>
+          <w:p>
+            <w:r>
+              <w:rPr>
+                <w:b w:val="0"/>
+              </w:rPr>
+              <w:t>Quyền sử dụng đất</w:t>
+            </w:r>
+          </w:p>
+        </w:tc>
+        <w:tc>
+          <w:tcPr>
+            <w:tcW w:type="dxa" w:w="2160"/>
+          </w:tcPr>
+          <w:p>
+            <w:r>
+              <w:rPr>
+                <w:b w:val="0"/>
+              </w:rPr>
+              <w:t>{co_cau_tai_san_gop_von_dieu_le.quyen_su_dung_dat.chi_tiet_ngoai_te_tai_san_khac}</w:t>
+            </w:r>
+          </w:p>
+        </w:tc>
+        <w:tc>
+          <w:tcPr>
+            <w:tcW w:type="dxa" w:w="2160"/>
+          </w:tcPr>
+          <w:p>
+            <w:r>
+              <w:rPr>
+                <w:b w:val="0"/>
+              </w:rPr>
+              <w:t>{co_cau_tai_san_gop_von_dieu_le.quyen_su_dung_dat.gia_tri_vnd}</w:t>
+            </w:r>
+          </w:p>
+        </w:tc>
+        <w:tc>
+          <w:tcPr>
+            <w:tcW w:type="dxa" w:w="2160"/>
+          </w:tcPr>
+          <w:p>
+            <w:r>
+              <w:rPr>
+                <w:b w:val="0"/>
+              </w:rPr>
+              <w:t>{co_cau_tai_san_gop_von_dieu_le.quyen_su_dung_dat.ty_le}</w:t>
+            </w:r>
+          </w:p>
+        </w:tc>
+      </w:tr>
+      <w:tr>
+        <w:tc>
+          <w:tcPr>
+            <w:tcW w:type="dxa" w:w="2160"/>
+          </w:tcPr>
+          <w:p>
+            <w:r>
+              <w:rPr>
+                <w:b w:val="0"/>
+              </w:rPr>
+              <w:t>Quyền sở hữu trí tuệ</w:t>
+            </w:r>
+          </w:p>
+        </w:tc>
+        <w:tc>
+          <w:tcPr>
+            <w:tcW w:type="dxa" w:w="2160"/>
+          </w:tcPr>
+          <w:p>
+            <w:r>
+              <w:rPr>
+                <w:b w:val="0"/>
+              </w:rPr>
+              <w:t>{co_cau_tai_san_gop_von_dieu_le.quyen_so_huu_tri_tue.chi_tiet_ngoai_te_tai_san_khac}</w:t>
+            </w:r>
+          </w:p>
+        </w:tc>
+        <w:tc>
+          <w:tcPr>
+            <w:tcW w:type="dxa" w:w="2160"/>
+          </w:tcPr>
+          <w:p>
+            <w:r>
+              <w:rPr>
+                <w:b w:val="0"/>
+              </w:rPr>
+              <w:t>{co_cau_tai_san_gop_von_dieu_le.quyen_so_huu_tri_tue.gia_tri_vnd}</w:t>
+            </w:r>
+          </w:p>
+        </w:tc>
+        <w:tc>
+          <w:tcPr>
+            <w:tcW w:type="dxa" w:w="2160"/>
+          </w:tcPr>
+          <w:p>
+            <w:r>
+              <w:rPr>
+                <w:b w:val="0"/>
+              </w:rPr>
+              <w:t>{co_cau_tai_san_gop_von_dieu_le.quyen_so_huu_tri_tue.ty_le}</w:t>
+            </w:r>
+          </w:p>
+        </w:tc>
+      </w:tr>
+      <w:tr>
+        <w:tc>
+          <w:tcPr>
+            <w:tcW w:type="dxa" w:w="2160"/>
+          </w:tcPr>
+          <w:p>
+            <w:r>
+              <w:rPr>
+                <w:b w:val="0"/>
+              </w:rPr>
+              <w:t>Các tài sản khác (ghi rõ loại tài sản, số lượng và giá trị còn lại của mỗi loại tài sản, có thể lập thành danh mục riêng kèm theo hồ sơ đăng ký doanh nghiệp)</w:t>
+            </w:r>
+          </w:p>
+        </w:tc>
+        <w:tc>
+          <w:tcPr>
+            <w:tcW w:type="dxa" w:w="2160"/>
+          </w:tcPr>
+          <w:p>
+            <w:r>
+              <w:rPr>
+                <w:b w:val="0"/>
+              </w:rPr>
+              <w:t>{co_cau_tai_san_gop_von_dieu_le.tai_san_khac.chi_tiet_ngoai_te_tai_san_khac}</w:t>
+            </w:r>
+          </w:p>
+        </w:tc>
+        <w:tc>
+          <w:tcPr>
+            <w:tcW w:type="dxa" w:w="2160"/>
+          </w:tcPr>
+          <w:p>
+            <w:r>
+              <w:rPr>
+                <w:b w:val="0"/>
+              </w:rPr>
+              <w:t>{co_cau_tai_san_gop_von_dieu_le.tai_san_khac.gia_tri_vnd}</w:t>
+            </w:r>
+          </w:p>
+        </w:tc>
+        <w:tc>
+          <w:tcPr>
+            <w:tcW w:type="dxa" w:w="2160"/>
+          </w:tcPr>
+          <w:p>
+            <w:r>
+              <w:rPr>
+                <w:b w:val="0"/>
+              </w:rPr>
+              <w:t>{co_cau_tai_san_gop_von_dieu_le.tai_san_khac.ty_le}</w:t>
+            </w:r>
+          </w:p>
+        </w:tc>
+      </w:tr>
+      <w:tr>
+        <w:tc>
+          <w:tcPr>
+            <w:tcW w:type="dxa" w:w="2160"/>
+          </w:tcPr>
+          <w:p>
+            <w:r>
+              <w:rPr>
+                <w:b w:val="0"/>
+              </w:rPr>
+              <w:t>Tổng số</w:t>
+            </w:r>
+          </w:p>
+        </w:tc>
+        <w:tc>
+          <w:tcPr>
+            <w:tcW w:type="dxa" w:w="2160"/>
+          </w:tcPr>
+          <w:p>
+            <w:r>
+              <w:rPr>
+                <w:b w:val="0"/>
+              </w:rPr>
+              <w:t>{co_cau_tai_san_gop_von_dieu_le.tong_so.chi_tiet_ngoai_te_tai_san_khac}</w:t>
+            </w:r>
+          </w:p>
+        </w:tc>
+        <w:tc>
+          <w:tcPr>
+            <w:tcW w:type="dxa" w:w="2160"/>
+          </w:tcPr>
+          <w:p>
+            <w:r>
+              <w:rPr>
+                <w:b w:val="0"/>
+              </w:rPr>
+              <w:t>{co_cau_tai_san_gop_von_dieu_le.tong_so.gia_tri_vnd}</w:t>
+            </w:r>
+          </w:p>
+        </w:tc>
+        <w:tc>
+          <w:tcPr>
+            <w:tcW w:type="dxa" w:w="2160"/>
+          </w:tcPr>
+          <w:p>
+            <w:r>
+              <w:rPr>
+                <w:b w:val="0"/>
+              </w:rPr>
+              <w:t>{co_cau_tai_san_gop_von_dieu_le.tong_so.ty_le}</w:t>
+            </w:r>
+          </w:p>
+        </w:tc>
+      </w:tr>
+    </w:tbl>
+    <w:p/>
+    <w:p>
+      <w:pPr>
         <w:spacing w:before="120"/>
       </w:pPr>
       <w:r>
@@ -4552,7 +5328,6 @@
     </w:p>
     <w:p>
       <w:pPr>
-        <w:jc w:val="center"/>
         <w:spacing w:before="120"/>
       </w:pPr>
       <w:r>
@@ -4574,26 +5349,11 @@
           <w:sz w:val="24"/>
           <w:sz-cs w:val="24"/>
         </w:rPr>
-        <w:t xml:space="preserve">Vốn tư nhân</w:t>
-      </w:r>
-    </w:p>
-    <w:p>
-      <w:pPr>
-        <w:jc w:val="center"/>
-        <w:spacing w:before="120"/>
-      </w:pPr>
-      <w:r>
-        <w:rPr>
-          <w:rFonts w:ascii="Arial" w:hAnsi="Arial" w:cs="Arial"/>
-          <w:sz w:val="24"/>
-          <w:sz-cs w:val="24"/>
-        </w:rPr>
         <w:t xml:space="preserve"/>
       </w:r>
     </w:p>
     <w:p>
       <w:pPr>
-        <w:jc w:val="center"/>
         <w:spacing w:before="120"/>
       </w:pPr>
       <w:r>
@@ -4615,26 +5375,11 @@
           <w:sz w:val="24"/>
           <w:sz-cs w:val="24"/>
         </w:rPr>
-        <w:t xml:space="preserve">Vốn nước ngoài</w:t>
-      </w:r>
-    </w:p>
-    <w:p>
-      <w:pPr>
-        <w:jc w:val="center"/>
-        <w:spacing w:before="120"/>
-      </w:pPr>
-      <w:r>
-        <w:rPr>
-          <w:rFonts w:ascii="Arial" w:hAnsi="Arial" w:cs="Arial"/>
-          <w:sz w:val="24"/>
-          <w:sz-cs w:val="24"/>
-        </w:rPr>
         <w:t xml:space="preserve"/>
       </w:r>
     </w:p>
     <w:p>
       <w:pPr>
-        <w:jc w:val="center"/>
         <w:spacing w:before="120"/>
       </w:pPr>
       <w:r>
@@ -4656,26 +5401,11 @@
           <w:sz w:val="24"/>
           <w:sz-cs w:val="24"/>
         </w:rPr>
-        <w:t xml:space="preserve">Vốn khác</w:t>
-      </w:r>
-    </w:p>
-    <w:p>
-      <w:pPr>
-        <w:jc w:val="center"/>
-        <w:spacing w:before="120"/>
-      </w:pPr>
-      <w:r>
-        <w:rPr>
-          <w:rFonts w:ascii="Arial" w:hAnsi="Arial" w:cs="Arial"/>
-          <w:sz w:val="24"/>
-          <w:sz-cs w:val="24"/>
-        </w:rPr>
         <w:t xml:space="preserve"/>
       </w:r>
     </w:p>
     <w:p>
       <w:pPr>
-        <w:jc w:val="center"/>
         <w:spacing w:before="120"/>
       </w:pPr>
       <w:r>
@@ -4697,26 +5427,11 @@
           <w:sz w:val="24"/>
           <w:sz-cs w:val="24"/>
         </w:rPr>
-        <w:t xml:space="preserve">Tổng cộng</w:t>
-      </w:r>
-    </w:p>
-    <w:p>
-      <w:pPr>
-        <w:jc w:val="center"/>
-        <w:spacing w:before="120"/>
-      </w:pPr>
-      <w:r>
-        <w:rPr>
-          <w:rFonts w:ascii="Arial" w:hAnsi="Arial" w:cs="Arial"/>
-          <w:sz w:val="24"/>
-          <w:sz-cs w:val="24"/>
-        </w:rPr>
         <w:t xml:space="preserve"/>
       </w:r>
     </w:p>
     <w:p>
       <w:pPr>
-        <w:jc w:val="center"/>
         <w:spacing w:before="120"/>
       </w:pPr>
       <w:r>
@@ -4737,145 +5452,6 @@
           <w:rFonts w:ascii="Arial" w:hAnsi="Arial" w:cs="Arial"/>
           <w:sz w:val="24"/>
           <w:sz-cs w:val="24"/>
-          <w:b/>
-        </w:rPr>
-        <w:t xml:space="preserve">8. Tài sản góp vốn:</w:t>
-      </w:r>
-    </w:p>
-    <w:p>
-      <w:pPr>
-        <w:jc w:val="center"/>
-        <w:spacing w:before="120"/>
-      </w:pPr>
-      <w:r>
-        <w:rPr>
-          <w:rFonts w:ascii="Arial" w:hAnsi="Arial" w:cs="Arial"/>
-          <w:sz w:val="24"/>
-          <w:sz-cs w:val="24"/>
-          <w:b/>
-        </w:rPr>
-        <w:t xml:space="preserve">STT</w:t>
-      </w:r>
-    </w:p>
-    <w:p>
-      <w:pPr>
-        <w:jc w:val="center"/>
-        <w:spacing w:before="120"/>
-      </w:pPr>
-      <w:r>
-        <w:rPr>
-          <w:rFonts w:ascii="Arial" w:hAnsi="Arial" w:cs="Arial"/>
-          <w:sz w:val="24"/>
-          <w:sz-cs w:val="24"/>
-          <w:b/>
-        </w:rPr>
-        <w:t xml:space="preserve">Tài sản góp vốn</w:t>
-      </w:r>
-    </w:p>
-    <w:p>
-      <w:pPr>
-        <w:jc w:val="center"/>
-        <w:spacing w:before="120"/>
-      </w:pPr>
-      <w:r>
-        <w:rPr>
-          <w:rFonts w:ascii="Arial" w:hAnsi="Arial" w:cs="Arial"/>
-          <w:sz w:val="24"/>
-          <w:sz-cs w:val="24"/>
-          <w:b/>
-        </w:rPr>
-        <w:t xml:space="preserve">Giá trị vốn của từng tài sản trong vốn điều lệ (</w:t>
-      </w:r>
-      <w:r>
-        <w:rPr>
-          <w:rFonts w:ascii="Arial" w:hAnsi="Arial" w:cs="Arial"/>
-          <w:sz w:val="24"/>
-          <w:sz-cs w:val="24"/>
-          <w:b/>
-          <w:i/>
-        </w:rPr>
-        <w:t xml:space="preserve">bằng số, VNĐ</w:t>
-      </w:r>
-      <w:r>
-        <w:rPr>
-          <w:rFonts w:ascii="Arial" w:hAnsi="Arial" w:cs="Arial"/>
-          <w:sz w:val="24"/>
-          <w:sz-cs w:val="24"/>
-          <w:b/>
-        </w:rPr>
-        <w:t xml:space="preserve">)</w:t>
-      </w:r>
-    </w:p>
-    <w:p>
-      <w:pPr>
-        <w:jc w:val="center"/>
-        <w:spacing w:before="120"/>
-      </w:pPr>
-      <w:r>
-        <w:rPr>
-          <w:rFonts w:ascii="Arial" w:hAnsi="Arial" w:cs="Arial"/>
-          <w:sz w:val="24"/>
-          <w:sz-cs w:val="24"/>
-          <w:b/>
-        </w:rPr>
-        <w:t xml:space="preserve">Tỷ lệ (</w:t>
-      </w:r>
-      <w:r>
-        <w:rPr>
-          <w:rFonts w:ascii="Arial" w:hAnsi="Arial" w:cs="Arial"/>
-          <w:sz w:val="24"/>
-          <w:sz-cs w:val="24"/>
-          <w:b/>
-          <w:i/>
-        </w:rPr>
-        <w:t xml:space="preserve">%</w:t>
-      </w:r>
-      <w:r>
-        <w:rPr>
-          <w:rFonts w:ascii="Arial" w:hAnsi="Arial" w:cs="Arial"/>
-          <w:sz w:val="24"/>
-          <w:sz-cs w:val="24"/>
-          <w:b/>
-        </w:rPr>
-        <w:t xml:space="preserve">)</w:t>
-      </w:r>
-    </w:p>
-    <w:p>
-      <w:pPr>
-        <w:jc w:val="center"/>
-        <w:spacing w:before="120"/>
-      </w:pPr>
-      <w:r>
-        <w:rPr>
-          <w:rFonts w:ascii="Arial" w:hAnsi="Arial" w:cs="Arial"/>
-          <w:sz w:val="24"/>
-          <w:sz-cs w:val="24"/>
-        </w:rPr>
-        <w:t xml:space="preserve">1</w:t>
-      </w:r>
-    </w:p>
-    <w:p>
-      <w:pPr>
-        <w:spacing w:before="120"/>
-      </w:pPr>
-      <w:r>
-        <w:rPr>
-          <w:rFonts w:ascii="Arial" w:hAnsi="Arial" w:cs="Arial"/>
-          <w:sz w:val="24"/>
-          <w:sz-cs w:val="24"/>
-        </w:rPr>
-        <w:t xml:space="preserve">Đồng Việt Nam</w:t>
-      </w:r>
-    </w:p>
-    <w:p>
-      <w:pPr>
-        <w:spacing w:before="120"/>
-      </w:pPr>
-      <w:r>
-        <w:rPr>
-          <w:rFonts w:ascii="Arial" w:hAnsi="Arial" w:cs="Arial"/>
-          <w:sz w:val="24"/>
-          <w:sz-cs w:val="24"/>
         </w:rPr>
         <w:t xml:space="preserve"/>
       </w:r>
@@ -4891,319 +5467,6 @@
           <w:sz-cs w:val="24"/>
         </w:rPr>
         <w:t xml:space="preserve"/>
-      </w:r>
-    </w:p>
-    <w:p>
-      <w:pPr>
-        <w:jc w:val="center"/>
-        <w:spacing w:before="120"/>
-      </w:pPr>
-      <w:r>
-        <w:rPr>
-          <w:rFonts w:ascii="Arial" w:hAnsi="Arial" w:cs="Arial"/>
-          <w:sz w:val="24"/>
-          <w:sz-cs w:val="24"/>
-        </w:rPr>
-        <w:t xml:space="preserve">2</w:t>
-      </w:r>
-    </w:p>
-    <w:p>
-      <w:pPr>
-        <w:spacing w:before="120"/>
-      </w:pPr>
-      <w:r>
-        <w:rPr>
-          <w:rFonts w:ascii="Arial" w:hAnsi="Arial" w:cs="Arial"/>
-          <w:sz w:val="24"/>
-          <w:sz-cs w:val="24"/>
-        </w:rPr>
-        <w:t xml:space="preserve">Ngoại tệ tự do chuyển đổi (</w:t>
-      </w:r>
-      <w:r>
-        <w:rPr>
-          <w:rFonts w:ascii="Arial" w:hAnsi="Arial" w:cs="Arial"/>
-          <w:sz w:val="24"/>
-          <w:sz-cs w:val="24"/>
-          <w:i/>
-        </w:rPr>
-        <w:t xml:space="preserve">ghi rõ loại ngoại tệ, số tiền được góp bằng mỗi loại ngoại tệ</w:t>
-      </w:r>
-      <w:r>
-        <w:rPr>
-          <w:rFonts w:ascii="Arial" w:hAnsi="Arial" w:cs="Arial"/>
-          <w:sz w:val="24"/>
-          <w:sz-cs w:val="24"/>
-        </w:rPr>
-        <w:t xml:space="preserve">)</w:t>
-      </w:r>
-    </w:p>
-    <w:p>
-      <w:pPr>
-        <w:spacing w:before="120"/>
-      </w:pPr>
-      <w:r>
-        <w:rPr>
-          <w:rFonts w:ascii="Arial" w:hAnsi="Arial" w:cs="Arial"/>
-          <w:sz w:val="24"/>
-          <w:sz-cs w:val="24"/>
-        </w:rPr>
-        <w:t xml:space="preserve"/>
-      </w:r>
-    </w:p>
-    <w:p>
-      <w:pPr>
-        <w:spacing w:before="120"/>
-      </w:pPr>
-      <w:r>
-        <w:rPr>
-          <w:rFonts w:ascii="Arial" w:hAnsi="Arial" w:cs="Arial"/>
-          <w:sz w:val="24"/>
-          <w:sz-cs w:val="24"/>
-        </w:rPr>
-        <w:t xml:space="preserve"/>
-      </w:r>
-    </w:p>
-    <w:p>
-      <w:pPr>
-        <w:jc w:val="center"/>
-        <w:spacing w:before="120"/>
-      </w:pPr>
-      <w:r>
-        <w:rPr>
-          <w:rFonts w:ascii="Arial" w:hAnsi="Arial" w:cs="Arial"/>
-          <w:sz w:val="24"/>
-          <w:sz-cs w:val="24"/>
-        </w:rPr>
-        <w:t xml:space="preserve">3</w:t>
-      </w:r>
-    </w:p>
-    <w:p>
-      <w:pPr>
-        <w:spacing w:before="120"/>
-      </w:pPr>
-      <w:r>
-        <w:rPr>
-          <w:rFonts w:ascii="Arial" w:hAnsi="Arial" w:cs="Arial"/>
-          <w:sz w:val="24"/>
-          <w:sz-cs w:val="24"/>
-        </w:rPr>
-        <w:t xml:space="preserve">Vàng</w:t>
-      </w:r>
-    </w:p>
-    <w:p>
-      <w:pPr>
-        <w:spacing w:before="120"/>
-      </w:pPr>
-      <w:r>
-        <w:rPr>
-          <w:rFonts w:ascii="Arial" w:hAnsi="Arial" w:cs="Arial"/>
-          <w:sz w:val="24"/>
-          <w:sz-cs w:val="24"/>
-        </w:rPr>
-        <w:t xml:space="preserve"/>
-      </w:r>
-    </w:p>
-    <w:p>
-      <w:pPr>
-        <w:spacing w:before="120"/>
-      </w:pPr>
-      <w:r>
-        <w:rPr>
-          <w:rFonts w:ascii="Arial" w:hAnsi="Arial" w:cs="Arial"/>
-          <w:sz w:val="24"/>
-          <w:sz-cs w:val="24"/>
-        </w:rPr>
-        <w:t xml:space="preserve"/>
-      </w:r>
-    </w:p>
-    <w:p>
-      <w:pPr>
-        <w:jc w:val="center"/>
-        <w:spacing w:before="120"/>
-      </w:pPr>
-      <w:r>
-        <w:rPr>
-          <w:rFonts w:ascii="Arial" w:hAnsi="Arial" w:cs="Arial"/>
-          <w:sz w:val="24"/>
-          <w:sz-cs w:val="24"/>
-        </w:rPr>
-        <w:t xml:space="preserve">4</w:t>
-      </w:r>
-    </w:p>
-    <w:p>
-      <w:pPr>
-        <w:spacing w:before="120"/>
-      </w:pPr>
-      <w:r>
-        <w:rPr>
-          <w:rFonts w:ascii="Arial" w:hAnsi="Arial" w:cs="Arial"/>
-          <w:sz w:val="24"/>
-          <w:sz-cs w:val="24"/>
-        </w:rPr>
-        <w:t xml:space="preserve">Quyền sử dụng đất</w:t>
-      </w:r>
-    </w:p>
-    <w:p>
-      <w:pPr>
-        <w:spacing w:before="120"/>
-      </w:pPr>
-      <w:r>
-        <w:rPr>
-          <w:rFonts w:ascii="Arial" w:hAnsi="Arial" w:cs="Arial"/>
-          <w:sz w:val="24"/>
-          <w:sz-cs w:val="24"/>
-        </w:rPr>
-        <w:t xml:space="preserve"/>
-      </w:r>
-    </w:p>
-    <w:p>
-      <w:pPr>
-        <w:spacing w:before="120"/>
-      </w:pPr>
-      <w:r>
-        <w:rPr>
-          <w:rFonts w:ascii="Arial" w:hAnsi="Arial" w:cs="Arial"/>
-          <w:sz w:val="24"/>
-          <w:sz-cs w:val="24"/>
-        </w:rPr>
-        <w:t xml:space="preserve"/>
-      </w:r>
-    </w:p>
-    <w:p>
-      <w:pPr>
-        <w:jc w:val="center"/>
-        <w:spacing w:before="120"/>
-      </w:pPr>
-      <w:r>
-        <w:rPr>
-          <w:rFonts w:ascii="Arial" w:hAnsi="Arial" w:cs="Arial"/>
-          <w:sz w:val="24"/>
-          <w:sz-cs w:val="24"/>
-        </w:rPr>
-        <w:t xml:space="preserve">5</w:t>
-      </w:r>
-    </w:p>
-    <w:p>
-      <w:pPr>
-        <w:spacing w:before="120"/>
-      </w:pPr>
-      <w:r>
-        <w:rPr>
-          <w:rFonts w:ascii="Arial" w:hAnsi="Arial" w:cs="Arial"/>
-          <w:sz w:val="24"/>
-          <w:sz-cs w:val="24"/>
-        </w:rPr>
-        <w:t xml:space="preserve">Quyền sở hữu trí tuệ</w:t>
-      </w:r>
-    </w:p>
-    <w:p>
-      <w:pPr>
-        <w:spacing w:before="120"/>
-      </w:pPr>
-      <w:r>
-        <w:rPr>
-          <w:rFonts w:ascii="Arial" w:hAnsi="Arial" w:cs="Arial"/>
-          <w:sz w:val="24"/>
-          <w:sz-cs w:val="24"/>
-        </w:rPr>
-        <w:t xml:space="preserve"/>
-      </w:r>
-    </w:p>
-    <w:p>
-      <w:pPr>
-        <w:spacing w:before="120"/>
-      </w:pPr>
-      <w:r>
-        <w:rPr>
-          <w:rFonts w:ascii="Arial" w:hAnsi="Arial" w:cs="Arial"/>
-          <w:sz w:val="24"/>
-          <w:sz-cs w:val="24"/>
-        </w:rPr>
-        <w:t xml:space="preserve"/>
-      </w:r>
-    </w:p>
-    <w:p>
-      <w:pPr>
-        <w:jc w:val="center"/>
-        <w:spacing w:before="120"/>
-      </w:pPr>
-      <w:r>
-        <w:rPr>
-          <w:rFonts w:ascii="Arial" w:hAnsi="Arial" w:cs="Arial"/>
-          <w:sz w:val="24"/>
-          <w:sz-cs w:val="24"/>
-        </w:rPr>
-        <w:t xml:space="preserve">6</w:t>
-      </w:r>
-    </w:p>
-    <w:p>
-      <w:pPr>
-        <w:spacing w:before="120"/>
-      </w:pPr>
-      <w:r>
-        <w:rPr>
-          <w:rFonts w:ascii="Arial" w:hAnsi="Arial" w:cs="Arial"/>
-          <w:sz w:val="24"/>
-          <w:sz-cs w:val="24"/>
-        </w:rPr>
-        <w:t xml:space="preserve">Các tài sản khác (</w:t>
-      </w:r>
-      <w:r>
-        <w:rPr>
-          <w:rFonts w:ascii="Arial" w:hAnsi="Arial" w:cs="Arial"/>
-          <w:sz w:val="24"/>
-          <w:sz-cs w:val="24"/>
-          <w:i/>
-        </w:rPr>
-        <w:t xml:space="preserve">ghi rõ loại tài sản, số lượng và giá trị còn lại của mỗi loại tài sản, có thể lập thành danh mục riêng kèm theo hồ sơ đăng ký doanh nghiệp</w:t>
-      </w:r>
-      <w:r>
-        <w:rPr>
-          <w:rFonts w:ascii="Arial" w:hAnsi="Arial" w:cs="Arial"/>
-          <w:sz w:val="24"/>
-          <w:sz-cs w:val="24"/>
-        </w:rPr>
-        <w:t xml:space="preserve">)</w:t>
-      </w:r>
-    </w:p>
-    <w:p>
-      <w:pPr>
-        <w:spacing w:before="120"/>
-      </w:pPr>
-      <w:r>
-        <w:rPr>
-          <w:rFonts w:ascii="Arial" w:hAnsi="Arial" w:cs="Arial"/>
-          <w:sz w:val="24"/>
-          <w:sz-cs w:val="24"/>
-        </w:rPr>
-        <w:t xml:space="preserve"/>
-      </w:r>
-    </w:p>
-    <w:p>
-      <w:pPr>
-        <w:spacing w:before="120"/>
-      </w:pPr>
-      <w:r>
-        <w:rPr>
-          <w:rFonts w:ascii="Arial" w:hAnsi="Arial" w:cs="Arial"/>
-          <w:sz w:val="24"/>
-          <w:sz-cs w:val="24"/>
-        </w:rPr>
-        <w:t xml:space="preserve"/>
-      </w:r>
-    </w:p>
-    <w:p>
-      <w:pPr>
-        <w:jc w:val="center"/>
-        <w:spacing w:before="120"/>
-      </w:pPr>
-      <w:r>
-        <w:rPr>
-          <w:rFonts w:ascii="Arial" w:hAnsi="Arial" w:cs="Arial"/>
-          <w:sz w:val="24"/>
-          <w:sz-cs w:val="24"/>
-        </w:rPr>
-        <w:t xml:space="preserve">Tổng số</w:t>
       </w:r>
     </w:p>
     <w:p>

--- a/app/templates/PLI_M02.docx
+++ b/app/templates/PLI_M02.docx
@@ -4248,7 +4248,7 @@
           <w:sz w:val="24"/>
           <w:sz-cs w:val="24"/>
         </w:rPr>
-        <w:t xml:space="preserve">□</w:t>
+        <w:t>{chk_auto_hoi_dong_thanh_vien_giam_doc_hoac_tong_g}</w:t>
       </w:r>
     </w:p>
     <w:p>
@@ -4274,7 +4274,7 @@
           <w:sz w:val="24"/>
           <w:sz-cs w:val="24"/>
         </w:rPr>
-        <w:t xml:space="preserve">□</w:t>
+        <w:t>{chk_auto_chu_tich_cong_ty_giam_doc_hoac_tong_giam}</w:t>
       </w:r>
     </w:p>
     <w:p>

--- a/app/templates/PLI_M02.docx
+++ b/app/templates/PLI_M02.docx
@@ -2008,7 +2008,7 @@
           <w:sz w:val="24"/>
           <w:sz-cs w:val="24"/>
         </w:rPr>
-        <w:t>: Có {chk_khong} Không {chk_khong}</w:t>
+        <w:t>: Có {chk_auto_co} Không {chk_auto_khong}</w:t>
       </w:r>
     </w:p>
     <w:p>
@@ -4414,7 +4414,7 @@
           <w:sz w:val="24"/>
           <w:sz-cs w:val="24"/>
         </w:rPr>
-        <w:t xml:space="preserve">Có {chk_khong} Không </w:t>
+        <w:t xml:space="preserve">Có {chk_auto_co_2} Không </w:t>
       </w:r>
       <w:r>
         <w:rPr>
@@ -4423,7 +4423,7 @@
           <w:sz-cs w:val="24"/>
           <w:b/>
         </w:rPr>
-        <w:t>{chk_khong}</w:t>
+        <w:t>{chk_auto_khong_2}</w:t>
       </w:r>
     </w:p>
     <w:p>

--- a/app/templates/PLI_M02.docx
+++ b/app/templates/PLI_M02.docx
@@ -3090,25 +3090,25 @@
         </w:tblBorders>
       </w:tblPr>
       <w:tblGrid>
-        <w:gridCol w:w="617"/>
-        <w:gridCol w:w="617"/>
-        <w:gridCol w:w="617"/>
-        <w:gridCol w:w="617"/>
-        <w:gridCol w:w="617"/>
-        <w:gridCol w:w="617"/>
-        <w:gridCol w:w="617"/>
-        <w:gridCol w:w="617"/>
-        <w:gridCol w:w="617"/>
-        <w:gridCol w:w="617"/>
-        <w:gridCol w:w="617"/>
-        <w:gridCol w:w="617"/>
-        <w:gridCol w:w="617"/>
-        <w:gridCol w:w="617"/>
+        <w:gridCol w:w="567"/>
+        <w:gridCol w:w="792"/>
+        <w:gridCol w:w="567"/>
+        <w:gridCol w:w="567"/>
+        <w:gridCol w:w="600"/>
+        <w:gridCol w:w="601"/>
+        <w:gridCol w:w="601"/>
+        <w:gridCol w:w="567"/>
+        <w:gridCol w:w="567"/>
+        <w:gridCol w:w="567"/>
+        <w:gridCol w:w="567"/>
+        <w:gridCol w:w="567"/>
+        <w:gridCol w:w="941"/>
+        <w:gridCol w:w="567"/>
       </w:tblGrid>
       <w:tr>
         <w:tc>
           <w:tcPr>
-            <w:tcW w:type="dxa" w:w="617"/>
+            <w:tcW w:type="dxa" w:w="567"/>
             <w:vMerge w:val="restart"/>
           </w:tcPr>
           <w:p>
@@ -3122,7 +3122,7 @@
         </w:tc>
         <w:tc>
           <w:tcPr>
-            <w:tcW w:type="dxa" w:w="617"/>
+            <w:tcW w:type="dxa" w:w="792"/>
             <w:vMerge w:val="restart"/>
           </w:tcPr>
           <w:p>
@@ -3136,7 +3136,7 @@
         </w:tc>
         <w:tc>
           <w:tcPr>
-            <w:tcW w:type="dxa" w:w="617"/>
+            <w:tcW w:type="dxa" w:w="567"/>
             <w:vMerge w:val="restart"/>
           </w:tcPr>
           <w:p>
@@ -3150,7 +3150,7 @@
         </w:tc>
         <w:tc>
           <w:tcPr>
-            <w:tcW w:type="dxa" w:w="617"/>
+            <w:tcW w:type="dxa" w:w="567"/>
             <w:vMerge w:val="restart"/>
           </w:tcPr>
           <w:p>
@@ -3164,7 +3164,7 @@
         </w:tc>
         <w:tc>
           <w:tcPr>
-            <w:tcW w:type="dxa" w:w="1851"/>
+            <w:tcW w:type="dxa" w:w="1802"/>
             <w:gridSpan w:val="3"/>
           </w:tcPr>
           <w:p>
@@ -3178,7 +3178,7 @@
         </w:tc>
         <w:tc>
           <w:tcPr>
-            <w:tcW w:type="dxa" w:w="617"/>
+            <w:tcW w:type="dxa" w:w="567"/>
             <w:vMerge w:val="restart"/>
           </w:tcPr>
           <w:p>
@@ -3192,7 +3192,7 @@
         </w:tc>
         <w:tc>
           <w:tcPr>
-            <w:tcW w:type="dxa" w:w="617"/>
+            <w:tcW w:type="dxa" w:w="567"/>
             <w:vMerge w:val="restart"/>
           </w:tcPr>
           <w:p>
@@ -3206,7 +3206,7 @@
         </w:tc>
         <w:tc>
           <w:tcPr>
-            <w:tcW w:type="dxa" w:w="617"/>
+            <w:tcW w:type="dxa" w:w="567"/>
             <w:vMerge w:val="restart"/>
           </w:tcPr>
           <w:p>
@@ -3220,7 +3220,7 @@
         </w:tc>
         <w:tc>
           <w:tcPr>
-            <w:tcW w:type="dxa" w:w="1234"/>
+            <w:tcW w:type="dxa" w:w="1134"/>
             <w:gridSpan w:val="2"/>
           </w:tcPr>
           <w:p>
@@ -3234,7 +3234,7 @@
         </w:tc>
         <w:tc>
           <w:tcPr>
-            <w:tcW w:type="dxa" w:w="617"/>
+            <w:tcW w:type="dxa" w:w="941"/>
             <w:vMerge w:val="restart"/>
           </w:tcPr>
           <w:p>
@@ -3248,7 +3248,7 @@
         </w:tc>
         <w:tc>
           <w:tcPr>
-            <w:tcW w:type="dxa" w:w="617"/>
+            <w:tcW w:type="dxa" w:w="567"/>
             <w:vMerge w:val="restart"/>
           </w:tcPr>
           <w:p>
@@ -3264,35 +3264,35 @@
       <w:tr>
         <w:tc>
           <w:tcPr>
-            <w:tcW w:type="dxa" w:w="617"/>
+            <w:tcW w:type="dxa" w:w="567"/>
             <w:vMerge/>
           </w:tcPr>
           <w:p/>
         </w:tc>
         <w:tc>
           <w:tcPr>
-            <w:tcW w:type="dxa" w:w="617"/>
+            <w:tcW w:type="dxa" w:w="792"/>
             <w:vMerge/>
           </w:tcPr>
           <w:p/>
         </w:tc>
         <w:tc>
           <w:tcPr>
-            <w:tcW w:type="dxa" w:w="617"/>
+            <w:tcW w:type="dxa" w:w="567"/>
             <w:vMerge/>
           </w:tcPr>
           <w:p/>
         </w:tc>
         <w:tc>
           <w:tcPr>
-            <w:tcW w:type="dxa" w:w="617"/>
+            <w:tcW w:type="dxa" w:w="567"/>
             <w:vMerge/>
           </w:tcPr>
           <w:p/>
         </w:tc>
         <w:tc>
           <w:tcPr>
-            <w:tcW w:type="dxa" w:w="617"/>
+            <w:tcW w:type="dxa" w:w="600"/>
           </w:tcPr>
           <w:p>
             <w:r>
@@ -3305,7 +3305,7 @@
         </w:tc>
         <w:tc>
           <w:tcPr>
-            <w:tcW w:type="dxa" w:w="617"/>
+            <w:tcW w:type="dxa" w:w="601"/>
           </w:tcPr>
           <w:p>
             <w:r>
@@ -3318,7 +3318,7 @@
         </w:tc>
         <w:tc>
           <w:tcPr>
-            <w:tcW w:type="dxa" w:w="617"/>
+            <w:tcW w:type="dxa" w:w="601"/>
           </w:tcPr>
           <w:p>
             <w:r>
@@ -3331,28 +3331,28 @@
         </w:tc>
         <w:tc>
           <w:tcPr>
-            <w:tcW w:type="dxa" w:w="617"/>
+            <w:tcW w:type="dxa" w:w="567"/>
             <w:vMerge/>
           </w:tcPr>
           <w:p/>
         </w:tc>
         <w:tc>
           <w:tcPr>
-            <w:tcW w:type="dxa" w:w="617"/>
+            <w:tcW w:type="dxa" w:w="567"/>
             <w:vMerge/>
           </w:tcPr>
           <w:p/>
         </w:tc>
         <w:tc>
           <w:tcPr>
-            <w:tcW w:type="dxa" w:w="617"/>
+            <w:tcW w:type="dxa" w:w="567"/>
             <w:vMerge/>
           </w:tcPr>
           <w:p/>
         </w:tc>
         <w:tc>
           <w:tcPr>
-            <w:tcW w:type="dxa" w:w="617"/>
+            <w:tcW w:type="dxa" w:w="567"/>
           </w:tcPr>
           <w:p>
             <w:r>
@@ -3365,7 +3365,7 @@
         </w:tc>
         <w:tc>
           <w:tcPr>
-            <w:tcW w:type="dxa" w:w="617"/>
+            <w:tcW w:type="dxa" w:w="567"/>
           </w:tcPr>
           <w:p>
             <w:r>
@@ -3378,14 +3378,14 @@
         </w:tc>
         <w:tc>
           <w:tcPr>
-            <w:tcW w:type="dxa" w:w="617"/>
+            <w:tcW w:type="dxa" w:w="941"/>
             <w:vMerge/>
           </w:tcPr>
           <w:p/>
         </w:tc>
         <w:tc>
           <w:tcPr>
-            <w:tcW w:type="dxa" w:w="617"/>
+            <w:tcW w:type="dxa" w:w="567"/>
             <w:vMerge/>
           </w:tcPr>
           <w:p/>
@@ -3394,85 +3394,85 @@
       <w:tr>
         <w:tc>
           <w:tcPr>
-            <w:tcW w:type="dxa" w:w="617"/>
-          </w:tcPr>
-          <w:p/>
-        </w:tc>
-        <w:tc>
-          <w:tcPr>
-            <w:tcW w:type="dxa" w:w="617"/>
-          </w:tcPr>
-          <w:p/>
-        </w:tc>
-        <w:tc>
-          <w:tcPr>
-            <w:tcW w:type="dxa" w:w="617"/>
-          </w:tcPr>
-          <w:p/>
-        </w:tc>
-        <w:tc>
-          <w:tcPr>
-            <w:tcW w:type="dxa" w:w="617"/>
-          </w:tcPr>
-          <w:p/>
-        </w:tc>
-        <w:tc>
-          <w:tcPr>
-            <w:tcW w:type="dxa" w:w="617"/>
-          </w:tcPr>
-          <w:p/>
-        </w:tc>
-        <w:tc>
-          <w:tcPr>
-            <w:tcW w:type="dxa" w:w="617"/>
-          </w:tcPr>
-          <w:p/>
-        </w:tc>
-        <w:tc>
-          <w:tcPr>
-            <w:tcW w:type="dxa" w:w="617"/>
-          </w:tcPr>
-          <w:p/>
-        </w:tc>
-        <w:tc>
-          <w:tcPr>
-            <w:tcW w:type="dxa" w:w="617"/>
-          </w:tcPr>
-          <w:p/>
-        </w:tc>
-        <w:tc>
-          <w:tcPr>
-            <w:tcW w:type="dxa" w:w="617"/>
-          </w:tcPr>
-          <w:p/>
-        </w:tc>
-        <w:tc>
-          <w:tcPr>
-            <w:tcW w:type="dxa" w:w="617"/>
-          </w:tcPr>
-          <w:p/>
-        </w:tc>
-        <w:tc>
-          <w:tcPr>
-            <w:tcW w:type="dxa" w:w="617"/>
-          </w:tcPr>
-          <w:p/>
-        </w:tc>
-        <w:tc>
-          <w:tcPr>
-            <w:tcW w:type="dxa" w:w="617"/>
-          </w:tcPr>
-          <w:p/>
-        </w:tc>
-        <w:tc>
-          <w:tcPr>
-            <w:tcW w:type="dxa" w:w="617"/>
-          </w:tcPr>
-          <w:p/>
-        </w:tc>
-        <w:tc>
-          <w:tcPr>
-            <w:tcW w:type="dxa" w:w="617"/>
+            <w:tcW w:type="dxa" w:w="567"/>
+          </w:tcPr>
+          <w:p/>
+        </w:tc>
+        <w:tc>
+          <w:tcPr>
+            <w:tcW w:type="dxa" w:w="792"/>
+          </w:tcPr>
+          <w:p/>
+        </w:tc>
+        <w:tc>
+          <w:tcPr>
+            <w:tcW w:type="dxa" w:w="567"/>
+          </w:tcPr>
+          <w:p/>
+        </w:tc>
+        <w:tc>
+          <w:tcPr>
+            <w:tcW w:type="dxa" w:w="567"/>
+          </w:tcPr>
+          <w:p/>
+        </w:tc>
+        <w:tc>
+          <w:tcPr>
+            <w:tcW w:type="dxa" w:w="600"/>
+          </w:tcPr>
+          <w:p/>
+        </w:tc>
+        <w:tc>
+          <w:tcPr>
+            <w:tcW w:type="dxa" w:w="601"/>
+          </w:tcPr>
+          <w:p/>
+        </w:tc>
+        <w:tc>
+          <w:tcPr>
+            <w:tcW w:type="dxa" w:w="601"/>
+          </w:tcPr>
+          <w:p/>
+        </w:tc>
+        <w:tc>
+          <w:tcPr>
+            <w:tcW w:type="dxa" w:w="567"/>
+          </w:tcPr>
+          <w:p/>
+        </w:tc>
+        <w:tc>
+          <w:tcPr>
+            <w:tcW w:type="dxa" w:w="567"/>
+          </w:tcPr>
+          <w:p/>
+        </w:tc>
+        <w:tc>
+          <w:tcPr>
+            <w:tcW w:type="dxa" w:w="567"/>
+          </w:tcPr>
+          <w:p/>
+        </w:tc>
+        <w:tc>
+          <w:tcPr>
+            <w:tcW w:type="dxa" w:w="567"/>
+          </w:tcPr>
+          <w:p/>
+        </w:tc>
+        <w:tc>
+          <w:tcPr>
+            <w:tcW w:type="dxa" w:w="567"/>
+          </w:tcPr>
+          <w:p/>
+        </w:tc>
+        <w:tc>
+          <w:tcPr>
+            <w:tcW w:type="dxa" w:w="941"/>
+          </w:tcPr>
+          <w:p/>
+        </w:tc>
+        <w:tc>
+          <w:tcPr>
+            <w:tcW w:type="dxa" w:w="567"/>
           </w:tcPr>
           <w:p/>
         </w:tc>
@@ -3480,85 +3480,85 @@
       <w:tr>
         <w:tc>
           <w:tcPr>
-            <w:tcW w:type="dxa" w:w="617"/>
-          </w:tcPr>
-          <w:p/>
-        </w:tc>
-        <w:tc>
-          <w:tcPr>
-            <w:tcW w:type="dxa" w:w="617"/>
-          </w:tcPr>
-          <w:p/>
-        </w:tc>
-        <w:tc>
-          <w:tcPr>
-            <w:tcW w:type="dxa" w:w="617"/>
-          </w:tcPr>
-          <w:p/>
-        </w:tc>
-        <w:tc>
-          <w:tcPr>
-            <w:tcW w:type="dxa" w:w="617"/>
-          </w:tcPr>
-          <w:p/>
-        </w:tc>
-        <w:tc>
-          <w:tcPr>
-            <w:tcW w:type="dxa" w:w="617"/>
-          </w:tcPr>
-          <w:p/>
-        </w:tc>
-        <w:tc>
-          <w:tcPr>
-            <w:tcW w:type="dxa" w:w="617"/>
-          </w:tcPr>
-          <w:p/>
-        </w:tc>
-        <w:tc>
-          <w:tcPr>
-            <w:tcW w:type="dxa" w:w="617"/>
-          </w:tcPr>
-          <w:p/>
-        </w:tc>
-        <w:tc>
-          <w:tcPr>
-            <w:tcW w:type="dxa" w:w="617"/>
-          </w:tcPr>
-          <w:p/>
-        </w:tc>
-        <w:tc>
-          <w:tcPr>
-            <w:tcW w:type="dxa" w:w="617"/>
-          </w:tcPr>
-          <w:p/>
-        </w:tc>
-        <w:tc>
-          <w:tcPr>
-            <w:tcW w:type="dxa" w:w="617"/>
-          </w:tcPr>
-          <w:p/>
-        </w:tc>
-        <w:tc>
-          <w:tcPr>
-            <w:tcW w:type="dxa" w:w="617"/>
-          </w:tcPr>
-          <w:p/>
-        </w:tc>
-        <w:tc>
-          <w:tcPr>
-            <w:tcW w:type="dxa" w:w="617"/>
-          </w:tcPr>
-          <w:p/>
-        </w:tc>
-        <w:tc>
-          <w:tcPr>
-            <w:tcW w:type="dxa" w:w="617"/>
-          </w:tcPr>
-          <w:p/>
-        </w:tc>
-        <w:tc>
-          <w:tcPr>
-            <w:tcW w:type="dxa" w:w="617"/>
+            <w:tcW w:type="dxa" w:w="567"/>
+          </w:tcPr>
+          <w:p/>
+        </w:tc>
+        <w:tc>
+          <w:tcPr>
+            <w:tcW w:type="dxa" w:w="792"/>
+          </w:tcPr>
+          <w:p/>
+        </w:tc>
+        <w:tc>
+          <w:tcPr>
+            <w:tcW w:type="dxa" w:w="567"/>
+          </w:tcPr>
+          <w:p/>
+        </w:tc>
+        <w:tc>
+          <w:tcPr>
+            <w:tcW w:type="dxa" w:w="567"/>
+          </w:tcPr>
+          <w:p/>
+        </w:tc>
+        <w:tc>
+          <w:tcPr>
+            <w:tcW w:type="dxa" w:w="600"/>
+          </w:tcPr>
+          <w:p/>
+        </w:tc>
+        <w:tc>
+          <w:tcPr>
+            <w:tcW w:type="dxa" w:w="601"/>
+          </w:tcPr>
+          <w:p/>
+        </w:tc>
+        <w:tc>
+          <w:tcPr>
+            <w:tcW w:type="dxa" w:w="601"/>
+          </w:tcPr>
+          <w:p/>
+        </w:tc>
+        <w:tc>
+          <w:tcPr>
+            <w:tcW w:type="dxa" w:w="567"/>
+          </w:tcPr>
+          <w:p/>
+        </w:tc>
+        <w:tc>
+          <w:tcPr>
+            <w:tcW w:type="dxa" w:w="567"/>
+          </w:tcPr>
+          <w:p/>
+        </w:tc>
+        <w:tc>
+          <w:tcPr>
+            <w:tcW w:type="dxa" w:w="567"/>
+          </w:tcPr>
+          <w:p/>
+        </w:tc>
+        <w:tc>
+          <w:tcPr>
+            <w:tcW w:type="dxa" w:w="567"/>
+          </w:tcPr>
+          <w:p/>
+        </w:tc>
+        <w:tc>
+          <w:tcPr>
+            <w:tcW w:type="dxa" w:w="567"/>
+          </w:tcPr>
+          <w:p/>
+        </w:tc>
+        <w:tc>
+          <w:tcPr>
+            <w:tcW w:type="dxa" w:w="941"/>
+          </w:tcPr>
+          <w:p/>
+        </w:tc>
+        <w:tc>
+          <w:tcPr>
+            <w:tcW w:type="dxa" w:w="567"/>
           </w:tcPr>
           <w:p/>
         </w:tc>
@@ -3566,85 +3566,85 @@
       <w:tr>
         <w:tc>
           <w:tcPr>
-            <w:tcW w:type="dxa" w:w="617"/>
-          </w:tcPr>
-          <w:p/>
-        </w:tc>
-        <w:tc>
-          <w:tcPr>
-            <w:tcW w:type="dxa" w:w="617"/>
-          </w:tcPr>
-          <w:p/>
-        </w:tc>
-        <w:tc>
-          <w:tcPr>
-            <w:tcW w:type="dxa" w:w="617"/>
-          </w:tcPr>
-          <w:p/>
-        </w:tc>
-        <w:tc>
-          <w:tcPr>
-            <w:tcW w:type="dxa" w:w="617"/>
-          </w:tcPr>
-          <w:p/>
-        </w:tc>
-        <w:tc>
-          <w:tcPr>
-            <w:tcW w:type="dxa" w:w="617"/>
-          </w:tcPr>
-          <w:p/>
-        </w:tc>
-        <w:tc>
-          <w:tcPr>
-            <w:tcW w:type="dxa" w:w="617"/>
-          </w:tcPr>
-          <w:p/>
-        </w:tc>
-        <w:tc>
-          <w:tcPr>
-            <w:tcW w:type="dxa" w:w="617"/>
-          </w:tcPr>
-          <w:p/>
-        </w:tc>
-        <w:tc>
-          <w:tcPr>
-            <w:tcW w:type="dxa" w:w="617"/>
-          </w:tcPr>
-          <w:p/>
-        </w:tc>
-        <w:tc>
-          <w:tcPr>
-            <w:tcW w:type="dxa" w:w="617"/>
-          </w:tcPr>
-          <w:p/>
-        </w:tc>
-        <w:tc>
-          <w:tcPr>
-            <w:tcW w:type="dxa" w:w="617"/>
-          </w:tcPr>
-          <w:p/>
-        </w:tc>
-        <w:tc>
-          <w:tcPr>
-            <w:tcW w:type="dxa" w:w="617"/>
-          </w:tcPr>
-          <w:p/>
-        </w:tc>
-        <w:tc>
-          <w:tcPr>
-            <w:tcW w:type="dxa" w:w="617"/>
-          </w:tcPr>
-          <w:p/>
-        </w:tc>
-        <w:tc>
-          <w:tcPr>
-            <w:tcW w:type="dxa" w:w="617"/>
-          </w:tcPr>
-          <w:p/>
-        </w:tc>
-        <w:tc>
-          <w:tcPr>
-            <w:tcW w:type="dxa" w:w="617"/>
+            <w:tcW w:type="dxa" w:w="567"/>
+          </w:tcPr>
+          <w:p/>
+        </w:tc>
+        <w:tc>
+          <w:tcPr>
+            <w:tcW w:type="dxa" w:w="792"/>
+          </w:tcPr>
+          <w:p/>
+        </w:tc>
+        <w:tc>
+          <w:tcPr>
+            <w:tcW w:type="dxa" w:w="567"/>
+          </w:tcPr>
+          <w:p/>
+        </w:tc>
+        <w:tc>
+          <w:tcPr>
+            <w:tcW w:type="dxa" w:w="567"/>
+          </w:tcPr>
+          <w:p/>
+        </w:tc>
+        <w:tc>
+          <w:tcPr>
+            <w:tcW w:type="dxa" w:w="600"/>
+          </w:tcPr>
+          <w:p/>
+        </w:tc>
+        <w:tc>
+          <w:tcPr>
+            <w:tcW w:type="dxa" w:w="601"/>
+          </w:tcPr>
+          <w:p/>
+        </w:tc>
+        <w:tc>
+          <w:tcPr>
+            <w:tcW w:type="dxa" w:w="601"/>
+          </w:tcPr>
+          <w:p/>
+        </w:tc>
+        <w:tc>
+          <w:tcPr>
+            <w:tcW w:type="dxa" w:w="567"/>
+          </w:tcPr>
+          <w:p/>
+        </w:tc>
+        <w:tc>
+          <w:tcPr>
+            <w:tcW w:type="dxa" w:w="567"/>
+          </w:tcPr>
+          <w:p/>
+        </w:tc>
+        <w:tc>
+          <w:tcPr>
+            <w:tcW w:type="dxa" w:w="567"/>
+          </w:tcPr>
+          <w:p/>
+        </w:tc>
+        <w:tc>
+          <w:tcPr>
+            <w:tcW w:type="dxa" w:w="567"/>
+          </w:tcPr>
+          <w:p/>
+        </w:tc>
+        <w:tc>
+          <w:tcPr>
+            <w:tcW w:type="dxa" w:w="567"/>
+          </w:tcPr>
+          <w:p/>
+        </w:tc>
+        <w:tc>
+          <w:tcPr>
+            <w:tcW w:type="dxa" w:w="941"/>
+          </w:tcPr>
+          <w:p/>
+        </w:tc>
+        <w:tc>
+          <w:tcPr>
+            <w:tcW w:type="dxa" w:w="567"/>
           </w:tcPr>
           <w:p/>
         </w:tc>
@@ -3652,85 +3652,85 @@
       <w:tr>
         <w:tc>
           <w:tcPr>
-            <w:tcW w:type="dxa" w:w="617"/>
-          </w:tcPr>
-          <w:p/>
-        </w:tc>
-        <w:tc>
-          <w:tcPr>
-            <w:tcW w:type="dxa" w:w="617"/>
-          </w:tcPr>
-          <w:p/>
-        </w:tc>
-        <w:tc>
-          <w:tcPr>
-            <w:tcW w:type="dxa" w:w="617"/>
-          </w:tcPr>
-          <w:p/>
-        </w:tc>
-        <w:tc>
-          <w:tcPr>
-            <w:tcW w:type="dxa" w:w="617"/>
-          </w:tcPr>
-          <w:p/>
-        </w:tc>
-        <w:tc>
-          <w:tcPr>
-            <w:tcW w:type="dxa" w:w="617"/>
-          </w:tcPr>
-          <w:p/>
-        </w:tc>
-        <w:tc>
-          <w:tcPr>
-            <w:tcW w:type="dxa" w:w="617"/>
-          </w:tcPr>
-          <w:p/>
-        </w:tc>
-        <w:tc>
-          <w:tcPr>
-            <w:tcW w:type="dxa" w:w="617"/>
-          </w:tcPr>
-          <w:p/>
-        </w:tc>
-        <w:tc>
-          <w:tcPr>
-            <w:tcW w:type="dxa" w:w="617"/>
-          </w:tcPr>
-          <w:p/>
-        </w:tc>
-        <w:tc>
-          <w:tcPr>
-            <w:tcW w:type="dxa" w:w="617"/>
-          </w:tcPr>
-          <w:p/>
-        </w:tc>
-        <w:tc>
-          <w:tcPr>
-            <w:tcW w:type="dxa" w:w="617"/>
-          </w:tcPr>
-          <w:p/>
-        </w:tc>
-        <w:tc>
-          <w:tcPr>
-            <w:tcW w:type="dxa" w:w="617"/>
-          </w:tcPr>
-          <w:p/>
-        </w:tc>
-        <w:tc>
-          <w:tcPr>
-            <w:tcW w:type="dxa" w:w="617"/>
-          </w:tcPr>
-          <w:p/>
-        </w:tc>
-        <w:tc>
-          <w:tcPr>
-            <w:tcW w:type="dxa" w:w="617"/>
-          </w:tcPr>
-          <w:p/>
-        </w:tc>
-        <w:tc>
-          <w:tcPr>
-            <w:tcW w:type="dxa" w:w="617"/>
+            <w:tcW w:type="dxa" w:w="567"/>
+          </w:tcPr>
+          <w:p/>
+        </w:tc>
+        <w:tc>
+          <w:tcPr>
+            <w:tcW w:type="dxa" w:w="792"/>
+          </w:tcPr>
+          <w:p/>
+        </w:tc>
+        <w:tc>
+          <w:tcPr>
+            <w:tcW w:type="dxa" w:w="567"/>
+          </w:tcPr>
+          <w:p/>
+        </w:tc>
+        <w:tc>
+          <w:tcPr>
+            <w:tcW w:type="dxa" w:w="567"/>
+          </w:tcPr>
+          <w:p/>
+        </w:tc>
+        <w:tc>
+          <w:tcPr>
+            <w:tcW w:type="dxa" w:w="600"/>
+          </w:tcPr>
+          <w:p/>
+        </w:tc>
+        <w:tc>
+          <w:tcPr>
+            <w:tcW w:type="dxa" w:w="601"/>
+          </w:tcPr>
+          <w:p/>
+        </w:tc>
+        <w:tc>
+          <w:tcPr>
+            <w:tcW w:type="dxa" w:w="601"/>
+          </w:tcPr>
+          <w:p/>
+        </w:tc>
+        <w:tc>
+          <w:tcPr>
+            <w:tcW w:type="dxa" w:w="567"/>
+          </w:tcPr>
+          <w:p/>
+        </w:tc>
+        <w:tc>
+          <w:tcPr>
+            <w:tcW w:type="dxa" w:w="567"/>
+          </w:tcPr>
+          <w:p/>
+        </w:tc>
+        <w:tc>
+          <w:tcPr>
+            <w:tcW w:type="dxa" w:w="567"/>
+          </w:tcPr>
+          <w:p/>
+        </w:tc>
+        <w:tc>
+          <w:tcPr>
+            <w:tcW w:type="dxa" w:w="567"/>
+          </w:tcPr>
+          <w:p/>
+        </w:tc>
+        <w:tc>
+          <w:tcPr>
+            <w:tcW w:type="dxa" w:w="567"/>
+          </w:tcPr>
+          <w:p/>
+        </w:tc>
+        <w:tc>
+          <w:tcPr>
+            <w:tcW w:type="dxa" w:w="941"/>
+          </w:tcPr>
+          <w:p/>
+        </w:tc>
+        <w:tc>
+          <w:tcPr>
+            <w:tcW w:type="dxa" w:w="567"/>
           </w:tcPr>
           <w:p/>
         </w:tc>
@@ -3738,85 +3738,85 @@
       <w:tr>
         <w:tc>
           <w:tcPr>
-            <w:tcW w:type="dxa" w:w="617"/>
-          </w:tcPr>
-          <w:p/>
-        </w:tc>
-        <w:tc>
-          <w:tcPr>
-            <w:tcW w:type="dxa" w:w="617"/>
-          </w:tcPr>
-          <w:p/>
-        </w:tc>
-        <w:tc>
-          <w:tcPr>
-            <w:tcW w:type="dxa" w:w="617"/>
-          </w:tcPr>
-          <w:p/>
-        </w:tc>
-        <w:tc>
-          <w:tcPr>
-            <w:tcW w:type="dxa" w:w="617"/>
-          </w:tcPr>
-          <w:p/>
-        </w:tc>
-        <w:tc>
-          <w:tcPr>
-            <w:tcW w:type="dxa" w:w="617"/>
-          </w:tcPr>
-          <w:p/>
-        </w:tc>
-        <w:tc>
-          <w:tcPr>
-            <w:tcW w:type="dxa" w:w="617"/>
-          </w:tcPr>
-          <w:p/>
-        </w:tc>
-        <w:tc>
-          <w:tcPr>
-            <w:tcW w:type="dxa" w:w="617"/>
-          </w:tcPr>
-          <w:p/>
-        </w:tc>
-        <w:tc>
-          <w:tcPr>
-            <w:tcW w:type="dxa" w:w="617"/>
-          </w:tcPr>
-          <w:p/>
-        </w:tc>
-        <w:tc>
-          <w:tcPr>
-            <w:tcW w:type="dxa" w:w="617"/>
-          </w:tcPr>
-          <w:p/>
-        </w:tc>
-        <w:tc>
-          <w:tcPr>
-            <w:tcW w:type="dxa" w:w="617"/>
-          </w:tcPr>
-          <w:p/>
-        </w:tc>
-        <w:tc>
-          <w:tcPr>
-            <w:tcW w:type="dxa" w:w="617"/>
-          </w:tcPr>
-          <w:p/>
-        </w:tc>
-        <w:tc>
-          <w:tcPr>
-            <w:tcW w:type="dxa" w:w="617"/>
-          </w:tcPr>
-          <w:p/>
-        </w:tc>
-        <w:tc>
-          <w:tcPr>
-            <w:tcW w:type="dxa" w:w="617"/>
-          </w:tcPr>
-          <w:p/>
-        </w:tc>
-        <w:tc>
-          <w:tcPr>
-            <w:tcW w:type="dxa" w:w="617"/>
+            <w:tcW w:type="dxa" w:w="567"/>
+          </w:tcPr>
+          <w:p/>
+        </w:tc>
+        <w:tc>
+          <w:tcPr>
+            <w:tcW w:type="dxa" w:w="792"/>
+          </w:tcPr>
+          <w:p/>
+        </w:tc>
+        <w:tc>
+          <w:tcPr>
+            <w:tcW w:type="dxa" w:w="567"/>
+          </w:tcPr>
+          <w:p/>
+        </w:tc>
+        <w:tc>
+          <w:tcPr>
+            <w:tcW w:type="dxa" w:w="567"/>
+          </w:tcPr>
+          <w:p/>
+        </w:tc>
+        <w:tc>
+          <w:tcPr>
+            <w:tcW w:type="dxa" w:w="600"/>
+          </w:tcPr>
+          <w:p/>
+        </w:tc>
+        <w:tc>
+          <w:tcPr>
+            <w:tcW w:type="dxa" w:w="601"/>
+          </w:tcPr>
+          <w:p/>
+        </w:tc>
+        <w:tc>
+          <w:tcPr>
+            <w:tcW w:type="dxa" w:w="601"/>
+          </w:tcPr>
+          <w:p/>
+        </w:tc>
+        <w:tc>
+          <w:tcPr>
+            <w:tcW w:type="dxa" w:w="567"/>
+          </w:tcPr>
+          <w:p/>
+        </w:tc>
+        <w:tc>
+          <w:tcPr>
+            <w:tcW w:type="dxa" w:w="567"/>
+          </w:tcPr>
+          <w:p/>
+        </w:tc>
+        <w:tc>
+          <w:tcPr>
+            <w:tcW w:type="dxa" w:w="567"/>
+          </w:tcPr>
+          <w:p/>
+        </w:tc>
+        <w:tc>
+          <w:tcPr>
+            <w:tcW w:type="dxa" w:w="567"/>
+          </w:tcPr>
+          <w:p/>
+        </w:tc>
+        <w:tc>
+          <w:tcPr>
+            <w:tcW w:type="dxa" w:w="567"/>
+          </w:tcPr>
+          <w:p/>
+        </w:tc>
+        <w:tc>
+          <w:tcPr>
+            <w:tcW w:type="dxa" w:w="941"/>
+          </w:tcPr>
+          <w:p/>
+        </w:tc>
+        <w:tc>
+          <w:tcPr>
+            <w:tcW w:type="dxa" w:w="567"/>
           </w:tcPr>
           <w:p/>
         </w:tc>
@@ -3824,7 +3824,7 @@
       <w:tr>
         <w:tc>
           <w:tcPr>
-            <w:tcW w:type="dxa" w:w="617"/>
+            <w:tcW w:type="dxa" w:w="567"/>
           </w:tcPr>
           <w:p>
             <w:r>
@@ -3837,7 +3837,7 @@
         </w:tc>
         <w:tc>
           <w:tcPr>
-            <w:tcW w:type="dxa" w:w="617"/>
+            <w:tcW w:type="dxa" w:w="792"/>
           </w:tcPr>
           <w:p>
             <w:r>
@@ -3850,7 +3850,7 @@
         </w:tc>
         <w:tc>
           <w:tcPr>
-            <w:tcW w:type="dxa" w:w="617"/>
+            <w:tcW w:type="dxa" w:w="567"/>
           </w:tcPr>
           <w:p>
             <w:r>
@@ -3863,7 +3863,7 @@
         </w:tc>
         <w:tc>
           <w:tcPr>
-            <w:tcW w:type="dxa" w:w="617"/>
+            <w:tcW w:type="dxa" w:w="567"/>
           </w:tcPr>
           <w:p>
             <w:r>
@@ -3876,7 +3876,7 @@
         </w:tc>
         <w:tc>
           <w:tcPr>
-            <w:tcW w:type="dxa" w:w="617"/>
+            <w:tcW w:type="dxa" w:w="600"/>
           </w:tcPr>
           <w:p>
             <w:r>
@@ -3889,7 +3889,7 @@
         </w:tc>
         <w:tc>
           <w:tcPr>
-            <w:tcW w:type="dxa" w:w="617"/>
+            <w:tcW w:type="dxa" w:w="601"/>
           </w:tcPr>
           <w:p>
             <w:r>
@@ -3902,7 +3902,7 @@
         </w:tc>
         <w:tc>
           <w:tcPr>
-            <w:tcW w:type="dxa" w:w="617"/>
+            <w:tcW w:type="dxa" w:w="601"/>
           </w:tcPr>
           <w:p>
             <w:r>
@@ -3915,7 +3915,7 @@
         </w:tc>
         <w:tc>
           <w:tcPr>
-            <w:tcW w:type="dxa" w:w="617"/>
+            <w:tcW w:type="dxa" w:w="567"/>
           </w:tcPr>
           <w:p>
             <w:r>
@@ -3928,7 +3928,7 @@
         </w:tc>
         <w:tc>
           <w:tcPr>
-            <w:tcW w:type="dxa" w:w="617"/>
+            <w:tcW w:type="dxa" w:w="567"/>
           </w:tcPr>
           <w:p>
             <w:r>
@@ -3941,7 +3941,7 @@
         </w:tc>
         <w:tc>
           <w:tcPr>
-            <w:tcW w:type="dxa" w:w="617"/>
+            <w:tcW w:type="dxa" w:w="567"/>
           </w:tcPr>
           <w:p>
             <w:r>
@@ -3954,7 +3954,7 @@
         </w:tc>
         <w:tc>
           <w:tcPr>
-            <w:tcW w:type="dxa" w:w="617"/>
+            <w:tcW w:type="dxa" w:w="567"/>
           </w:tcPr>
           <w:p>
             <w:r>
@@ -3967,7 +3967,7 @@
         </w:tc>
         <w:tc>
           <w:tcPr>
-            <w:tcW w:type="dxa" w:w="617"/>
+            <w:tcW w:type="dxa" w:w="567"/>
           </w:tcPr>
           <w:p>
             <w:r>
@@ -3980,7 +3980,7 @@
         </w:tc>
         <w:tc>
           <w:tcPr>
-            <w:tcW w:type="dxa" w:w="617"/>
+            <w:tcW w:type="dxa" w:w="941"/>
           </w:tcPr>
           <w:p>
             <w:r>
@@ -3993,7 +3993,7 @@
         </w:tc>
         <w:tc>
           <w:tcPr>
-            <w:tcW w:type="dxa" w:w="617"/>
+            <w:tcW w:type="dxa" w:w="567"/>
           </w:tcPr>
           <w:p>
             <w:r>

--- a/app/templates/PLI_M02.docx
+++ b/app/templates/PLI_M02.docx
@@ -43,7 +43,7 @@
           <w:sz-cs w:val="24"/>
           <w:i/>
         </w:rPr>
-        <w:t>{dia_diem_ky}, ngày {ngay_ky_vb}tháng {thang_ky_vb} năm {nam_ky_vb}</w:t>
+        <w:t>{dia_diem_ky}, ngày {ngay_ky_vb} tháng {thang_ky_vb} năm {nam_ky_vb}</w:t>
       </w:r>
     </w:p>
     <w:p>
@@ -1157,7 +1157,7 @@
           <w:sz w:val="24"/>
           <w:sz-cs w:val="24"/>
         </w:rPr>
-        <w:t>Ngày cấp: {ngay_cap}Nơi cấp: {noi_cap}Ngày hết hạn (</w:t>
+        <w:t>Ngày cấp: {ngay_cap} Nơi cấp: {noi_cap} Ngày hết hạn (</w:t>
       </w:r>
       <w:r>
         <w:rPr>
@@ -1454,7 +1454,7 @@
           <w:sz w:val="24"/>
           <w:sz-cs w:val="24"/>
         </w:rPr>
-        <w:t>Ngày cấp: {ngay_cap}Nơi cấp: {noi_cap}Ngày hết hạn (</w:t>
+        <w:t>Ngày cấp: {ngay_cap} Nơi cấp: {noi_cap} Ngày hết hạn (</w:t>
       </w:r>
       <w:r>
         <w:rPr>
@@ -5987,7 +5987,7 @@
           <w:sz w:val="24"/>
           <w:sz-cs w:val="24"/>
         </w:rPr>
-        <w:t>Họ, chữ đệm và tên Giám đốc/Tổng giám đốc:{gd.ho_ten}</w:t>
+        <w:t>Họ, chữ đệm và tên Giám đốc/Tổng giám đốc: {gd.ho_ten}</w:t>
       </w:r>
     </w:p>
     <w:p>
@@ -6039,7 +6039,7 @@
           <w:sz w:val="24"/>
           <w:sz-cs w:val="24"/>
         </w:rPr>
-        <w:t>Điện thoại:{gd.dien_thoai}</w:t>
+        <w:t>Điện thoại: {gd.dien_thoai}</w:t>
       </w:r>
     </w:p>
     <w:p>
@@ -6096,7 +6096,7 @@
           <w:sz w:val="24"/>
           <w:sz-cs w:val="24"/>
         </w:rPr>
-        <w:t>Họ, chữ đệm và tên Kế toán trưởng/Phụ trách kế toán:{kt.ho_ten}</w:t>
+        <w:t>Họ, chữ đệm và tên Kế toán trưởng/Phụ trách kế toán: {kt.ho_ten}</w:t>
       </w:r>
     </w:p>
     <w:p>
@@ -6148,7 +6148,7 @@
           <w:sz w:val="24"/>
           <w:sz-cs w:val="24"/>
         </w:rPr>
-        <w:t>Điện thoại:{kt.dien_thoai}</w:t>
+        <w:t>Điện thoại: {kt.dien_thoai}</w:t>
       </w:r>
     </w:p>
     <w:p>

--- a/app/templates/PLI_M02.docx
+++ b/app/templates/PLI_M02.docx
@@ -3076,9 +3076,22 @@
         <w:t xml:space="preserve">- Thông tin về người đại diện theo pháp luật/người đại diện theo ủy quyền của chủ sở hữu:</w:t>
       </w:r>
     </w:p>
+    <w:p>
+      <w:pPr>
+        <w:spacing w:before="0" w:after="0" w:line="20" w:lineRule="exact"/>
+        <w:rPr>
+          <w:sz w:val="2"/>
+          <w:szCs w:val="2"/>
+        </w:rPr>
+        <w:sectPr>
+          <w:pgSz w:w="12240" w:h="15840"/>
+          <w:pgMar w:top="1440" w:right="1800" w:bottom="1440" w:left="1800"/>
+        </w:sectPr>
+      </w:pPr>
+    </w:p>
     <w:tbl xmlns:ns0="urn:orca:p1b-temp">
       <w:tblPr>
-        <w:tblW w:type="auto" w:w="0"/>
+        <w:tblW w:type="dxa" w:w="14400"/>
         <w:tblLook w:firstColumn="1" w:firstRow="1" w:lastColumn="0" w:lastRow="0" w:noHBand="0" w:noVBand="1" w:val="04A0"/>
         <w:tblBorders>
           <w:top w:val="single" w:sz="4" w:color="000000"/>
@@ -3090,25 +3103,25 @@
         </w:tblBorders>
       </w:tblPr>
       <w:tblGrid>
-        <w:gridCol w:w="567"/>
-        <w:gridCol w:w="792"/>
-        <w:gridCol w:w="567"/>
-        <w:gridCol w:w="567"/>
-        <w:gridCol w:w="600"/>
-        <w:gridCol w:w="601"/>
-        <w:gridCol w:w="601"/>
-        <w:gridCol w:w="567"/>
-        <w:gridCol w:w="567"/>
-        <w:gridCol w:w="567"/>
-        <w:gridCol w:w="567"/>
-        <w:gridCol w:w="567"/>
-        <w:gridCol w:w="941"/>
-        <w:gridCol w:w="567"/>
+        <w:gridCol w:w="900"/>
+        <w:gridCol w:w="1402"/>
+        <w:gridCol w:w="900"/>
+        <w:gridCol w:w="900"/>
+        <w:gridCol w:w="1082"/>
+        <w:gridCol w:w="1083"/>
+        <w:gridCol w:w="1083"/>
+        <w:gridCol w:w="900"/>
+        <w:gridCol w:w="900"/>
+        <w:gridCol w:w="900"/>
+        <w:gridCol w:w="900"/>
+        <w:gridCol w:w="900"/>
+        <w:gridCol w:w="1650"/>
+        <w:gridCol w:w="900"/>
       </w:tblGrid>
       <w:tr>
         <w:tc>
           <w:tcPr>
-            <w:tcW w:type="dxa" w:w="567"/>
+            <w:tcW w:type="dxa" w:w="900"/>
             <w:vMerge w:val="restart"/>
           </w:tcPr>
           <w:p>
@@ -3122,7 +3135,7 @@
         </w:tc>
         <w:tc>
           <w:tcPr>
-            <w:tcW w:type="dxa" w:w="792"/>
+            <w:tcW w:type="dxa" w:w="1402"/>
             <w:vMerge w:val="restart"/>
           </w:tcPr>
           <w:p>
@@ -3136,7 +3149,7 @@
         </w:tc>
         <w:tc>
           <w:tcPr>
-            <w:tcW w:type="dxa" w:w="567"/>
+            <w:tcW w:type="dxa" w:w="900"/>
             <w:vMerge w:val="restart"/>
           </w:tcPr>
           <w:p>
@@ -3150,7 +3163,7 @@
         </w:tc>
         <w:tc>
           <w:tcPr>
-            <w:tcW w:type="dxa" w:w="567"/>
+            <w:tcW w:type="dxa" w:w="900"/>
             <w:vMerge w:val="restart"/>
           </w:tcPr>
           <w:p>
@@ -3164,7 +3177,7 @@
         </w:tc>
         <w:tc>
           <w:tcPr>
-            <w:tcW w:type="dxa" w:w="1802"/>
+            <w:tcW w:type="dxa" w:w="3248"/>
             <w:gridSpan w:val="3"/>
           </w:tcPr>
           <w:p>
@@ -3178,7 +3191,7 @@
         </w:tc>
         <w:tc>
           <w:tcPr>
-            <w:tcW w:type="dxa" w:w="567"/>
+            <w:tcW w:type="dxa" w:w="900"/>
             <w:vMerge w:val="restart"/>
           </w:tcPr>
           <w:p>
@@ -3192,7 +3205,7 @@
         </w:tc>
         <w:tc>
           <w:tcPr>
-            <w:tcW w:type="dxa" w:w="567"/>
+            <w:tcW w:type="dxa" w:w="900"/>
             <w:vMerge w:val="restart"/>
           </w:tcPr>
           <w:p>
@@ -3206,7 +3219,7 @@
         </w:tc>
         <w:tc>
           <w:tcPr>
-            <w:tcW w:type="dxa" w:w="567"/>
+            <w:tcW w:type="dxa" w:w="900"/>
             <w:vMerge w:val="restart"/>
           </w:tcPr>
           <w:p>
@@ -3220,7 +3233,7 @@
         </w:tc>
         <w:tc>
           <w:tcPr>
-            <w:tcW w:type="dxa" w:w="1134"/>
+            <w:tcW w:type="dxa" w:w="1800"/>
             <w:gridSpan w:val="2"/>
           </w:tcPr>
           <w:p>
@@ -3234,7 +3247,7 @@
         </w:tc>
         <w:tc>
           <w:tcPr>
-            <w:tcW w:type="dxa" w:w="941"/>
+            <w:tcW w:type="dxa" w:w="1650"/>
             <w:vMerge w:val="restart"/>
           </w:tcPr>
           <w:p>
@@ -3248,7 +3261,7 @@
         </w:tc>
         <w:tc>
           <w:tcPr>
-            <w:tcW w:type="dxa" w:w="567"/>
+            <w:tcW w:type="dxa" w:w="900"/>
             <w:vMerge w:val="restart"/>
           </w:tcPr>
           <w:p>
@@ -3264,35 +3277,35 @@
       <w:tr>
         <w:tc>
           <w:tcPr>
-            <w:tcW w:type="dxa" w:w="567"/>
+            <w:tcW w:type="dxa" w:w="900"/>
             <w:vMerge/>
           </w:tcPr>
           <w:p/>
         </w:tc>
         <w:tc>
           <w:tcPr>
-            <w:tcW w:type="dxa" w:w="792"/>
+            <w:tcW w:type="dxa" w:w="1402"/>
             <w:vMerge/>
           </w:tcPr>
           <w:p/>
         </w:tc>
         <w:tc>
           <w:tcPr>
-            <w:tcW w:type="dxa" w:w="567"/>
+            <w:tcW w:type="dxa" w:w="900"/>
             <w:vMerge/>
           </w:tcPr>
           <w:p/>
         </w:tc>
         <w:tc>
           <w:tcPr>
-            <w:tcW w:type="dxa" w:w="567"/>
+            <w:tcW w:type="dxa" w:w="900"/>
             <w:vMerge/>
           </w:tcPr>
           <w:p/>
         </w:tc>
         <w:tc>
           <w:tcPr>
-            <w:tcW w:type="dxa" w:w="600"/>
+            <w:tcW w:type="dxa" w:w="1082"/>
           </w:tcPr>
           <w:p>
             <w:r>
@@ -3305,7 +3318,7 @@
         </w:tc>
         <w:tc>
           <w:tcPr>
-            <w:tcW w:type="dxa" w:w="601"/>
+            <w:tcW w:type="dxa" w:w="1083"/>
           </w:tcPr>
           <w:p>
             <w:r>
@@ -3318,7 +3331,7 @@
         </w:tc>
         <w:tc>
           <w:tcPr>
-            <w:tcW w:type="dxa" w:w="601"/>
+            <w:tcW w:type="dxa" w:w="1083"/>
           </w:tcPr>
           <w:p>
             <w:r>
@@ -3331,28 +3344,28 @@
         </w:tc>
         <w:tc>
           <w:tcPr>
-            <w:tcW w:type="dxa" w:w="567"/>
+            <w:tcW w:type="dxa" w:w="900"/>
             <w:vMerge/>
           </w:tcPr>
           <w:p/>
         </w:tc>
         <w:tc>
           <w:tcPr>
-            <w:tcW w:type="dxa" w:w="567"/>
+            <w:tcW w:type="dxa" w:w="900"/>
             <w:vMerge/>
           </w:tcPr>
           <w:p/>
         </w:tc>
         <w:tc>
           <w:tcPr>
-            <w:tcW w:type="dxa" w:w="567"/>
+            <w:tcW w:type="dxa" w:w="900"/>
             <w:vMerge/>
           </w:tcPr>
           <w:p/>
         </w:tc>
         <w:tc>
           <w:tcPr>
-            <w:tcW w:type="dxa" w:w="567"/>
+            <w:tcW w:type="dxa" w:w="900"/>
           </w:tcPr>
           <w:p>
             <w:r>
@@ -3365,7 +3378,7 @@
         </w:tc>
         <w:tc>
           <w:tcPr>
-            <w:tcW w:type="dxa" w:w="567"/>
+            <w:tcW w:type="dxa" w:w="900"/>
           </w:tcPr>
           <w:p>
             <w:r>
@@ -3378,14 +3391,14 @@
         </w:tc>
         <w:tc>
           <w:tcPr>
-            <w:tcW w:type="dxa" w:w="941"/>
+            <w:tcW w:type="dxa" w:w="1650"/>
             <w:vMerge/>
           </w:tcPr>
           <w:p/>
         </w:tc>
         <w:tc>
           <w:tcPr>
-            <w:tcW w:type="dxa" w:w="567"/>
+            <w:tcW w:type="dxa" w:w="900"/>
             <w:vMerge/>
           </w:tcPr>
           <w:p/>
@@ -3394,85 +3407,85 @@
       <w:tr>
         <w:tc>
           <w:tcPr>
-            <w:tcW w:type="dxa" w:w="567"/>
-          </w:tcPr>
-          <w:p/>
-        </w:tc>
-        <w:tc>
-          <w:tcPr>
-            <w:tcW w:type="dxa" w:w="792"/>
-          </w:tcPr>
-          <w:p/>
-        </w:tc>
-        <w:tc>
-          <w:tcPr>
-            <w:tcW w:type="dxa" w:w="567"/>
-          </w:tcPr>
-          <w:p/>
-        </w:tc>
-        <w:tc>
-          <w:tcPr>
-            <w:tcW w:type="dxa" w:w="567"/>
-          </w:tcPr>
-          <w:p/>
-        </w:tc>
-        <w:tc>
-          <w:tcPr>
-            <w:tcW w:type="dxa" w:w="600"/>
-          </w:tcPr>
-          <w:p/>
-        </w:tc>
-        <w:tc>
-          <w:tcPr>
-            <w:tcW w:type="dxa" w:w="601"/>
-          </w:tcPr>
-          <w:p/>
-        </w:tc>
-        <w:tc>
-          <w:tcPr>
-            <w:tcW w:type="dxa" w:w="601"/>
-          </w:tcPr>
-          <w:p/>
-        </w:tc>
-        <w:tc>
-          <w:tcPr>
-            <w:tcW w:type="dxa" w:w="567"/>
-          </w:tcPr>
-          <w:p/>
-        </w:tc>
-        <w:tc>
-          <w:tcPr>
-            <w:tcW w:type="dxa" w:w="567"/>
-          </w:tcPr>
-          <w:p/>
-        </w:tc>
-        <w:tc>
-          <w:tcPr>
-            <w:tcW w:type="dxa" w:w="567"/>
-          </w:tcPr>
-          <w:p/>
-        </w:tc>
-        <w:tc>
-          <w:tcPr>
-            <w:tcW w:type="dxa" w:w="567"/>
-          </w:tcPr>
-          <w:p/>
-        </w:tc>
-        <w:tc>
-          <w:tcPr>
-            <w:tcW w:type="dxa" w:w="567"/>
-          </w:tcPr>
-          <w:p/>
-        </w:tc>
-        <w:tc>
-          <w:tcPr>
-            <w:tcW w:type="dxa" w:w="941"/>
-          </w:tcPr>
-          <w:p/>
-        </w:tc>
-        <w:tc>
-          <w:tcPr>
-            <w:tcW w:type="dxa" w:w="567"/>
+            <w:tcW w:type="dxa" w:w="900"/>
+          </w:tcPr>
+          <w:p/>
+        </w:tc>
+        <w:tc>
+          <w:tcPr>
+            <w:tcW w:type="dxa" w:w="1402"/>
+          </w:tcPr>
+          <w:p/>
+        </w:tc>
+        <w:tc>
+          <w:tcPr>
+            <w:tcW w:type="dxa" w:w="900"/>
+          </w:tcPr>
+          <w:p/>
+        </w:tc>
+        <w:tc>
+          <w:tcPr>
+            <w:tcW w:type="dxa" w:w="900"/>
+          </w:tcPr>
+          <w:p/>
+        </w:tc>
+        <w:tc>
+          <w:tcPr>
+            <w:tcW w:type="dxa" w:w="1082"/>
+          </w:tcPr>
+          <w:p/>
+        </w:tc>
+        <w:tc>
+          <w:tcPr>
+            <w:tcW w:type="dxa" w:w="1083"/>
+          </w:tcPr>
+          <w:p/>
+        </w:tc>
+        <w:tc>
+          <w:tcPr>
+            <w:tcW w:type="dxa" w:w="1083"/>
+          </w:tcPr>
+          <w:p/>
+        </w:tc>
+        <w:tc>
+          <w:tcPr>
+            <w:tcW w:type="dxa" w:w="900"/>
+          </w:tcPr>
+          <w:p/>
+        </w:tc>
+        <w:tc>
+          <w:tcPr>
+            <w:tcW w:type="dxa" w:w="900"/>
+          </w:tcPr>
+          <w:p/>
+        </w:tc>
+        <w:tc>
+          <w:tcPr>
+            <w:tcW w:type="dxa" w:w="900"/>
+          </w:tcPr>
+          <w:p/>
+        </w:tc>
+        <w:tc>
+          <w:tcPr>
+            <w:tcW w:type="dxa" w:w="900"/>
+          </w:tcPr>
+          <w:p/>
+        </w:tc>
+        <w:tc>
+          <w:tcPr>
+            <w:tcW w:type="dxa" w:w="900"/>
+          </w:tcPr>
+          <w:p/>
+        </w:tc>
+        <w:tc>
+          <w:tcPr>
+            <w:tcW w:type="dxa" w:w="1650"/>
+          </w:tcPr>
+          <w:p/>
+        </w:tc>
+        <w:tc>
+          <w:tcPr>
+            <w:tcW w:type="dxa" w:w="900"/>
           </w:tcPr>
           <w:p/>
         </w:tc>
@@ -3480,85 +3493,85 @@
       <w:tr>
         <w:tc>
           <w:tcPr>
-            <w:tcW w:type="dxa" w:w="567"/>
-          </w:tcPr>
-          <w:p/>
-        </w:tc>
-        <w:tc>
-          <w:tcPr>
-            <w:tcW w:type="dxa" w:w="792"/>
-          </w:tcPr>
-          <w:p/>
-        </w:tc>
-        <w:tc>
-          <w:tcPr>
-            <w:tcW w:type="dxa" w:w="567"/>
-          </w:tcPr>
-          <w:p/>
-        </w:tc>
-        <w:tc>
-          <w:tcPr>
-            <w:tcW w:type="dxa" w:w="567"/>
-          </w:tcPr>
-          <w:p/>
-        </w:tc>
-        <w:tc>
-          <w:tcPr>
-            <w:tcW w:type="dxa" w:w="600"/>
-          </w:tcPr>
-          <w:p/>
-        </w:tc>
-        <w:tc>
-          <w:tcPr>
-            <w:tcW w:type="dxa" w:w="601"/>
-          </w:tcPr>
-          <w:p/>
-        </w:tc>
-        <w:tc>
-          <w:tcPr>
-            <w:tcW w:type="dxa" w:w="601"/>
-          </w:tcPr>
-          <w:p/>
-        </w:tc>
-        <w:tc>
-          <w:tcPr>
-            <w:tcW w:type="dxa" w:w="567"/>
-          </w:tcPr>
-          <w:p/>
-        </w:tc>
-        <w:tc>
-          <w:tcPr>
-            <w:tcW w:type="dxa" w:w="567"/>
-          </w:tcPr>
-          <w:p/>
-        </w:tc>
-        <w:tc>
-          <w:tcPr>
-            <w:tcW w:type="dxa" w:w="567"/>
-          </w:tcPr>
-          <w:p/>
-        </w:tc>
-        <w:tc>
-          <w:tcPr>
-            <w:tcW w:type="dxa" w:w="567"/>
-          </w:tcPr>
-          <w:p/>
-        </w:tc>
-        <w:tc>
-          <w:tcPr>
-            <w:tcW w:type="dxa" w:w="567"/>
-          </w:tcPr>
-          <w:p/>
-        </w:tc>
-        <w:tc>
-          <w:tcPr>
-            <w:tcW w:type="dxa" w:w="941"/>
-          </w:tcPr>
-          <w:p/>
-        </w:tc>
-        <w:tc>
-          <w:tcPr>
-            <w:tcW w:type="dxa" w:w="567"/>
+            <w:tcW w:type="dxa" w:w="900"/>
+          </w:tcPr>
+          <w:p/>
+        </w:tc>
+        <w:tc>
+          <w:tcPr>
+            <w:tcW w:type="dxa" w:w="1402"/>
+          </w:tcPr>
+          <w:p/>
+        </w:tc>
+        <w:tc>
+          <w:tcPr>
+            <w:tcW w:type="dxa" w:w="900"/>
+          </w:tcPr>
+          <w:p/>
+        </w:tc>
+        <w:tc>
+          <w:tcPr>
+            <w:tcW w:type="dxa" w:w="900"/>
+          </w:tcPr>
+          <w:p/>
+        </w:tc>
+        <w:tc>
+          <w:tcPr>
+            <w:tcW w:type="dxa" w:w="1082"/>
+          </w:tcPr>
+          <w:p/>
+        </w:tc>
+        <w:tc>
+          <w:tcPr>
+            <w:tcW w:type="dxa" w:w="1083"/>
+          </w:tcPr>
+          <w:p/>
+        </w:tc>
+        <w:tc>
+          <w:tcPr>
+            <w:tcW w:type="dxa" w:w="1083"/>
+          </w:tcPr>
+          <w:p/>
+        </w:tc>
+        <w:tc>
+          <w:tcPr>
+            <w:tcW w:type="dxa" w:w="900"/>
+          </w:tcPr>
+          <w:p/>
+        </w:tc>
+        <w:tc>
+          <w:tcPr>
+            <w:tcW w:type="dxa" w:w="900"/>
+          </w:tcPr>
+          <w:p/>
+        </w:tc>
+        <w:tc>
+          <w:tcPr>
+            <w:tcW w:type="dxa" w:w="900"/>
+          </w:tcPr>
+          <w:p/>
+        </w:tc>
+        <w:tc>
+          <w:tcPr>
+            <w:tcW w:type="dxa" w:w="900"/>
+          </w:tcPr>
+          <w:p/>
+        </w:tc>
+        <w:tc>
+          <w:tcPr>
+            <w:tcW w:type="dxa" w:w="900"/>
+          </w:tcPr>
+          <w:p/>
+        </w:tc>
+        <w:tc>
+          <w:tcPr>
+            <w:tcW w:type="dxa" w:w="1650"/>
+          </w:tcPr>
+          <w:p/>
+        </w:tc>
+        <w:tc>
+          <w:tcPr>
+            <w:tcW w:type="dxa" w:w="900"/>
           </w:tcPr>
           <w:p/>
         </w:tc>
@@ -3566,85 +3579,85 @@
       <w:tr>
         <w:tc>
           <w:tcPr>
-            <w:tcW w:type="dxa" w:w="567"/>
-          </w:tcPr>
-          <w:p/>
-        </w:tc>
-        <w:tc>
-          <w:tcPr>
-            <w:tcW w:type="dxa" w:w="792"/>
-          </w:tcPr>
-          <w:p/>
-        </w:tc>
-        <w:tc>
-          <w:tcPr>
-            <w:tcW w:type="dxa" w:w="567"/>
-          </w:tcPr>
-          <w:p/>
-        </w:tc>
-        <w:tc>
-          <w:tcPr>
-            <w:tcW w:type="dxa" w:w="567"/>
-          </w:tcPr>
-          <w:p/>
-        </w:tc>
-        <w:tc>
-          <w:tcPr>
-            <w:tcW w:type="dxa" w:w="600"/>
-          </w:tcPr>
-          <w:p/>
-        </w:tc>
-        <w:tc>
-          <w:tcPr>
-            <w:tcW w:type="dxa" w:w="601"/>
-          </w:tcPr>
-          <w:p/>
-        </w:tc>
-        <w:tc>
-          <w:tcPr>
-            <w:tcW w:type="dxa" w:w="601"/>
-          </w:tcPr>
-          <w:p/>
-        </w:tc>
-        <w:tc>
-          <w:tcPr>
-            <w:tcW w:type="dxa" w:w="567"/>
-          </w:tcPr>
-          <w:p/>
-        </w:tc>
-        <w:tc>
-          <w:tcPr>
-            <w:tcW w:type="dxa" w:w="567"/>
-          </w:tcPr>
-          <w:p/>
-        </w:tc>
-        <w:tc>
-          <w:tcPr>
-            <w:tcW w:type="dxa" w:w="567"/>
-          </w:tcPr>
-          <w:p/>
-        </w:tc>
-        <w:tc>
-          <w:tcPr>
-            <w:tcW w:type="dxa" w:w="567"/>
-          </w:tcPr>
-          <w:p/>
-        </w:tc>
-        <w:tc>
-          <w:tcPr>
-            <w:tcW w:type="dxa" w:w="567"/>
-          </w:tcPr>
-          <w:p/>
-        </w:tc>
-        <w:tc>
-          <w:tcPr>
-            <w:tcW w:type="dxa" w:w="941"/>
-          </w:tcPr>
-          <w:p/>
-        </w:tc>
-        <w:tc>
-          <w:tcPr>
-            <w:tcW w:type="dxa" w:w="567"/>
+            <w:tcW w:type="dxa" w:w="900"/>
+          </w:tcPr>
+          <w:p/>
+        </w:tc>
+        <w:tc>
+          <w:tcPr>
+            <w:tcW w:type="dxa" w:w="1402"/>
+          </w:tcPr>
+          <w:p/>
+        </w:tc>
+        <w:tc>
+          <w:tcPr>
+            <w:tcW w:type="dxa" w:w="900"/>
+          </w:tcPr>
+          <w:p/>
+        </w:tc>
+        <w:tc>
+          <w:tcPr>
+            <w:tcW w:type="dxa" w:w="900"/>
+          </w:tcPr>
+          <w:p/>
+        </w:tc>
+        <w:tc>
+          <w:tcPr>
+            <w:tcW w:type="dxa" w:w="1082"/>
+          </w:tcPr>
+          <w:p/>
+        </w:tc>
+        <w:tc>
+          <w:tcPr>
+            <w:tcW w:type="dxa" w:w="1083"/>
+          </w:tcPr>
+          <w:p/>
+        </w:tc>
+        <w:tc>
+          <w:tcPr>
+            <w:tcW w:type="dxa" w:w="1083"/>
+          </w:tcPr>
+          <w:p/>
+        </w:tc>
+        <w:tc>
+          <w:tcPr>
+            <w:tcW w:type="dxa" w:w="900"/>
+          </w:tcPr>
+          <w:p/>
+        </w:tc>
+        <w:tc>
+          <w:tcPr>
+            <w:tcW w:type="dxa" w:w="900"/>
+          </w:tcPr>
+          <w:p/>
+        </w:tc>
+        <w:tc>
+          <w:tcPr>
+            <w:tcW w:type="dxa" w:w="900"/>
+          </w:tcPr>
+          <w:p/>
+        </w:tc>
+        <w:tc>
+          <w:tcPr>
+            <w:tcW w:type="dxa" w:w="900"/>
+          </w:tcPr>
+          <w:p/>
+        </w:tc>
+        <w:tc>
+          <w:tcPr>
+            <w:tcW w:type="dxa" w:w="900"/>
+          </w:tcPr>
+          <w:p/>
+        </w:tc>
+        <w:tc>
+          <w:tcPr>
+            <w:tcW w:type="dxa" w:w="1650"/>
+          </w:tcPr>
+          <w:p/>
+        </w:tc>
+        <w:tc>
+          <w:tcPr>
+            <w:tcW w:type="dxa" w:w="900"/>
           </w:tcPr>
           <w:p/>
         </w:tc>
@@ -3652,85 +3665,85 @@
       <w:tr>
         <w:tc>
           <w:tcPr>
-            <w:tcW w:type="dxa" w:w="567"/>
-          </w:tcPr>
-          <w:p/>
-        </w:tc>
-        <w:tc>
-          <w:tcPr>
-            <w:tcW w:type="dxa" w:w="792"/>
-          </w:tcPr>
-          <w:p/>
-        </w:tc>
-        <w:tc>
-          <w:tcPr>
-            <w:tcW w:type="dxa" w:w="567"/>
-          </w:tcPr>
-          <w:p/>
-        </w:tc>
-        <w:tc>
-          <w:tcPr>
-            <w:tcW w:type="dxa" w:w="567"/>
-          </w:tcPr>
-          <w:p/>
-        </w:tc>
-        <w:tc>
-          <w:tcPr>
-            <w:tcW w:type="dxa" w:w="600"/>
-          </w:tcPr>
-          <w:p/>
-        </w:tc>
-        <w:tc>
-          <w:tcPr>
-            <w:tcW w:type="dxa" w:w="601"/>
-          </w:tcPr>
-          <w:p/>
-        </w:tc>
-        <w:tc>
-          <w:tcPr>
-            <w:tcW w:type="dxa" w:w="601"/>
-          </w:tcPr>
-          <w:p/>
-        </w:tc>
-        <w:tc>
-          <w:tcPr>
-            <w:tcW w:type="dxa" w:w="567"/>
-          </w:tcPr>
-          <w:p/>
-        </w:tc>
-        <w:tc>
-          <w:tcPr>
-            <w:tcW w:type="dxa" w:w="567"/>
-          </w:tcPr>
-          <w:p/>
-        </w:tc>
-        <w:tc>
-          <w:tcPr>
-            <w:tcW w:type="dxa" w:w="567"/>
-          </w:tcPr>
-          <w:p/>
-        </w:tc>
-        <w:tc>
-          <w:tcPr>
-            <w:tcW w:type="dxa" w:w="567"/>
-          </w:tcPr>
-          <w:p/>
-        </w:tc>
-        <w:tc>
-          <w:tcPr>
-            <w:tcW w:type="dxa" w:w="567"/>
-          </w:tcPr>
-          <w:p/>
-        </w:tc>
-        <w:tc>
-          <w:tcPr>
-            <w:tcW w:type="dxa" w:w="941"/>
-          </w:tcPr>
-          <w:p/>
-        </w:tc>
-        <w:tc>
-          <w:tcPr>
-            <w:tcW w:type="dxa" w:w="567"/>
+            <w:tcW w:type="dxa" w:w="900"/>
+          </w:tcPr>
+          <w:p/>
+        </w:tc>
+        <w:tc>
+          <w:tcPr>
+            <w:tcW w:type="dxa" w:w="1402"/>
+          </w:tcPr>
+          <w:p/>
+        </w:tc>
+        <w:tc>
+          <w:tcPr>
+            <w:tcW w:type="dxa" w:w="900"/>
+          </w:tcPr>
+          <w:p/>
+        </w:tc>
+        <w:tc>
+          <w:tcPr>
+            <w:tcW w:type="dxa" w:w="900"/>
+          </w:tcPr>
+          <w:p/>
+        </w:tc>
+        <w:tc>
+          <w:tcPr>
+            <w:tcW w:type="dxa" w:w="1082"/>
+          </w:tcPr>
+          <w:p/>
+        </w:tc>
+        <w:tc>
+          <w:tcPr>
+            <w:tcW w:type="dxa" w:w="1083"/>
+          </w:tcPr>
+          <w:p/>
+        </w:tc>
+        <w:tc>
+          <w:tcPr>
+            <w:tcW w:type="dxa" w:w="1083"/>
+          </w:tcPr>
+          <w:p/>
+        </w:tc>
+        <w:tc>
+          <w:tcPr>
+            <w:tcW w:type="dxa" w:w="900"/>
+          </w:tcPr>
+          <w:p/>
+        </w:tc>
+        <w:tc>
+          <w:tcPr>
+            <w:tcW w:type="dxa" w:w="900"/>
+          </w:tcPr>
+          <w:p/>
+        </w:tc>
+        <w:tc>
+          <w:tcPr>
+            <w:tcW w:type="dxa" w:w="900"/>
+          </w:tcPr>
+          <w:p/>
+        </w:tc>
+        <w:tc>
+          <w:tcPr>
+            <w:tcW w:type="dxa" w:w="900"/>
+          </w:tcPr>
+          <w:p/>
+        </w:tc>
+        <w:tc>
+          <w:tcPr>
+            <w:tcW w:type="dxa" w:w="900"/>
+          </w:tcPr>
+          <w:p/>
+        </w:tc>
+        <w:tc>
+          <w:tcPr>
+            <w:tcW w:type="dxa" w:w="1650"/>
+          </w:tcPr>
+          <w:p/>
+        </w:tc>
+        <w:tc>
+          <w:tcPr>
+            <w:tcW w:type="dxa" w:w="900"/>
           </w:tcPr>
           <w:p/>
         </w:tc>
@@ -3738,85 +3751,85 @@
       <w:tr>
         <w:tc>
           <w:tcPr>
-            <w:tcW w:type="dxa" w:w="567"/>
-          </w:tcPr>
-          <w:p/>
-        </w:tc>
-        <w:tc>
-          <w:tcPr>
-            <w:tcW w:type="dxa" w:w="792"/>
-          </w:tcPr>
-          <w:p/>
-        </w:tc>
-        <w:tc>
-          <w:tcPr>
-            <w:tcW w:type="dxa" w:w="567"/>
-          </w:tcPr>
-          <w:p/>
-        </w:tc>
-        <w:tc>
-          <w:tcPr>
-            <w:tcW w:type="dxa" w:w="567"/>
-          </w:tcPr>
-          <w:p/>
-        </w:tc>
-        <w:tc>
-          <w:tcPr>
-            <w:tcW w:type="dxa" w:w="600"/>
-          </w:tcPr>
-          <w:p/>
-        </w:tc>
-        <w:tc>
-          <w:tcPr>
-            <w:tcW w:type="dxa" w:w="601"/>
-          </w:tcPr>
-          <w:p/>
-        </w:tc>
-        <w:tc>
-          <w:tcPr>
-            <w:tcW w:type="dxa" w:w="601"/>
-          </w:tcPr>
-          <w:p/>
-        </w:tc>
-        <w:tc>
-          <w:tcPr>
-            <w:tcW w:type="dxa" w:w="567"/>
-          </w:tcPr>
-          <w:p/>
-        </w:tc>
-        <w:tc>
-          <w:tcPr>
-            <w:tcW w:type="dxa" w:w="567"/>
-          </w:tcPr>
-          <w:p/>
-        </w:tc>
-        <w:tc>
-          <w:tcPr>
-            <w:tcW w:type="dxa" w:w="567"/>
-          </w:tcPr>
-          <w:p/>
-        </w:tc>
-        <w:tc>
-          <w:tcPr>
-            <w:tcW w:type="dxa" w:w="567"/>
-          </w:tcPr>
-          <w:p/>
-        </w:tc>
-        <w:tc>
-          <w:tcPr>
-            <w:tcW w:type="dxa" w:w="567"/>
-          </w:tcPr>
-          <w:p/>
-        </w:tc>
-        <w:tc>
-          <w:tcPr>
-            <w:tcW w:type="dxa" w:w="941"/>
-          </w:tcPr>
-          <w:p/>
-        </w:tc>
-        <w:tc>
-          <w:tcPr>
-            <w:tcW w:type="dxa" w:w="567"/>
+            <w:tcW w:type="dxa" w:w="900"/>
+          </w:tcPr>
+          <w:p/>
+        </w:tc>
+        <w:tc>
+          <w:tcPr>
+            <w:tcW w:type="dxa" w:w="1402"/>
+          </w:tcPr>
+          <w:p/>
+        </w:tc>
+        <w:tc>
+          <w:tcPr>
+            <w:tcW w:type="dxa" w:w="900"/>
+          </w:tcPr>
+          <w:p/>
+        </w:tc>
+        <w:tc>
+          <w:tcPr>
+            <w:tcW w:type="dxa" w:w="900"/>
+          </w:tcPr>
+          <w:p/>
+        </w:tc>
+        <w:tc>
+          <w:tcPr>
+            <w:tcW w:type="dxa" w:w="1082"/>
+          </w:tcPr>
+          <w:p/>
+        </w:tc>
+        <w:tc>
+          <w:tcPr>
+            <w:tcW w:type="dxa" w:w="1083"/>
+          </w:tcPr>
+          <w:p/>
+        </w:tc>
+        <w:tc>
+          <w:tcPr>
+            <w:tcW w:type="dxa" w:w="1083"/>
+          </w:tcPr>
+          <w:p/>
+        </w:tc>
+        <w:tc>
+          <w:tcPr>
+            <w:tcW w:type="dxa" w:w="900"/>
+          </w:tcPr>
+          <w:p/>
+        </w:tc>
+        <w:tc>
+          <w:tcPr>
+            <w:tcW w:type="dxa" w:w="900"/>
+          </w:tcPr>
+          <w:p/>
+        </w:tc>
+        <w:tc>
+          <w:tcPr>
+            <w:tcW w:type="dxa" w:w="900"/>
+          </w:tcPr>
+          <w:p/>
+        </w:tc>
+        <w:tc>
+          <w:tcPr>
+            <w:tcW w:type="dxa" w:w="900"/>
+          </w:tcPr>
+          <w:p/>
+        </w:tc>
+        <w:tc>
+          <w:tcPr>
+            <w:tcW w:type="dxa" w:w="900"/>
+          </w:tcPr>
+          <w:p/>
+        </w:tc>
+        <w:tc>
+          <w:tcPr>
+            <w:tcW w:type="dxa" w:w="1650"/>
+          </w:tcPr>
+          <w:p/>
+        </w:tc>
+        <w:tc>
+          <w:tcPr>
+            <w:tcW w:type="dxa" w:w="900"/>
           </w:tcPr>
           <w:p/>
         </w:tc>
@@ -3824,7 +3837,7 @@
       <w:tr>
         <w:tc>
           <w:tcPr>
-            <w:tcW w:type="dxa" w:w="567"/>
+            <w:tcW w:type="dxa" w:w="900"/>
           </w:tcPr>
           <w:p>
             <w:r>
@@ -3837,7 +3850,7 @@
         </w:tc>
         <w:tc>
           <w:tcPr>
-            <w:tcW w:type="dxa" w:w="792"/>
+            <w:tcW w:type="dxa" w:w="1402"/>
           </w:tcPr>
           <w:p>
             <w:r>
@@ -3850,7 +3863,7 @@
         </w:tc>
         <w:tc>
           <w:tcPr>
-            <w:tcW w:type="dxa" w:w="567"/>
+            <w:tcW w:type="dxa" w:w="900"/>
           </w:tcPr>
           <w:p>
             <w:r>
@@ -3863,7 +3876,7 @@
         </w:tc>
         <w:tc>
           <w:tcPr>
-            <w:tcW w:type="dxa" w:w="567"/>
+            <w:tcW w:type="dxa" w:w="900"/>
           </w:tcPr>
           <w:p>
             <w:r>
@@ -3876,7 +3889,7 @@
         </w:tc>
         <w:tc>
           <w:tcPr>
-            <w:tcW w:type="dxa" w:w="600"/>
+            <w:tcW w:type="dxa" w:w="1082"/>
           </w:tcPr>
           <w:p>
             <w:r>
@@ -3889,7 +3902,7 @@
         </w:tc>
         <w:tc>
           <w:tcPr>
-            <w:tcW w:type="dxa" w:w="601"/>
+            <w:tcW w:type="dxa" w:w="1083"/>
           </w:tcPr>
           <w:p>
             <w:r>
@@ -3902,7 +3915,7 @@
         </w:tc>
         <w:tc>
           <w:tcPr>
-            <w:tcW w:type="dxa" w:w="601"/>
+            <w:tcW w:type="dxa" w:w="1083"/>
           </w:tcPr>
           <w:p>
             <w:r>
@@ -3915,7 +3928,7 @@
         </w:tc>
         <w:tc>
           <w:tcPr>
-            <w:tcW w:type="dxa" w:w="567"/>
+            <w:tcW w:type="dxa" w:w="900"/>
           </w:tcPr>
           <w:p>
             <w:r>
@@ -3928,7 +3941,7 @@
         </w:tc>
         <w:tc>
           <w:tcPr>
-            <w:tcW w:type="dxa" w:w="567"/>
+            <w:tcW w:type="dxa" w:w="900"/>
           </w:tcPr>
           <w:p>
             <w:r>
@@ -3941,7 +3954,7 @@
         </w:tc>
         <w:tc>
           <w:tcPr>
-            <w:tcW w:type="dxa" w:w="567"/>
+            <w:tcW w:type="dxa" w:w="900"/>
           </w:tcPr>
           <w:p>
             <w:r>
@@ -3954,7 +3967,7 @@
         </w:tc>
         <w:tc>
           <w:tcPr>
-            <w:tcW w:type="dxa" w:w="567"/>
+            <w:tcW w:type="dxa" w:w="900"/>
           </w:tcPr>
           <w:p>
             <w:r>
@@ -3967,7 +3980,7 @@
         </w:tc>
         <w:tc>
           <w:tcPr>
-            <w:tcW w:type="dxa" w:w="567"/>
+            <w:tcW w:type="dxa" w:w="900"/>
           </w:tcPr>
           <w:p>
             <w:r>
@@ -3980,7 +3993,7 @@
         </w:tc>
         <w:tc>
           <w:tcPr>
-            <w:tcW w:type="dxa" w:w="941"/>
+            <w:tcW w:type="dxa" w:w="1650"/>
           </w:tcPr>
           <w:p>
             <w:r>
@@ -3993,7 +4006,7 @@
         </w:tc>
         <w:tc>
           <w:tcPr>
-            <w:tcW w:type="dxa" w:w="567"/>
+            <w:tcW w:type="dxa" w:w="900"/>
           </w:tcPr>
           <w:p>
             <w:r>
@@ -4006,6 +4019,19 @@
         </w:tc>
       </w:tr>
     </w:tbl>
+    <w:p>
+      <w:pPr>
+        <w:spacing w:before="0" w:after="0" w:line="20" w:lineRule="exact"/>
+        <w:rPr>
+          <w:sz w:val="2"/>
+          <w:szCs w:val="2"/>
+        </w:rPr>
+        <w:sectPr>
+          <w:pgSz w:w="15840" w:h="12240" w:orient="landscape"/>
+          <w:pgMar w:top="1440" w:right="720" w:bottom="1440" w:left="720"/>
+        </w:sectPr>
+      </w:pPr>
+    </w:p>
     <w:p/>
     <w:p>
       <w:pPr>

--- a/app/templates/PLI_M02.docx
+++ b/app/templates/PLI_M02.docx
@@ -3065,21 +3065,9 @@
     </w:p>
     <w:p>
       <w:pPr>
-        <w:spacing w:before="120"/>
-      </w:pPr>
-      <w:r>
-        <w:rPr>
-          <w:rFonts w:ascii="Arial" w:hAnsi="Arial" w:cs="Arial"/>
-          <w:sz w:val="24"/>
-          <w:sz-cs w:val="24"/>
-        </w:rPr>
-        <w:t xml:space="preserve">- Thông tin về người đại diện theo pháp luật/người đại diện theo ủy quyền của chủ sở hữu:</w:t>
-      </w:r>
-    </w:p>
-    <w:p>
-      <w:pPr>
         <w:spacing w:before="0" w:after="0" w:line="20" w:lineRule="exact"/>
         <w:rPr>
+          <w:vanish/>
           <w:sz w:val="2"/>
           <w:szCs w:val="2"/>
         </w:rPr>
@@ -3088,6 +3076,19 @@
           <w:pgMar w:top="1440" w:right="1800" w:bottom="1440" w:left="1800"/>
         </w:sectPr>
       </w:pPr>
+    </w:p>
+    <w:p>
+      <w:pPr>
+        <w:spacing w:before="120"/>
+      </w:pPr>
+      <w:r>
+        <w:rPr>
+          <w:rFonts w:ascii="Arial" w:hAnsi="Arial" w:cs="Arial"/>
+          <w:sz w:val="24"/>
+          <w:sz-cs w:val="24"/>
+        </w:rPr>
+        <w:t xml:space="preserve">- Thông tin về người đại diện theo pháp luật/người đại diện theo ủy quyền của chủ sở hữu:</w:t>
+      </w:r>
     </w:p>
     <w:tbl xmlns:ns0="urn:orca:p1b-temp">
       <w:tblPr>
@@ -4023,6 +4024,7 @@
       <w:pPr>
         <w:spacing w:before="0" w:after="0" w:line="20" w:lineRule="exact"/>
         <w:rPr>
+          <w:vanish/>
           <w:sz w:val="2"/>
           <w:szCs w:val="2"/>
         </w:rPr>

--- a/app/templates/PLI_M02.docx
+++ b/app/templates/PLI_M02.docx
@@ -552,6 +552,14 @@
           <w:sz w:val="24"/>
           <w:sz-cs w:val="24"/>
         </w:rPr>
+        <w:t xml:space="preserve">{chk_tt_thanh_lap_moi} </w:t>
+      </w:r>
+      <w:r>
+        <w:rPr>
+          <w:rFonts w:ascii="Arial" w:hAnsi="Arial" w:cs="Arial"/>
+          <w:sz w:val="24"/>
+          <w:sz-cs w:val="24"/>
+        </w:rPr>
         <w:t xml:space="preserve">Thành lập mới</w:t>
       </w:r>
     </w:p>
@@ -565,13 +573,8 @@
           <w:sz w:val="24"/>
           <w:sz-cs w:val="24"/>
         </w:rPr>
-        <w:t>{chk_tt_thanh_lap_moi}</w:t>
-      </w:r>
-    </w:p>
-    <w:p>
-      <w:pPr>
-        <w:spacing w:before="120"/>
-      </w:pPr>
+        <w:t xml:space="preserve">{chk_tt_tach_dn} </w:t>
+      </w:r>
       <w:r>
         <w:rPr>
           <w:rFonts w:ascii="Arial" w:hAnsi="Arial" w:cs="Arial"/>
@@ -591,13 +594,8 @@
           <w:sz w:val="24"/>
           <w:sz-cs w:val="24"/>
         </w:rPr>
-        <w:t>{chk_tt_tach_dn}</w:t>
-      </w:r>
-    </w:p>
-    <w:p>
-      <w:pPr>
-        <w:spacing w:before="120"/>
-      </w:pPr>
+        <w:t xml:space="preserve">{chk_tt_chia_dn} </w:t>
+      </w:r>
       <w:r>
         <w:rPr>
           <w:rFonts w:ascii="Arial" w:hAnsi="Arial" w:cs="Arial"/>
@@ -617,13 +615,8 @@
           <w:sz w:val="24"/>
           <w:sz-cs w:val="24"/>
         </w:rPr>
-        <w:t>{chk_tt_chia_dn}</w:t>
-      </w:r>
-    </w:p>
-    <w:p>
-      <w:pPr>
-        <w:spacing w:before="120"/>
-      </w:pPr>
+        <w:t xml:space="preserve">{chk_tt_hop_nhat_dn} </w:t>
+      </w:r>
       <w:r>
         <w:rPr>
           <w:rFonts w:ascii="Arial" w:hAnsi="Arial" w:cs="Arial"/>
@@ -643,13 +636,8 @@
           <w:sz w:val="24"/>
           <w:sz-cs w:val="24"/>
         </w:rPr>
-        <w:t>{chk_tt_hop_nhat_dn}</w:t>
-      </w:r>
-    </w:p>
-    <w:p>
-      <w:pPr>
-        <w:spacing w:before="120"/>
-      </w:pPr>
+        <w:t xml:space="preserve">{chk_tt_chuyen_doi_loai_hinh} </w:t>
+      </w:r>
       <w:r>
         <w:rPr>
           <w:rFonts w:ascii="Arial" w:hAnsi="Arial" w:cs="Arial"/>
@@ -669,13 +657,8 @@
           <w:sz w:val="24"/>
           <w:sz-cs w:val="24"/>
         </w:rPr>
-        <w:t>{chk_tt_chuyen_doi_loai_hinh}</w:t>
-      </w:r>
-    </w:p>
-    <w:p>
-      <w:pPr>
-        <w:spacing w:before="120"/>
-      </w:pPr>
+        <w:t xml:space="preserve">{chk_tt_chuyen_doi_tu_hkd} </w:t>
+      </w:r>
       <w:r>
         <w:rPr>
           <w:rFonts w:ascii="Arial" w:hAnsi="Arial" w:cs="Arial"/>
@@ -695,13 +678,8 @@
           <w:sz w:val="24"/>
           <w:sz-cs w:val="24"/>
         </w:rPr>
-        <w:t>{chk_tt_chuyen_doi_tu_hkd}</w:t>
-      </w:r>
-    </w:p>
-    <w:p>
-      <w:pPr>
-        <w:spacing w:before="120"/>
-      </w:pPr>
+        <w:t xml:space="preserve">{chk_tt_chuyen_doi_tu_csbt} </w:t>
+      </w:r>
       <w:r>
         <w:rPr>
           <w:rFonts w:ascii="Arial" w:hAnsi="Arial" w:cs="Arial"/>
@@ -718,19 +696,6 @@
           <w:vertAlign w:val="superscript"/>
         </w:rPr>
         <w:t xml:space="preserve">3</w:t>
-      </w:r>
-    </w:p>
-    <w:p>
-      <w:pPr>
-        <w:spacing w:before="120"/>
-      </w:pPr>
-      <w:r>
-        <w:rPr>
-          <w:rFonts w:ascii="Arial" w:hAnsi="Arial" w:cs="Arial"/>
-          <w:sz w:val="24"/>
-          <w:sz-cs w:val="24"/>
-        </w:rPr>
-        <w:t>{chk_tt_chuyen_doi_tu_csbt}</w:t>
       </w:r>
     </w:p>
     <w:p>
@@ -1887,6 +1852,14 @@
           <w:sz w:val="24"/>
           <w:sz-cs w:val="24"/>
         </w:rPr>
+        <w:t xml:space="preserve">{chk_khu_cong_nghiep} </w:t>
+      </w:r>
+      <w:r>
+        <w:rPr>
+          <w:rFonts w:ascii="Arial" w:hAnsi="Arial" w:cs="Arial"/>
+          <w:sz w:val="24"/>
+          <w:sz-cs w:val="24"/>
+        </w:rPr>
         <w:t xml:space="preserve">Khu công nghiệp</w:t>
       </w:r>
     </w:p>
@@ -1900,13 +1873,8 @@
           <w:sz w:val="24"/>
           <w:sz-cs w:val="24"/>
         </w:rPr>
-        <w:t>{chk_khu_cong_nghiep}</w:t>
-      </w:r>
-    </w:p>
-    <w:p>
-      <w:pPr>
-        <w:spacing w:before="120"/>
-      </w:pPr>
+        <w:t xml:space="preserve">{chk_khu_che_xuat} </w:t>
+      </w:r>
       <w:r>
         <w:rPr>
           <w:rFonts w:ascii="Arial" w:hAnsi="Arial" w:cs="Arial"/>
@@ -1926,13 +1894,8 @@
           <w:sz w:val="24"/>
           <w:sz-cs w:val="24"/>
         </w:rPr>
-        <w:t>{chk_khu_che_xuat}</w:t>
-      </w:r>
-    </w:p>
-    <w:p>
-      <w:pPr>
-        <w:spacing w:before="120"/>
-      </w:pPr>
+        <w:t xml:space="preserve">{chk_khu_kinh_te} </w:t>
+      </w:r>
       <w:r>
         <w:rPr>
           <w:rFonts w:ascii="Arial" w:hAnsi="Arial" w:cs="Arial"/>
@@ -1952,13 +1915,8 @@
           <w:sz w:val="24"/>
           <w:sz-cs w:val="24"/>
         </w:rPr>
-        <w:t>{chk_khu_kinh_te}</w:t>
-      </w:r>
-    </w:p>
-    <w:p>
-      <w:pPr>
-        <w:spacing w:before="120"/>
-      </w:pPr>
+        <w:t xml:space="preserve">{chk_khu_cong_nghe_cao} </w:t>
+      </w:r>
       <w:r>
         <w:rPr>
           <w:rFonts w:ascii="Arial" w:hAnsi="Arial" w:cs="Arial"/>
@@ -1966,19 +1924,6 @@
           <w:sz-cs w:val="24"/>
         </w:rPr>
         <w:t xml:space="preserve">Khu công nghệ cao</w:t>
-      </w:r>
-    </w:p>
-    <w:p>
-      <w:pPr>
-        <w:spacing w:before="120"/>
-      </w:pPr>
-      <w:r>
-        <w:rPr>
-          <w:rFonts w:ascii="Arial" w:hAnsi="Arial" w:cs="Arial"/>
-          <w:sz w:val="24"/>
-          <w:sz-cs w:val="24"/>
-        </w:rPr>
-        <w:t>{chk_khu_cong_nghe_cao}</w:t>
       </w:r>
     </w:p>
     <w:p>
@@ -4263,6 +4208,14 @@
           <w:sz w:val="24"/>
           <w:sz-cs w:val="24"/>
         </w:rPr>
+        <w:t xml:space="preserve">{chk_auto_hoi_dong_thanh_vien_giam_doc_hoac_tong_g} </w:t>
+      </w:r>
+      <w:r>
+        <w:rPr>
+          <w:rFonts w:ascii="Arial" w:hAnsi="Arial" w:cs="Arial"/>
+          <w:sz w:val="24"/>
+          <w:sz-cs w:val="24"/>
+        </w:rPr>
         <w:t xml:space="preserve">Hội đồng thành viên, Giám đốc hoặc Tổng Giám đốc</w:t>
       </w:r>
     </w:p>
@@ -4276,13 +4229,8 @@
           <w:sz w:val="24"/>
           <w:sz-cs w:val="24"/>
         </w:rPr>
-        <w:t>{chk_auto_hoi_dong_thanh_vien_giam_doc_hoac_tong_g}</w:t>
-      </w:r>
-    </w:p>
-    <w:p>
-      <w:pPr>
-        <w:spacing w:before="120"/>
-      </w:pPr>
+        <w:t xml:space="preserve">{chk_auto_chu_tich_cong_ty_giam_doc_hoac_tong_giam} </w:t>
+      </w:r>
       <w:r>
         <w:rPr>
           <w:rFonts w:ascii="Arial" w:hAnsi="Arial" w:cs="Arial"/>
@@ -4290,19 +4238,6 @@
           <w:sz-cs w:val="24"/>
         </w:rPr>
         <w:t xml:space="preserve">Chủ tịch công ty, Giám đốc hoặc Tổng Giám đốc</w:t>
-      </w:r>
-    </w:p>
-    <w:p>
-      <w:pPr>
-        <w:spacing w:before="120"/>
-      </w:pPr>
-      <w:r>
-        <w:rPr>
-          <w:rFonts w:ascii="Arial" w:hAnsi="Arial" w:cs="Arial"/>
-          <w:sz w:val="24"/>
-          <w:sz-cs w:val="24"/>
-        </w:rPr>
-        <w:t>{chk_auto_chu_tich_cong_ty_giam_doc_hoac_tong_giam}</w:t>
       </w:r>
     </w:p>
     <w:p>
@@ -6454,6 +6389,14 @@
           <w:sz w:val="24"/>
           <w:sz-cs w:val="24"/>
         </w:rPr>
+        <w:t xml:space="preserve">{chk_ht_doc_lap} </w:t>
+      </w:r>
+      <w:r>
+        <w:rPr>
+          <w:rFonts w:ascii="Arial" w:hAnsi="Arial" w:cs="Arial"/>
+          <w:sz w:val="24"/>
+          <w:sz-cs w:val="24"/>
+        </w:rPr>
         <w:t xml:space="preserve">Hạch toán độc lập</w:t>
       </w:r>
     </w:p>
@@ -6467,19 +6410,6 @@
           <w:sz w:val="24"/>
           <w:sz-cs w:val="24"/>
         </w:rPr>
-        <w:t>{chk_ht_doc_lap}</w:t>
-      </w:r>
-    </w:p>
-    <w:p>
-      <w:pPr>
-        <w:spacing w:before="120"/>
-      </w:pPr>
-      <w:r>
-        <w:rPr>
-          <w:rFonts w:ascii="Arial" w:hAnsi="Arial" w:cs="Arial"/>
-          <w:sz w:val="24"/>
-          <w:sz-cs w:val="24"/>
-        </w:rPr>
         <w:t xml:space="preserve"/>
       </w:r>
     </w:p>
@@ -6519,6 +6449,14 @@
           <w:sz w:val="24"/>
           <w:sz-cs w:val="24"/>
         </w:rPr>
+        <w:t xml:space="preserve">{chk_ht_phu_thuoc} </w:t>
+      </w:r>
+      <w:r>
+        <w:rPr>
+          <w:rFonts w:ascii="Arial" w:hAnsi="Arial" w:cs="Arial"/>
+          <w:sz w:val="24"/>
+          <w:sz-cs w:val="24"/>
+        </w:rPr>
         <w:t xml:space="preserve">Hạch toán phụ thuộc</w:t>
       </w:r>
     </w:p>
@@ -6532,19 +6470,6 @@
           <w:sz w:val="24"/>
           <w:sz-cs w:val="24"/>
         </w:rPr>
-        <w:t>{chk_ht_phu_thuoc}</w:t>
-      </w:r>
-    </w:p>
-    <w:p>
-      <w:pPr>
-        <w:spacing w:before="120"/>
-      </w:pPr>
-      <w:r>
-        <w:rPr>
-          <w:rFonts w:ascii="Arial" w:hAnsi="Arial" w:cs="Arial"/>
-          <w:sz w:val="24"/>
-          <w:sz-cs w:val="24"/>
-        </w:rPr>
         <w:t xml:space="preserve"/>
       </w:r>
     </w:p>
@@ -6881,24 +6806,19 @@
           <w:sz w:val="24"/>
           <w:sz-cs w:val="24"/>
         </w:rPr>
+        <w:t xml:space="preserve">{chk_gtgt_khoan_tru} </w:t>
+      </w:r>
+      <w:r>
+        <w:rPr>
+          <w:rFonts w:ascii="Arial" w:hAnsi="Arial" w:cs="Arial"/>
+          <w:sz w:val="24"/>
+          <w:sz-cs w:val="24"/>
+        </w:rPr>
         <w:t xml:space="preserve">Khấu trừ</w:t>
       </w:r>
     </w:p>
     <w:p>
       <w:pPr>
-        <w:spacing w:before="120"/>
-      </w:pPr>
-      <w:r>
-        <w:rPr>
-          <w:rFonts w:ascii="Arial" w:hAnsi="Arial" w:cs="Arial"/>
-          <w:sz w:val="24"/>
-          <w:sz-cs w:val="24"/>
-        </w:rPr>
-        <w:t>{chk_gtgt_khoan_tru}</w:t>
-      </w:r>
-    </w:p>
-    <w:p>
-      <w:pPr>
         <w:jc w:val="center"/>
         <w:spacing w:before="120"/>
       </w:pPr>
@@ -6921,24 +6841,19 @@
           <w:sz w:val="24"/>
           <w:sz-cs w:val="24"/>
         </w:rPr>
+        <w:t xml:space="preserve">{chk_gtgt_truc_tiep_tren_gtgt} </w:t>
+      </w:r>
+      <w:r>
+        <w:rPr>
+          <w:rFonts w:ascii="Arial" w:hAnsi="Arial" w:cs="Arial"/>
+          <w:sz w:val="24"/>
+          <w:sz-cs w:val="24"/>
+        </w:rPr>
         <w:t xml:space="preserve">Trực tiếp trên GTGT</w:t>
       </w:r>
     </w:p>
     <w:p>
       <w:pPr>
-        <w:spacing w:before="120"/>
-      </w:pPr>
-      <w:r>
-        <w:rPr>
-          <w:rFonts w:ascii="Arial" w:hAnsi="Arial" w:cs="Arial"/>
-          <w:sz w:val="24"/>
-          <w:sz-cs w:val="24"/>
-        </w:rPr>
-        <w:t>{chk_gtgt_truc_tiep_tren_gtgt}</w:t>
-      </w:r>
-    </w:p>
-    <w:p>
-      <w:pPr>
         <w:jc w:val="center"/>
         <w:spacing w:before="120"/>
       </w:pPr>
@@ -6961,24 +6876,19 @@
           <w:sz w:val="24"/>
           <w:sz-cs w:val="24"/>
         </w:rPr>
+        <w:t xml:space="preserve">{chk_gtgt_truc_tiep_doanh_so} </w:t>
+      </w:r>
+      <w:r>
+        <w:rPr>
+          <w:rFonts w:ascii="Arial" w:hAnsi="Arial" w:cs="Arial"/>
+          <w:sz w:val="24"/>
+          <w:sz-cs w:val="24"/>
+        </w:rPr>
         <w:t xml:space="preserve">Trực tiếp trên doanh số</w:t>
       </w:r>
     </w:p>
     <w:p>
       <w:pPr>
-        <w:spacing w:before="120"/>
-      </w:pPr>
-      <w:r>
-        <w:rPr>
-          <w:rFonts w:ascii="Arial" w:hAnsi="Arial" w:cs="Arial"/>
-          <w:sz w:val="24"/>
-          <w:sz-cs w:val="24"/>
-        </w:rPr>
-        <w:t>{chk_gtgt_truc_tiep_doanh_so}</w:t>
-      </w:r>
-    </w:p>
-    <w:p>
-      <w:pPr>
         <w:jc w:val="center"/>
         <w:spacing w:before="120"/>
       </w:pPr>
@@ -7001,20 +6911,15 @@
           <w:sz w:val="24"/>
           <w:sz-cs w:val="24"/>
         </w:rPr>
+        <w:t xml:space="preserve">{chk_gtgt_khong_phai_nop} </w:t>
+      </w:r>
+      <w:r>
+        <w:rPr>
+          <w:rFonts w:ascii="Arial" w:hAnsi="Arial" w:cs="Arial"/>
+          <w:sz w:val="24"/>
+          <w:sz-cs w:val="24"/>
+        </w:rPr>
         <w:t xml:space="preserve">Không phải nộp thuế GTGT</w:t>
-      </w:r>
-    </w:p>
-    <w:p>
-      <w:pPr>
-        <w:spacing w:before="120"/>
-      </w:pPr>
-      <w:r>
-        <w:rPr>
-          <w:rFonts w:ascii="Arial" w:hAnsi="Arial" w:cs="Arial"/>
-          <w:sz w:val="24"/>
-          <w:sz-cs w:val="24"/>
-        </w:rPr>
-        <w:t>{chk_gtgt_khong_phai_nop}</w:t>
       </w:r>
     </w:p>
     <w:p>

--- a/app/templates/PLI_M02.docx
+++ b/app/templates/PLI_M02.docx
@@ -3050,18 +3050,18 @@
       </w:tblPr>
       <w:tblGrid>
         <w:gridCol w:w="900"/>
-        <w:gridCol w:w="1402"/>
+        <w:gridCol w:w="1157"/>
+        <w:gridCol w:w="941"/>
         <w:gridCol w:w="900"/>
+        <w:gridCol w:w="1375"/>
+        <w:gridCol w:w="901"/>
+        <w:gridCol w:w="909"/>
+        <w:gridCol w:w="1124"/>
+        <w:gridCol w:w="909"/>
+        <w:gridCol w:w="1070"/>
+        <w:gridCol w:w="1257"/>
         <w:gridCol w:w="900"/>
-        <w:gridCol w:w="1082"/>
-        <w:gridCol w:w="1083"/>
-        <w:gridCol w:w="1083"/>
-        <w:gridCol w:w="900"/>
-        <w:gridCol w:w="900"/>
-        <w:gridCol w:w="900"/>
-        <w:gridCol w:w="900"/>
-        <w:gridCol w:w="900"/>
-        <w:gridCol w:w="1650"/>
+        <w:gridCol w:w="1157"/>
         <w:gridCol w:w="900"/>
       </w:tblGrid>
       <w:tr>
@@ -3081,7 +3081,7 @@
         </w:tc>
         <w:tc>
           <w:tcPr>
-            <w:tcW w:type="dxa" w:w="1402"/>
+            <w:tcW w:type="dxa" w:w="1157"/>
             <w:vMerge w:val="restart"/>
           </w:tcPr>
           <w:p>
@@ -3090,6 +3090,20 @@
                 <w:b/>
               </w:rPr>
               <w:t>Tên người đại diện theo pháp luật/người đại diện theo ủy quyền</w:t>
+            </w:r>
+          </w:p>
+        </w:tc>
+        <w:tc>
+          <w:tcPr>
+            <w:tcW w:type="dxa" w:w="941"/>
+            <w:vMerge w:val="restart"/>
+          </w:tcPr>
+          <w:p>
+            <w:r>
+              <w:rPr>
+                <w:b/>
+              </w:rPr>
+              <w:t>Ngày, tháng, năm sinh</w:t>
             </w:r>
           </w:p>
         </w:tc>
@@ -3103,7 +3117,91 @@
               <w:rPr>
                 <w:b/>
               </w:rPr>
-              <w:t>Ngày, tháng, năm sinh</w:t>
+              <w:t>Giới tính</w:t>
+            </w:r>
+          </w:p>
+        </w:tc>
+        <w:tc>
+          <w:tcPr>
+            <w:tcW w:type="dxa" w:w="3185"/>
+            <w:gridSpan w:val="3"/>
+          </w:tcPr>
+          <w:p>
+            <w:r>
+              <w:rPr>
+                <w:b/>
+              </w:rPr>
+              <w:t>Số, ngày cấp, cơ quan cấp Giấy tờ pháp lý của cá nhân</w:t>
+            </w:r>
+          </w:p>
+        </w:tc>
+        <w:tc>
+          <w:tcPr>
+            <w:tcW w:type="dxa" w:w="1124"/>
+            <w:vMerge w:val="restart"/>
+          </w:tcPr>
+          <w:p>
+            <w:r>
+              <w:rPr>
+                <w:b/>
+              </w:rPr>
+              <w:t>Quốc tịch</w:t>
+            </w:r>
+          </w:p>
+        </w:tc>
+        <w:tc>
+          <w:tcPr>
+            <w:tcW w:type="dxa" w:w="909"/>
+            <w:vMerge w:val="restart"/>
+          </w:tcPr>
+          <w:p>
+            <w:r>
+              <w:rPr>
+                <w:b/>
+              </w:rPr>
+              <w:t>Dân tộc</w:t>
+            </w:r>
+          </w:p>
+        </w:tc>
+        <w:tc>
+          <w:tcPr>
+            <w:tcW w:type="dxa" w:w="1070"/>
+            <w:vMerge w:val="restart"/>
+          </w:tcPr>
+          <w:p>
+            <w:r>
+              <w:rPr>
+                <w:b/>
+              </w:rPr>
+              <w:t>Địa chỉ liên lạc</w:t>
+            </w:r>
+          </w:p>
+        </w:tc>
+        <w:tc>
+          <w:tcPr>
+            <w:tcW w:type="dxa" w:w="2157"/>
+            <w:gridSpan w:val="2"/>
+          </w:tcPr>
+          <w:p>
+            <w:r>
+              <w:rPr>
+                <w:b/>
+              </w:rPr>
+              <w:t>Vốn được ủy quyền</w:t>
+            </w:r>
+          </w:p>
+        </w:tc>
+        <w:tc>
+          <w:tcPr>
+            <w:tcW w:type="dxa" w:w="1157"/>
+            <w:vMerge w:val="restart"/>
+          </w:tcPr>
+          <w:p>
+            <w:r>
+              <w:rPr>
+                <w:b/>
+              </w:rPr>
+              <w:t>Chữ ký của người đại diện theo pháp luật/người đại diện theo ủy quyền</w:t>
             </w:r>
           </w:p>
         </w:tc>
@@ -3117,104 +3215,6 @@
               <w:rPr>
                 <w:b/>
               </w:rPr>
-              <w:t>Giới tính</w:t>
-            </w:r>
-          </w:p>
-        </w:tc>
-        <w:tc>
-          <w:tcPr>
-            <w:tcW w:type="dxa" w:w="3248"/>
-            <w:gridSpan w:val="3"/>
-          </w:tcPr>
-          <w:p>
-            <w:r>
-              <w:rPr>
-                <w:b/>
-              </w:rPr>
-              <w:t>Số, ngày cấp, cơ quan cấp Giấy tờ pháp lý của cá nhân</w:t>
-            </w:r>
-          </w:p>
-        </w:tc>
-        <w:tc>
-          <w:tcPr>
-            <w:tcW w:type="dxa" w:w="900"/>
-            <w:vMerge w:val="restart"/>
-          </w:tcPr>
-          <w:p>
-            <w:r>
-              <w:rPr>
-                <w:b/>
-              </w:rPr>
-              <w:t>Quốc tịch</w:t>
-            </w:r>
-          </w:p>
-        </w:tc>
-        <w:tc>
-          <w:tcPr>
-            <w:tcW w:type="dxa" w:w="900"/>
-            <w:vMerge w:val="restart"/>
-          </w:tcPr>
-          <w:p>
-            <w:r>
-              <w:rPr>
-                <w:b/>
-              </w:rPr>
-              <w:t>Dân tộc</w:t>
-            </w:r>
-          </w:p>
-        </w:tc>
-        <w:tc>
-          <w:tcPr>
-            <w:tcW w:type="dxa" w:w="900"/>
-            <w:vMerge w:val="restart"/>
-          </w:tcPr>
-          <w:p>
-            <w:r>
-              <w:rPr>
-                <w:b/>
-              </w:rPr>
-              <w:t>Địa chỉ liên lạc</w:t>
-            </w:r>
-          </w:p>
-        </w:tc>
-        <w:tc>
-          <w:tcPr>
-            <w:tcW w:type="dxa" w:w="1800"/>
-            <w:gridSpan w:val="2"/>
-          </w:tcPr>
-          <w:p>
-            <w:r>
-              <w:rPr>
-                <w:b/>
-              </w:rPr>
-              <w:t>Vốn được ủy quyền</w:t>
-            </w:r>
-          </w:p>
-        </w:tc>
-        <w:tc>
-          <w:tcPr>
-            <w:tcW w:type="dxa" w:w="1650"/>
-            <w:vMerge w:val="restart"/>
-          </w:tcPr>
-          <w:p>
-            <w:r>
-              <w:rPr>
-                <w:b/>
-              </w:rPr>
-              <w:t>Chữ ký của người đại diện theo pháp luật/người đại diện theo ủy quyền</w:t>
-            </w:r>
-          </w:p>
-        </w:tc>
-        <w:tc>
-          <w:tcPr>
-            <w:tcW w:type="dxa" w:w="900"/>
-            <w:vMerge w:val="restart"/>
-          </w:tcPr>
-          <w:p>
-            <w:r>
-              <w:rPr>
-                <w:b/>
-              </w:rPr>
               <w:t>Ghi chú (nếu có)</w:t>
             </w:r>
           </w:p>
@@ -3230,7 +3230,14 @@
         </w:tc>
         <w:tc>
           <w:tcPr>
-            <w:tcW w:type="dxa" w:w="1402"/>
+            <w:tcW w:type="dxa" w:w="1157"/>
+            <w:vMerge/>
+          </w:tcPr>
+          <w:p/>
+        </w:tc>
+        <w:tc>
+          <w:tcPr>
+            <w:tcW w:type="dxa" w:w="941"/>
             <w:vMerge/>
           </w:tcPr>
           <w:p/>
@@ -3244,111 +3251,104 @@
         </w:tc>
         <w:tc>
           <w:tcPr>
+            <w:tcW w:type="dxa" w:w="1375"/>
+          </w:tcPr>
+          <w:p>
+            <w:r>
+              <w:rPr>
+                <w:b/>
+              </w:rPr>
+              <w:t>Số</w:t>
+            </w:r>
+          </w:p>
+        </w:tc>
+        <w:tc>
+          <w:tcPr>
+            <w:tcW w:type="dxa" w:w="901"/>
+          </w:tcPr>
+          <w:p>
+            <w:r>
+              <w:rPr>
+                <w:b/>
+              </w:rPr>
+              <w:t>Ngày cấp</w:t>
+            </w:r>
+          </w:p>
+        </w:tc>
+        <w:tc>
+          <w:tcPr>
+            <w:tcW w:type="dxa" w:w="909"/>
+          </w:tcPr>
+          <w:p>
+            <w:r>
+              <w:rPr>
+                <w:b/>
+              </w:rPr>
+              <w:t>Cơ quan cấp</w:t>
+            </w:r>
+          </w:p>
+        </w:tc>
+        <w:tc>
+          <w:tcPr>
+            <w:tcW w:type="dxa" w:w="1124"/>
+            <w:vMerge/>
+          </w:tcPr>
+          <w:p/>
+        </w:tc>
+        <w:tc>
+          <w:tcPr>
+            <w:tcW w:type="dxa" w:w="909"/>
+            <w:vMerge/>
+          </w:tcPr>
+          <w:p/>
+        </w:tc>
+        <w:tc>
+          <w:tcPr>
+            <w:tcW w:type="dxa" w:w="1070"/>
+            <w:vMerge/>
+          </w:tcPr>
+          <w:p/>
+        </w:tc>
+        <w:tc>
+          <w:tcPr>
+            <w:tcW w:type="dxa" w:w="1257"/>
+          </w:tcPr>
+          <w:p>
+            <w:r>
+              <w:rPr>
+                <w:b/>
+              </w:rPr>
+              <w:t>VNĐ</w:t>
+            </w:r>
+          </w:p>
+        </w:tc>
+        <w:tc>
+          <w:tcPr>
+            <w:tcW w:type="dxa" w:w="900"/>
+          </w:tcPr>
+          <w:p>
+            <w:r>
+              <w:rPr>
+                <w:b/>
+              </w:rPr>
+              <w:t>Tỷ lệ (%)</w:t>
+            </w:r>
+          </w:p>
+        </w:tc>
+        <w:tc>
+          <w:tcPr>
+            <w:tcW w:type="dxa" w:w="1157"/>
+            <w:vMerge/>
+          </w:tcPr>
+          <w:p/>
+        </w:tc>
+        <w:tc>
+          <w:tcPr>
             <w:tcW w:type="dxa" w:w="900"/>
             <w:vMerge/>
           </w:tcPr>
           <w:p/>
         </w:tc>
-        <w:tc>
-          <w:tcPr>
-            <w:tcW w:type="dxa" w:w="1082"/>
-          </w:tcPr>
-          <w:p>
-            <w:r>
-              <w:rPr>
-                <w:b/>
-              </w:rPr>
-              <w:t>Số</w:t>
-            </w:r>
-          </w:p>
-        </w:tc>
-        <w:tc>
-          <w:tcPr>
-            <w:tcW w:type="dxa" w:w="1083"/>
-          </w:tcPr>
-          <w:p>
-            <w:r>
-              <w:rPr>
-                <w:b/>
-              </w:rPr>
-              <w:t>Ngày cấp</w:t>
-            </w:r>
-          </w:p>
-        </w:tc>
-        <w:tc>
-          <w:tcPr>
-            <w:tcW w:type="dxa" w:w="1083"/>
-          </w:tcPr>
-          <w:p>
-            <w:r>
-              <w:rPr>
-                <w:b/>
-              </w:rPr>
-              <w:t>Cơ quan cấp</w:t>
-            </w:r>
-          </w:p>
-        </w:tc>
-        <w:tc>
-          <w:tcPr>
-            <w:tcW w:type="dxa" w:w="900"/>
-            <w:vMerge/>
-          </w:tcPr>
-          <w:p/>
-        </w:tc>
-        <w:tc>
-          <w:tcPr>
-            <w:tcW w:type="dxa" w:w="900"/>
-            <w:vMerge/>
-          </w:tcPr>
-          <w:p/>
-        </w:tc>
-        <w:tc>
-          <w:tcPr>
-            <w:tcW w:type="dxa" w:w="900"/>
-            <w:vMerge/>
-          </w:tcPr>
-          <w:p/>
-        </w:tc>
-        <w:tc>
-          <w:tcPr>
-            <w:tcW w:type="dxa" w:w="900"/>
-          </w:tcPr>
-          <w:p>
-            <w:r>
-              <w:rPr>
-                <w:b/>
-              </w:rPr>
-              <w:t>VNĐ</w:t>
-            </w:r>
-          </w:p>
-        </w:tc>
-        <w:tc>
-          <w:tcPr>
-            <w:tcW w:type="dxa" w:w="900"/>
-          </w:tcPr>
-          <w:p>
-            <w:r>
-              <w:rPr>
-                <w:b/>
-              </w:rPr>
-              <w:t>Tỷ lệ (%)</w:t>
-            </w:r>
-          </w:p>
-        </w:tc>
-        <w:tc>
-          <w:tcPr>
-            <w:tcW w:type="dxa" w:w="1650"/>
-            <w:vMerge/>
-          </w:tcPr>
-          <w:p/>
-        </w:tc>
-        <w:tc>
-          <w:tcPr>
-            <w:tcW w:type="dxa" w:w="900"/>
-            <w:vMerge/>
-          </w:tcPr>
-          <w:p/>
-        </w:tc>
       </w:tr>
       <w:tr>
         <w:tc>
@@ -3359,7 +3359,13 @@
         </w:tc>
         <w:tc>
           <w:tcPr>
-            <w:tcW w:type="dxa" w:w="1402"/>
+            <w:tcW w:type="dxa" w:w="1157"/>
+          </w:tcPr>
+          <w:p/>
+        </w:tc>
+        <w:tc>
+          <w:tcPr>
+            <w:tcW w:type="dxa" w:w="941"/>
           </w:tcPr>
           <w:p/>
         </w:tc>
@@ -3371,61 +3377,55 @@
         </w:tc>
         <w:tc>
           <w:tcPr>
+            <w:tcW w:type="dxa" w:w="1375"/>
+          </w:tcPr>
+          <w:p/>
+        </w:tc>
+        <w:tc>
+          <w:tcPr>
+            <w:tcW w:type="dxa" w:w="901"/>
+          </w:tcPr>
+          <w:p/>
+        </w:tc>
+        <w:tc>
+          <w:tcPr>
+            <w:tcW w:type="dxa" w:w="909"/>
+          </w:tcPr>
+          <w:p/>
+        </w:tc>
+        <w:tc>
+          <w:tcPr>
+            <w:tcW w:type="dxa" w:w="1124"/>
+          </w:tcPr>
+          <w:p/>
+        </w:tc>
+        <w:tc>
+          <w:tcPr>
+            <w:tcW w:type="dxa" w:w="909"/>
+          </w:tcPr>
+          <w:p/>
+        </w:tc>
+        <w:tc>
+          <w:tcPr>
+            <w:tcW w:type="dxa" w:w="1070"/>
+          </w:tcPr>
+          <w:p/>
+        </w:tc>
+        <w:tc>
+          <w:tcPr>
+            <w:tcW w:type="dxa" w:w="1257"/>
+          </w:tcPr>
+          <w:p/>
+        </w:tc>
+        <w:tc>
+          <w:tcPr>
             <w:tcW w:type="dxa" w:w="900"/>
           </w:tcPr>
           <w:p/>
         </w:tc>
         <w:tc>
           <w:tcPr>
-            <w:tcW w:type="dxa" w:w="1082"/>
-          </w:tcPr>
-          <w:p/>
-        </w:tc>
-        <w:tc>
-          <w:tcPr>
-            <w:tcW w:type="dxa" w:w="1083"/>
-          </w:tcPr>
-          <w:p/>
-        </w:tc>
-        <w:tc>
-          <w:tcPr>
-            <w:tcW w:type="dxa" w:w="1083"/>
-          </w:tcPr>
-          <w:p/>
-        </w:tc>
-        <w:tc>
-          <w:tcPr>
-            <w:tcW w:type="dxa" w:w="900"/>
-          </w:tcPr>
-          <w:p/>
-        </w:tc>
-        <w:tc>
-          <w:tcPr>
-            <w:tcW w:type="dxa" w:w="900"/>
-          </w:tcPr>
-          <w:p/>
-        </w:tc>
-        <w:tc>
-          <w:tcPr>
-            <w:tcW w:type="dxa" w:w="900"/>
-          </w:tcPr>
-          <w:p/>
-        </w:tc>
-        <w:tc>
-          <w:tcPr>
-            <w:tcW w:type="dxa" w:w="900"/>
-          </w:tcPr>
-          <w:p/>
-        </w:tc>
-        <w:tc>
-          <w:tcPr>
-            <w:tcW w:type="dxa" w:w="900"/>
-          </w:tcPr>
-          <w:p/>
-        </w:tc>
-        <w:tc>
-          <w:tcPr>
-            <w:tcW w:type="dxa" w:w="1650"/>
+            <w:tcW w:type="dxa" w:w="1157"/>
           </w:tcPr>
           <w:p/>
         </w:tc>
@@ -3445,7 +3445,13 @@
         </w:tc>
         <w:tc>
           <w:tcPr>
-            <w:tcW w:type="dxa" w:w="1402"/>
+            <w:tcW w:type="dxa" w:w="1157"/>
+          </w:tcPr>
+          <w:p/>
+        </w:tc>
+        <w:tc>
+          <w:tcPr>
+            <w:tcW w:type="dxa" w:w="941"/>
           </w:tcPr>
           <w:p/>
         </w:tc>
@@ -3457,61 +3463,55 @@
         </w:tc>
         <w:tc>
           <w:tcPr>
+            <w:tcW w:type="dxa" w:w="1375"/>
+          </w:tcPr>
+          <w:p/>
+        </w:tc>
+        <w:tc>
+          <w:tcPr>
+            <w:tcW w:type="dxa" w:w="901"/>
+          </w:tcPr>
+          <w:p/>
+        </w:tc>
+        <w:tc>
+          <w:tcPr>
+            <w:tcW w:type="dxa" w:w="909"/>
+          </w:tcPr>
+          <w:p/>
+        </w:tc>
+        <w:tc>
+          <w:tcPr>
+            <w:tcW w:type="dxa" w:w="1124"/>
+          </w:tcPr>
+          <w:p/>
+        </w:tc>
+        <w:tc>
+          <w:tcPr>
+            <w:tcW w:type="dxa" w:w="909"/>
+          </w:tcPr>
+          <w:p/>
+        </w:tc>
+        <w:tc>
+          <w:tcPr>
+            <w:tcW w:type="dxa" w:w="1070"/>
+          </w:tcPr>
+          <w:p/>
+        </w:tc>
+        <w:tc>
+          <w:tcPr>
+            <w:tcW w:type="dxa" w:w="1257"/>
+          </w:tcPr>
+          <w:p/>
+        </w:tc>
+        <w:tc>
+          <w:tcPr>
             <w:tcW w:type="dxa" w:w="900"/>
           </w:tcPr>
           <w:p/>
         </w:tc>
         <w:tc>
           <w:tcPr>
-            <w:tcW w:type="dxa" w:w="1082"/>
-          </w:tcPr>
-          <w:p/>
-        </w:tc>
-        <w:tc>
-          <w:tcPr>
-            <w:tcW w:type="dxa" w:w="1083"/>
-          </w:tcPr>
-          <w:p/>
-        </w:tc>
-        <w:tc>
-          <w:tcPr>
-            <w:tcW w:type="dxa" w:w="1083"/>
-          </w:tcPr>
-          <w:p/>
-        </w:tc>
-        <w:tc>
-          <w:tcPr>
-            <w:tcW w:type="dxa" w:w="900"/>
-          </w:tcPr>
-          <w:p/>
-        </w:tc>
-        <w:tc>
-          <w:tcPr>
-            <w:tcW w:type="dxa" w:w="900"/>
-          </w:tcPr>
-          <w:p/>
-        </w:tc>
-        <w:tc>
-          <w:tcPr>
-            <w:tcW w:type="dxa" w:w="900"/>
-          </w:tcPr>
-          <w:p/>
-        </w:tc>
-        <w:tc>
-          <w:tcPr>
-            <w:tcW w:type="dxa" w:w="900"/>
-          </w:tcPr>
-          <w:p/>
-        </w:tc>
-        <w:tc>
-          <w:tcPr>
-            <w:tcW w:type="dxa" w:w="900"/>
-          </w:tcPr>
-          <w:p/>
-        </w:tc>
-        <w:tc>
-          <w:tcPr>
-            <w:tcW w:type="dxa" w:w="1650"/>
+            <w:tcW w:type="dxa" w:w="1157"/>
           </w:tcPr>
           <w:p/>
         </w:tc>
@@ -3531,7 +3531,13 @@
         </w:tc>
         <w:tc>
           <w:tcPr>
-            <w:tcW w:type="dxa" w:w="1402"/>
+            <w:tcW w:type="dxa" w:w="1157"/>
+          </w:tcPr>
+          <w:p/>
+        </w:tc>
+        <w:tc>
+          <w:tcPr>
+            <w:tcW w:type="dxa" w:w="941"/>
           </w:tcPr>
           <w:p/>
         </w:tc>
@@ -3543,61 +3549,55 @@
         </w:tc>
         <w:tc>
           <w:tcPr>
+            <w:tcW w:type="dxa" w:w="1375"/>
+          </w:tcPr>
+          <w:p/>
+        </w:tc>
+        <w:tc>
+          <w:tcPr>
+            <w:tcW w:type="dxa" w:w="901"/>
+          </w:tcPr>
+          <w:p/>
+        </w:tc>
+        <w:tc>
+          <w:tcPr>
+            <w:tcW w:type="dxa" w:w="909"/>
+          </w:tcPr>
+          <w:p/>
+        </w:tc>
+        <w:tc>
+          <w:tcPr>
+            <w:tcW w:type="dxa" w:w="1124"/>
+          </w:tcPr>
+          <w:p/>
+        </w:tc>
+        <w:tc>
+          <w:tcPr>
+            <w:tcW w:type="dxa" w:w="909"/>
+          </w:tcPr>
+          <w:p/>
+        </w:tc>
+        <w:tc>
+          <w:tcPr>
+            <w:tcW w:type="dxa" w:w="1070"/>
+          </w:tcPr>
+          <w:p/>
+        </w:tc>
+        <w:tc>
+          <w:tcPr>
+            <w:tcW w:type="dxa" w:w="1257"/>
+          </w:tcPr>
+          <w:p/>
+        </w:tc>
+        <w:tc>
+          <w:tcPr>
             <w:tcW w:type="dxa" w:w="900"/>
           </w:tcPr>
           <w:p/>
         </w:tc>
         <w:tc>
           <w:tcPr>
-            <w:tcW w:type="dxa" w:w="1082"/>
-          </w:tcPr>
-          <w:p/>
-        </w:tc>
-        <w:tc>
-          <w:tcPr>
-            <w:tcW w:type="dxa" w:w="1083"/>
-          </w:tcPr>
-          <w:p/>
-        </w:tc>
-        <w:tc>
-          <w:tcPr>
-            <w:tcW w:type="dxa" w:w="1083"/>
-          </w:tcPr>
-          <w:p/>
-        </w:tc>
-        <w:tc>
-          <w:tcPr>
-            <w:tcW w:type="dxa" w:w="900"/>
-          </w:tcPr>
-          <w:p/>
-        </w:tc>
-        <w:tc>
-          <w:tcPr>
-            <w:tcW w:type="dxa" w:w="900"/>
-          </w:tcPr>
-          <w:p/>
-        </w:tc>
-        <w:tc>
-          <w:tcPr>
-            <w:tcW w:type="dxa" w:w="900"/>
-          </w:tcPr>
-          <w:p/>
-        </w:tc>
-        <w:tc>
-          <w:tcPr>
-            <w:tcW w:type="dxa" w:w="900"/>
-          </w:tcPr>
-          <w:p/>
-        </w:tc>
-        <w:tc>
-          <w:tcPr>
-            <w:tcW w:type="dxa" w:w="900"/>
-          </w:tcPr>
-          <w:p/>
-        </w:tc>
-        <w:tc>
-          <w:tcPr>
-            <w:tcW w:type="dxa" w:w="1650"/>
+            <w:tcW w:type="dxa" w:w="1157"/>
           </w:tcPr>
           <w:p/>
         </w:tc>
@@ -3617,7 +3617,13 @@
         </w:tc>
         <w:tc>
           <w:tcPr>
-            <w:tcW w:type="dxa" w:w="1402"/>
+            <w:tcW w:type="dxa" w:w="1157"/>
+          </w:tcPr>
+          <w:p/>
+        </w:tc>
+        <w:tc>
+          <w:tcPr>
+            <w:tcW w:type="dxa" w:w="941"/>
           </w:tcPr>
           <w:p/>
         </w:tc>
@@ -3629,61 +3635,55 @@
         </w:tc>
         <w:tc>
           <w:tcPr>
+            <w:tcW w:type="dxa" w:w="1375"/>
+          </w:tcPr>
+          <w:p/>
+        </w:tc>
+        <w:tc>
+          <w:tcPr>
+            <w:tcW w:type="dxa" w:w="901"/>
+          </w:tcPr>
+          <w:p/>
+        </w:tc>
+        <w:tc>
+          <w:tcPr>
+            <w:tcW w:type="dxa" w:w="909"/>
+          </w:tcPr>
+          <w:p/>
+        </w:tc>
+        <w:tc>
+          <w:tcPr>
+            <w:tcW w:type="dxa" w:w="1124"/>
+          </w:tcPr>
+          <w:p/>
+        </w:tc>
+        <w:tc>
+          <w:tcPr>
+            <w:tcW w:type="dxa" w:w="909"/>
+          </w:tcPr>
+          <w:p/>
+        </w:tc>
+        <w:tc>
+          <w:tcPr>
+            <w:tcW w:type="dxa" w:w="1070"/>
+          </w:tcPr>
+          <w:p/>
+        </w:tc>
+        <w:tc>
+          <w:tcPr>
+            <w:tcW w:type="dxa" w:w="1257"/>
+          </w:tcPr>
+          <w:p/>
+        </w:tc>
+        <w:tc>
+          <w:tcPr>
             <w:tcW w:type="dxa" w:w="900"/>
           </w:tcPr>
           <w:p/>
         </w:tc>
         <w:tc>
           <w:tcPr>
-            <w:tcW w:type="dxa" w:w="1082"/>
-          </w:tcPr>
-          <w:p/>
-        </w:tc>
-        <w:tc>
-          <w:tcPr>
-            <w:tcW w:type="dxa" w:w="1083"/>
-          </w:tcPr>
-          <w:p/>
-        </w:tc>
-        <w:tc>
-          <w:tcPr>
-            <w:tcW w:type="dxa" w:w="1083"/>
-          </w:tcPr>
-          <w:p/>
-        </w:tc>
-        <w:tc>
-          <w:tcPr>
-            <w:tcW w:type="dxa" w:w="900"/>
-          </w:tcPr>
-          <w:p/>
-        </w:tc>
-        <w:tc>
-          <w:tcPr>
-            <w:tcW w:type="dxa" w:w="900"/>
-          </w:tcPr>
-          <w:p/>
-        </w:tc>
-        <w:tc>
-          <w:tcPr>
-            <w:tcW w:type="dxa" w:w="900"/>
-          </w:tcPr>
-          <w:p/>
-        </w:tc>
-        <w:tc>
-          <w:tcPr>
-            <w:tcW w:type="dxa" w:w="900"/>
-          </w:tcPr>
-          <w:p/>
-        </w:tc>
-        <w:tc>
-          <w:tcPr>
-            <w:tcW w:type="dxa" w:w="900"/>
-          </w:tcPr>
-          <w:p/>
-        </w:tc>
-        <w:tc>
-          <w:tcPr>
-            <w:tcW w:type="dxa" w:w="1650"/>
+            <w:tcW w:type="dxa" w:w="1157"/>
           </w:tcPr>
           <w:p/>
         </w:tc>
@@ -3703,7 +3703,13 @@
         </w:tc>
         <w:tc>
           <w:tcPr>
-            <w:tcW w:type="dxa" w:w="1402"/>
+            <w:tcW w:type="dxa" w:w="1157"/>
+          </w:tcPr>
+          <w:p/>
+        </w:tc>
+        <w:tc>
+          <w:tcPr>
+            <w:tcW w:type="dxa" w:w="941"/>
           </w:tcPr>
           <w:p/>
         </w:tc>
@@ -3715,61 +3721,55 @@
         </w:tc>
         <w:tc>
           <w:tcPr>
+            <w:tcW w:type="dxa" w:w="1375"/>
+          </w:tcPr>
+          <w:p/>
+        </w:tc>
+        <w:tc>
+          <w:tcPr>
+            <w:tcW w:type="dxa" w:w="901"/>
+          </w:tcPr>
+          <w:p/>
+        </w:tc>
+        <w:tc>
+          <w:tcPr>
+            <w:tcW w:type="dxa" w:w="909"/>
+          </w:tcPr>
+          <w:p/>
+        </w:tc>
+        <w:tc>
+          <w:tcPr>
+            <w:tcW w:type="dxa" w:w="1124"/>
+          </w:tcPr>
+          <w:p/>
+        </w:tc>
+        <w:tc>
+          <w:tcPr>
+            <w:tcW w:type="dxa" w:w="909"/>
+          </w:tcPr>
+          <w:p/>
+        </w:tc>
+        <w:tc>
+          <w:tcPr>
+            <w:tcW w:type="dxa" w:w="1070"/>
+          </w:tcPr>
+          <w:p/>
+        </w:tc>
+        <w:tc>
+          <w:tcPr>
+            <w:tcW w:type="dxa" w:w="1257"/>
+          </w:tcPr>
+          <w:p/>
+        </w:tc>
+        <w:tc>
+          <w:tcPr>
             <w:tcW w:type="dxa" w:w="900"/>
           </w:tcPr>
           <w:p/>
         </w:tc>
         <w:tc>
           <w:tcPr>
-            <w:tcW w:type="dxa" w:w="1082"/>
-          </w:tcPr>
-          <w:p/>
-        </w:tc>
-        <w:tc>
-          <w:tcPr>
-            <w:tcW w:type="dxa" w:w="1083"/>
-          </w:tcPr>
-          <w:p/>
-        </w:tc>
-        <w:tc>
-          <w:tcPr>
-            <w:tcW w:type="dxa" w:w="1083"/>
-          </w:tcPr>
-          <w:p/>
-        </w:tc>
-        <w:tc>
-          <w:tcPr>
-            <w:tcW w:type="dxa" w:w="900"/>
-          </w:tcPr>
-          <w:p/>
-        </w:tc>
-        <w:tc>
-          <w:tcPr>
-            <w:tcW w:type="dxa" w:w="900"/>
-          </w:tcPr>
-          <w:p/>
-        </w:tc>
-        <w:tc>
-          <w:tcPr>
-            <w:tcW w:type="dxa" w:w="900"/>
-          </w:tcPr>
-          <w:p/>
-        </w:tc>
-        <w:tc>
-          <w:tcPr>
-            <w:tcW w:type="dxa" w:w="900"/>
-          </w:tcPr>
-          <w:p/>
-        </w:tc>
-        <w:tc>
-          <w:tcPr>
-            <w:tcW w:type="dxa" w:w="900"/>
-          </w:tcPr>
-          <w:p/>
-        </w:tc>
-        <w:tc>
-          <w:tcPr>
-            <w:tcW w:type="dxa" w:w="1650"/>
+            <w:tcW w:type="dxa" w:w="1157"/>
           </w:tcPr>
           <w:p/>
         </w:tc>
@@ -3796,7 +3796,7 @@
         </w:tc>
         <w:tc>
           <w:tcPr>
-            <w:tcW w:type="dxa" w:w="1402"/>
+            <w:tcW w:type="dxa" w:w="1157"/>
           </w:tcPr>
           <w:p>
             <w:r>
@@ -3809,6 +3809,19 @@
         </w:tc>
         <w:tc>
           <w:tcPr>
+            <w:tcW w:type="dxa" w:w="941"/>
+          </w:tcPr>
+          <w:p>
+            <w:r>
+              <w:rPr>
+                <w:b w:val="0"/>
+              </w:rPr>
+              <w:t>{ngay_sinh}</w:t>
+            </w:r>
+          </w:p>
+        </w:tc>
+        <w:tc>
+          <w:tcPr>
             <w:tcW w:type="dxa" w:w="900"/>
           </w:tcPr>
           <w:p>
@@ -3816,7 +3829,98 @@
               <w:rPr>
                 <w:b w:val="0"/>
               </w:rPr>
-              <w:t>{ngay_sinh}</w:t>
+              <w:t>{gioi_tinh}</w:t>
+            </w:r>
+          </w:p>
+        </w:tc>
+        <w:tc>
+          <w:tcPr>
+            <w:tcW w:type="dxa" w:w="1375"/>
+          </w:tcPr>
+          <w:p>
+            <w:r>
+              <w:rPr>
+                <w:b w:val="0"/>
+              </w:rPr>
+              <w:t>{giay_to_so}</w:t>
+            </w:r>
+          </w:p>
+        </w:tc>
+        <w:tc>
+          <w:tcPr>
+            <w:tcW w:type="dxa" w:w="901"/>
+          </w:tcPr>
+          <w:p>
+            <w:r>
+              <w:rPr>
+                <w:b w:val="0"/>
+              </w:rPr>
+              <w:t>{giay_to_ngay}</w:t>
+            </w:r>
+          </w:p>
+        </w:tc>
+        <w:tc>
+          <w:tcPr>
+            <w:tcW w:type="dxa" w:w="909"/>
+          </w:tcPr>
+          <w:p>
+            <w:r>
+              <w:rPr>
+                <w:b w:val="0"/>
+              </w:rPr>
+              <w:t>{giay_to_co_quan}</w:t>
+            </w:r>
+          </w:p>
+        </w:tc>
+        <w:tc>
+          <w:tcPr>
+            <w:tcW w:type="dxa" w:w="1124"/>
+          </w:tcPr>
+          <w:p>
+            <w:r>
+              <w:rPr>
+                <w:b w:val="0"/>
+              </w:rPr>
+              <w:t>{quoc_tich}</w:t>
+            </w:r>
+          </w:p>
+        </w:tc>
+        <w:tc>
+          <w:tcPr>
+            <w:tcW w:type="dxa" w:w="909"/>
+          </w:tcPr>
+          <w:p>
+            <w:r>
+              <w:rPr>
+                <w:b w:val="0"/>
+              </w:rPr>
+              <w:t>{dan_toc}</w:t>
+            </w:r>
+          </w:p>
+        </w:tc>
+        <w:tc>
+          <w:tcPr>
+            <w:tcW w:type="dxa" w:w="1070"/>
+          </w:tcPr>
+          <w:p>
+            <w:r>
+              <w:rPr>
+                <w:b w:val="0"/>
+              </w:rPr>
+              <w:t>{dia_chi}</w:t>
+            </w:r>
+          </w:p>
+        </w:tc>
+        <w:tc>
+          <w:tcPr>
+            <w:tcW w:type="dxa" w:w="1257"/>
+          </w:tcPr>
+          <w:p>
+            <w:r>
+              <w:rPr>
+                <w:b w:val="0"/>
+              </w:rPr>
+              <w:t>{von_duoc_uy_quyen_vnd}</w:t>
             </w:r>
           </w:p>
         </w:tc>
@@ -3829,117 +3933,13 @@
               <w:rPr>
                 <w:b w:val="0"/>
               </w:rPr>
-              <w:t>{gioi_tinh}</w:t>
-            </w:r>
-          </w:p>
-        </w:tc>
-        <w:tc>
-          <w:tcPr>
-            <w:tcW w:type="dxa" w:w="1082"/>
-          </w:tcPr>
-          <w:p>
-            <w:r>
-              <w:rPr>
-                <w:b w:val="0"/>
-              </w:rPr>
-              <w:t>{giay_to_so}</w:t>
-            </w:r>
-          </w:p>
-        </w:tc>
-        <w:tc>
-          <w:tcPr>
-            <w:tcW w:type="dxa" w:w="1083"/>
-          </w:tcPr>
-          <w:p>
-            <w:r>
-              <w:rPr>
-                <w:b w:val="0"/>
-              </w:rPr>
-              <w:t>{giay_to_ngay}</w:t>
-            </w:r>
-          </w:p>
-        </w:tc>
-        <w:tc>
-          <w:tcPr>
-            <w:tcW w:type="dxa" w:w="1083"/>
-          </w:tcPr>
-          <w:p>
-            <w:r>
-              <w:rPr>
-                <w:b w:val="0"/>
-              </w:rPr>
-              <w:t>{giay_to_co_quan}</w:t>
-            </w:r>
-          </w:p>
-        </w:tc>
-        <w:tc>
-          <w:tcPr>
-            <w:tcW w:type="dxa" w:w="900"/>
-          </w:tcPr>
-          <w:p>
-            <w:r>
-              <w:rPr>
-                <w:b w:val="0"/>
-              </w:rPr>
-              <w:t>{quoc_tich}</w:t>
-            </w:r>
-          </w:p>
-        </w:tc>
-        <w:tc>
-          <w:tcPr>
-            <w:tcW w:type="dxa" w:w="900"/>
-          </w:tcPr>
-          <w:p>
-            <w:r>
-              <w:rPr>
-                <w:b w:val="0"/>
-              </w:rPr>
-              <w:t>{dan_toc}</w:t>
-            </w:r>
-          </w:p>
-        </w:tc>
-        <w:tc>
-          <w:tcPr>
-            <w:tcW w:type="dxa" w:w="900"/>
-          </w:tcPr>
-          <w:p>
-            <w:r>
-              <w:rPr>
-                <w:b w:val="0"/>
-              </w:rPr>
-              <w:t>{dia_chi}</w:t>
-            </w:r>
-          </w:p>
-        </w:tc>
-        <w:tc>
-          <w:tcPr>
-            <w:tcW w:type="dxa" w:w="900"/>
-          </w:tcPr>
-          <w:p>
-            <w:r>
-              <w:rPr>
-                <w:b w:val="0"/>
-              </w:rPr>
-              <w:t>{von_duoc_uy_quyen_vnd}</w:t>
-            </w:r>
-          </w:p>
-        </w:tc>
-        <w:tc>
-          <w:tcPr>
-            <w:tcW w:type="dxa" w:w="900"/>
-          </w:tcPr>
-          <w:p>
-            <w:r>
-              <w:rPr>
-                <w:b w:val="0"/>
-              </w:rPr>
               <w:t>{ty_le}</w:t>
             </w:r>
           </w:p>
         </w:tc>
         <w:tc>
           <w:tcPr>
-            <w:tcW w:type="dxa" w:w="1650"/>
+            <w:tcW w:type="dxa" w:w="1157"/>
           </w:tcPr>
           <w:p>
             <w:r>

--- a/app/templates/PLI_M02.docx
+++ b/app/templates/PLI_M02.docx
@@ -5866,20 +5866,6 @@
           <w:sz-cs w:val="24"/>
         </w:rPr>
         <w:t xml:space="preserve">:</w:t>
-      </w:r>
-    </w:p>
-    <w:p>
-      <w:pPr>
-        <w:jc w:val="center"/>
-        <w:spacing w:before="120"/>
-      </w:pPr>
-      <w:r>
-        <w:rPr>
-          <w:rFonts w:ascii="Arial" w:hAnsi="Arial" w:cs="Arial"/>
-          <w:sz w:val="24"/>
-          <w:sz-cs w:val="24"/>
-        </w:rPr>
-        <w:t xml:space="preserve">STT</w:t>
       </w:r>
     </w:p>
     <w:p>

--- a/app/templates/PLI_M02.docx
+++ b/app/templates/PLI_M02.docx
@@ -3050,18 +3050,18 @@
       </w:tblPr>
       <w:tblGrid>
         <w:gridCol w:w="900"/>
-        <w:gridCol w:w="1157"/>
-        <w:gridCol w:w="941"/>
+        <w:gridCol w:w="1126"/>
+        <w:gridCol w:w="1155"/>
         <w:gridCol w:w="900"/>
-        <w:gridCol w:w="1375"/>
+        <w:gridCol w:w="1317"/>
         <w:gridCol w:w="901"/>
-        <w:gridCol w:w="909"/>
-        <w:gridCol w:w="1124"/>
-        <w:gridCol w:w="909"/>
-        <w:gridCol w:w="1070"/>
-        <w:gridCol w:w="1257"/>
+        <w:gridCol w:w="908"/>
+        <w:gridCol w:w="1097"/>
+        <w:gridCol w:w="907"/>
+        <w:gridCol w:w="1049"/>
+        <w:gridCol w:w="1214"/>
         <w:gridCol w:w="900"/>
-        <w:gridCol w:w="1157"/>
+        <w:gridCol w:w="1126"/>
         <w:gridCol w:w="900"/>
       </w:tblGrid>
       <w:tr>
@@ -3081,7 +3081,7 @@
         </w:tc>
         <w:tc>
           <w:tcPr>
-            <w:tcW w:type="dxa" w:w="1157"/>
+            <w:tcW w:type="dxa" w:w="1126"/>
             <w:vMerge w:val="restart"/>
           </w:tcPr>
           <w:p>
@@ -3095,7 +3095,7 @@
         </w:tc>
         <w:tc>
           <w:tcPr>
-            <w:tcW w:type="dxa" w:w="941"/>
+            <w:tcW w:type="dxa" w:w="1155"/>
             <w:vMerge w:val="restart"/>
           </w:tcPr>
           <w:p>
@@ -3123,7 +3123,7 @@
         </w:tc>
         <w:tc>
           <w:tcPr>
-            <w:tcW w:type="dxa" w:w="3185"/>
+            <w:tcW w:type="dxa" w:w="3126"/>
             <w:gridSpan w:val="3"/>
           </w:tcPr>
           <w:p>
@@ -3137,7 +3137,7 @@
         </w:tc>
         <w:tc>
           <w:tcPr>
-            <w:tcW w:type="dxa" w:w="1124"/>
+            <w:tcW w:type="dxa" w:w="1097"/>
             <w:vMerge w:val="restart"/>
           </w:tcPr>
           <w:p>
@@ -3151,7 +3151,7 @@
         </w:tc>
         <w:tc>
           <w:tcPr>
-            <w:tcW w:type="dxa" w:w="909"/>
+            <w:tcW w:type="dxa" w:w="907"/>
             <w:vMerge w:val="restart"/>
           </w:tcPr>
           <w:p>
@@ -3165,7 +3165,7 @@
         </w:tc>
         <w:tc>
           <w:tcPr>
-            <w:tcW w:type="dxa" w:w="1070"/>
+            <w:tcW w:type="dxa" w:w="1049"/>
             <w:vMerge w:val="restart"/>
           </w:tcPr>
           <w:p>
@@ -3179,7 +3179,7 @@
         </w:tc>
         <w:tc>
           <w:tcPr>
-            <w:tcW w:type="dxa" w:w="2157"/>
+            <w:tcW w:type="dxa" w:w="2114"/>
             <w:gridSpan w:val="2"/>
           </w:tcPr>
           <w:p>
@@ -3193,7 +3193,7 @@
         </w:tc>
         <w:tc>
           <w:tcPr>
-            <w:tcW w:type="dxa" w:w="1157"/>
+            <w:tcW w:type="dxa" w:w="1126"/>
             <w:vMerge w:val="restart"/>
           </w:tcPr>
           <w:p>
@@ -3230,14 +3230,14 @@
         </w:tc>
         <w:tc>
           <w:tcPr>
-            <w:tcW w:type="dxa" w:w="1157"/>
+            <w:tcW w:type="dxa" w:w="1126"/>
             <w:vMerge/>
           </w:tcPr>
           <w:p/>
         </w:tc>
         <w:tc>
           <w:tcPr>
-            <w:tcW w:type="dxa" w:w="941"/>
+            <w:tcW w:type="dxa" w:w="1155"/>
             <w:vMerge/>
           </w:tcPr>
           <w:p/>
@@ -3251,7 +3251,7 @@
         </w:tc>
         <w:tc>
           <w:tcPr>
-            <w:tcW w:type="dxa" w:w="1375"/>
+            <w:tcW w:type="dxa" w:w="1317"/>
           </w:tcPr>
           <w:p>
             <w:r>
@@ -3277,7 +3277,7 @@
         </w:tc>
         <w:tc>
           <w:tcPr>
-            <w:tcW w:type="dxa" w:w="909"/>
+            <w:tcW w:type="dxa" w:w="908"/>
           </w:tcPr>
           <w:p>
             <w:r>
@@ -3290,28 +3290,28 @@
         </w:tc>
         <w:tc>
           <w:tcPr>
-            <w:tcW w:type="dxa" w:w="1124"/>
+            <w:tcW w:type="dxa" w:w="1097"/>
             <w:vMerge/>
           </w:tcPr>
           <w:p/>
         </w:tc>
         <w:tc>
           <w:tcPr>
-            <w:tcW w:type="dxa" w:w="909"/>
+            <w:tcW w:type="dxa" w:w="907"/>
             <w:vMerge/>
           </w:tcPr>
           <w:p/>
         </w:tc>
         <w:tc>
           <w:tcPr>
-            <w:tcW w:type="dxa" w:w="1070"/>
+            <w:tcW w:type="dxa" w:w="1049"/>
             <w:vMerge/>
           </w:tcPr>
           <w:p/>
         </w:tc>
         <w:tc>
           <w:tcPr>
-            <w:tcW w:type="dxa" w:w="1257"/>
+            <w:tcW w:type="dxa" w:w="1214"/>
           </w:tcPr>
           <w:p>
             <w:r>
@@ -3337,7 +3337,7 @@
         </w:tc>
         <w:tc>
           <w:tcPr>
-            <w:tcW w:type="dxa" w:w="1157"/>
+            <w:tcW w:type="dxa" w:w="1126"/>
             <w:vMerge/>
           </w:tcPr>
           <w:p/>
@@ -3359,13 +3359,13 @@
         </w:tc>
         <w:tc>
           <w:tcPr>
-            <w:tcW w:type="dxa" w:w="1157"/>
-          </w:tcPr>
-          <w:p/>
-        </w:tc>
-        <w:tc>
-          <w:tcPr>
-            <w:tcW w:type="dxa" w:w="941"/>
+            <w:tcW w:type="dxa" w:w="1126"/>
+          </w:tcPr>
+          <w:p/>
+        </w:tc>
+        <w:tc>
+          <w:tcPr>
+            <w:tcW w:type="dxa" w:w="1155"/>
           </w:tcPr>
           <w:p/>
         </w:tc>
@@ -3377,7 +3377,7 @@
         </w:tc>
         <w:tc>
           <w:tcPr>
-            <w:tcW w:type="dxa" w:w="1375"/>
+            <w:tcW w:type="dxa" w:w="1317"/>
           </w:tcPr>
           <w:p/>
         </w:tc>
@@ -3389,31 +3389,31 @@
         </w:tc>
         <w:tc>
           <w:tcPr>
-            <w:tcW w:type="dxa" w:w="909"/>
-          </w:tcPr>
-          <w:p/>
-        </w:tc>
-        <w:tc>
-          <w:tcPr>
-            <w:tcW w:type="dxa" w:w="1124"/>
-          </w:tcPr>
-          <w:p/>
-        </w:tc>
-        <w:tc>
-          <w:tcPr>
-            <w:tcW w:type="dxa" w:w="909"/>
-          </w:tcPr>
-          <w:p/>
-        </w:tc>
-        <w:tc>
-          <w:tcPr>
-            <w:tcW w:type="dxa" w:w="1070"/>
-          </w:tcPr>
-          <w:p/>
-        </w:tc>
-        <w:tc>
-          <w:tcPr>
-            <w:tcW w:type="dxa" w:w="1257"/>
+            <w:tcW w:type="dxa" w:w="908"/>
+          </w:tcPr>
+          <w:p/>
+        </w:tc>
+        <w:tc>
+          <w:tcPr>
+            <w:tcW w:type="dxa" w:w="1097"/>
+          </w:tcPr>
+          <w:p/>
+        </w:tc>
+        <w:tc>
+          <w:tcPr>
+            <w:tcW w:type="dxa" w:w="907"/>
+          </w:tcPr>
+          <w:p/>
+        </w:tc>
+        <w:tc>
+          <w:tcPr>
+            <w:tcW w:type="dxa" w:w="1049"/>
+          </w:tcPr>
+          <w:p/>
+        </w:tc>
+        <w:tc>
+          <w:tcPr>
+            <w:tcW w:type="dxa" w:w="1214"/>
           </w:tcPr>
           <w:p/>
         </w:tc>
@@ -3425,7 +3425,7 @@
         </w:tc>
         <w:tc>
           <w:tcPr>
-            <w:tcW w:type="dxa" w:w="1157"/>
+            <w:tcW w:type="dxa" w:w="1126"/>
           </w:tcPr>
           <w:p/>
         </w:tc>
@@ -3445,13 +3445,13 @@
         </w:tc>
         <w:tc>
           <w:tcPr>
-            <w:tcW w:type="dxa" w:w="1157"/>
-          </w:tcPr>
-          <w:p/>
-        </w:tc>
-        <w:tc>
-          <w:tcPr>
-            <w:tcW w:type="dxa" w:w="941"/>
+            <w:tcW w:type="dxa" w:w="1126"/>
+          </w:tcPr>
+          <w:p/>
+        </w:tc>
+        <w:tc>
+          <w:tcPr>
+            <w:tcW w:type="dxa" w:w="1155"/>
           </w:tcPr>
           <w:p/>
         </w:tc>
@@ -3463,7 +3463,7 @@
         </w:tc>
         <w:tc>
           <w:tcPr>
-            <w:tcW w:type="dxa" w:w="1375"/>
+            <w:tcW w:type="dxa" w:w="1317"/>
           </w:tcPr>
           <w:p/>
         </w:tc>
@@ -3475,31 +3475,31 @@
         </w:tc>
         <w:tc>
           <w:tcPr>
-            <w:tcW w:type="dxa" w:w="909"/>
-          </w:tcPr>
-          <w:p/>
-        </w:tc>
-        <w:tc>
-          <w:tcPr>
-            <w:tcW w:type="dxa" w:w="1124"/>
-          </w:tcPr>
-          <w:p/>
-        </w:tc>
-        <w:tc>
-          <w:tcPr>
-            <w:tcW w:type="dxa" w:w="909"/>
-          </w:tcPr>
-          <w:p/>
-        </w:tc>
-        <w:tc>
-          <w:tcPr>
-            <w:tcW w:type="dxa" w:w="1070"/>
-          </w:tcPr>
-          <w:p/>
-        </w:tc>
-        <w:tc>
-          <w:tcPr>
-            <w:tcW w:type="dxa" w:w="1257"/>
+            <w:tcW w:type="dxa" w:w="908"/>
+          </w:tcPr>
+          <w:p/>
+        </w:tc>
+        <w:tc>
+          <w:tcPr>
+            <w:tcW w:type="dxa" w:w="1097"/>
+          </w:tcPr>
+          <w:p/>
+        </w:tc>
+        <w:tc>
+          <w:tcPr>
+            <w:tcW w:type="dxa" w:w="907"/>
+          </w:tcPr>
+          <w:p/>
+        </w:tc>
+        <w:tc>
+          <w:tcPr>
+            <w:tcW w:type="dxa" w:w="1049"/>
+          </w:tcPr>
+          <w:p/>
+        </w:tc>
+        <w:tc>
+          <w:tcPr>
+            <w:tcW w:type="dxa" w:w="1214"/>
           </w:tcPr>
           <w:p/>
         </w:tc>
@@ -3511,7 +3511,7 @@
         </w:tc>
         <w:tc>
           <w:tcPr>
-            <w:tcW w:type="dxa" w:w="1157"/>
+            <w:tcW w:type="dxa" w:w="1126"/>
           </w:tcPr>
           <w:p/>
         </w:tc>
@@ -3531,13 +3531,13 @@
         </w:tc>
         <w:tc>
           <w:tcPr>
-            <w:tcW w:type="dxa" w:w="1157"/>
-          </w:tcPr>
-          <w:p/>
-        </w:tc>
-        <w:tc>
-          <w:tcPr>
-            <w:tcW w:type="dxa" w:w="941"/>
+            <w:tcW w:type="dxa" w:w="1126"/>
+          </w:tcPr>
+          <w:p/>
+        </w:tc>
+        <w:tc>
+          <w:tcPr>
+            <w:tcW w:type="dxa" w:w="1155"/>
           </w:tcPr>
           <w:p/>
         </w:tc>
@@ -3549,7 +3549,7 @@
         </w:tc>
         <w:tc>
           <w:tcPr>
-            <w:tcW w:type="dxa" w:w="1375"/>
+            <w:tcW w:type="dxa" w:w="1317"/>
           </w:tcPr>
           <w:p/>
         </w:tc>
@@ -3561,31 +3561,31 @@
         </w:tc>
         <w:tc>
           <w:tcPr>
-            <w:tcW w:type="dxa" w:w="909"/>
-          </w:tcPr>
-          <w:p/>
-        </w:tc>
-        <w:tc>
-          <w:tcPr>
-            <w:tcW w:type="dxa" w:w="1124"/>
-          </w:tcPr>
-          <w:p/>
-        </w:tc>
-        <w:tc>
-          <w:tcPr>
-            <w:tcW w:type="dxa" w:w="909"/>
-          </w:tcPr>
-          <w:p/>
-        </w:tc>
-        <w:tc>
-          <w:tcPr>
-            <w:tcW w:type="dxa" w:w="1070"/>
-          </w:tcPr>
-          <w:p/>
-        </w:tc>
-        <w:tc>
-          <w:tcPr>
-            <w:tcW w:type="dxa" w:w="1257"/>
+            <w:tcW w:type="dxa" w:w="908"/>
+          </w:tcPr>
+          <w:p/>
+        </w:tc>
+        <w:tc>
+          <w:tcPr>
+            <w:tcW w:type="dxa" w:w="1097"/>
+          </w:tcPr>
+          <w:p/>
+        </w:tc>
+        <w:tc>
+          <w:tcPr>
+            <w:tcW w:type="dxa" w:w="907"/>
+          </w:tcPr>
+          <w:p/>
+        </w:tc>
+        <w:tc>
+          <w:tcPr>
+            <w:tcW w:type="dxa" w:w="1049"/>
+          </w:tcPr>
+          <w:p/>
+        </w:tc>
+        <w:tc>
+          <w:tcPr>
+            <w:tcW w:type="dxa" w:w="1214"/>
           </w:tcPr>
           <w:p/>
         </w:tc>
@@ -3597,7 +3597,7 @@
         </w:tc>
         <w:tc>
           <w:tcPr>
-            <w:tcW w:type="dxa" w:w="1157"/>
+            <w:tcW w:type="dxa" w:w="1126"/>
           </w:tcPr>
           <w:p/>
         </w:tc>
@@ -3617,13 +3617,13 @@
         </w:tc>
         <w:tc>
           <w:tcPr>
-            <w:tcW w:type="dxa" w:w="1157"/>
-          </w:tcPr>
-          <w:p/>
-        </w:tc>
-        <w:tc>
-          <w:tcPr>
-            <w:tcW w:type="dxa" w:w="941"/>
+            <w:tcW w:type="dxa" w:w="1126"/>
+          </w:tcPr>
+          <w:p/>
+        </w:tc>
+        <w:tc>
+          <w:tcPr>
+            <w:tcW w:type="dxa" w:w="1155"/>
           </w:tcPr>
           <w:p/>
         </w:tc>
@@ -3635,7 +3635,7 @@
         </w:tc>
         <w:tc>
           <w:tcPr>
-            <w:tcW w:type="dxa" w:w="1375"/>
+            <w:tcW w:type="dxa" w:w="1317"/>
           </w:tcPr>
           <w:p/>
         </w:tc>
@@ -3647,31 +3647,31 @@
         </w:tc>
         <w:tc>
           <w:tcPr>
-            <w:tcW w:type="dxa" w:w="909"/>
-          </w:tcPr>
-          <w:p/>
-        </w:tc>
-        <w:tc>
-          <w:tcPr>
-            <w:tcW w:type="dxa" w:w="1124"/>
-          </w:tcPr>
-          <w:p/>
-        </w:tc>
-        <w:tc>
-          <w:tcPr>
-            <w:tcW w:type="dxa" w:w="909"/>
-          </w:tcPr>
-          <w:p/>
-        </w:tc>
-        <w:tc>
-          <w:tcPr>
-            <w:tcW w:type="dxa" w:w="1070"/>
-          </w:tcPr>
-          <w:p/>
-        </w:tc>
-        <w:tc>
-          <w:tcPr>
-            <w:tcW w:type="dxa" w:w="1257"/>
+            <w:tcW w:type="dxa" w:w="908"/>
+          </w:tcPr>
+          <w:p/>
+        </w:tc>
+        <w:tc>
+          <w:tcPr>
+            <w:tcW w:type="dxa" w:w="1097"/>
+          </w:tcPr>
+          <w:p/>
+        </w:tc>
+        <w:tc>
+          <w:tcPr>
+            <w:tcW w:type="dxa" w:w="907"/>
+          </w:tcPr>
+          <w:p/>
+        </w:tc>
+        <w:tc>
+          <w:tcPr>
+            <w:tcW w:type="dxa" w:w="1049"/>
+          </w:tcPr>
+          <w:p/>
+        </w:tc>
+        <w:tc>
+          <w:tcPr>
+            <w:tcW w:type="dxa" w:w="1214"/>
           </w:tcPr>
           <w:p/>
         </w:tc>
@@ -3683,7 +3683,7 @@
         </w:tc>
         <w:tc>
           <w:tcPr>
-            <w:tcW w:type="dxa" w:w="1157"/>
+            <w:tcW w:type="dxa" w:w="1126"/>
           </w:tcPr>
           <w:p/>
         </w:tc>
@@ -3703,13 +3703,13 @@
         </w:tc>
         <w:tc>
           <w:tcPr>
-            <w:tcW w:type="dxa" w:w="1157"/>
-          </w:tcPr>
-          <w:p/>
-        </w:tc>
-        <w:tc>
-          <w:tcPr>
-            <w:tcW w:type="dxa" w:w="941"/>
+            <w:tcW w:type="dxa" w:w="1126"/>
+          </w:tcPr>
+          <w:p/>
+        </w:tc>
+        <w:tc>
+          <w:tcPr>
+            <w:tcW w:type="dxa" w:w="1155"/>
           </w:tcPr>
           <w:p/>
         </w:tc>
@@ -3721,7 +3721,7 @@
         </w:tc>
         <w:tc>
           <w:tcPr>
-            <w:tcW w:type="dxa" w:w="1375"/>
+            <w:tcW w:type="dxa" w:w="1317"/>
           </w:tcPr>
           <w:p/>
         </w:tc>
@@ -3733,31 +3733,31 @@
         </w:tc>
         <w:tc>
           <w:tcPr>
-            <w:tcW w:type="dxa" w:w="909"/>
-          </w:tcPr>
-          <w:p/>
-        </w:tc>
-        <w:tc>
-          <w:tcPr>
-            <w:tcW w:type="dxa" w:w="1124"/>
-          </w:tcPr>
-          <w:p/>
-        </w:tc>
-        <w:tc>
-          <w:tcPr>
-            <w:tcW w:type="dxa" w:w="909"/>
-          </w:tcPr>
-          <w:p/>
-        </w:tc>
-        <w:tc>
-          <w:tcPr>
-            <w:tcW w:type="dxa" w:w="1070"/>
-          </w:tcPr>
-          <w:p/>
-        </w:tc>
-        <w:tc>
-          <w:tcPr>
-            <w:tcW w:type="dxa" w:w="1257"/>
+            <w:tcW w:type="dxa" w:w="908"/>
+          </w:tcPr>
+          <w:p/>
+        </w:tc>
+        <w:tc>
+          <w:tcPr>
+            <w:tcW w:type="dxa" w:w="1097"/>
+          </w:tcPr>
+          <w:p/>
+        </w:tc>
+        <w:tc>
+          <w:tcPr>
+            <w:tcW w:type="dxa" w:w="907"/>
+          </w:tcPr>
+          <w:p/>
+        </w:tc>
+        <w:tc>
+          <w:tcPr>
+            <w:tcW w:type="dxa" w:w="1049"/>
+          </w:tcPr>
+          <w:p/>
+        </w:tc>
+        <w:tc>
+          <w:tcPr>
+            <w:tcW w:type="dxa" w:w="1214"/>
           </w:tcPr>
           <w:p/>
         </w:tc>
@@ -3769,7 +3769,7 @@
         </w:tc>
         <w:tc>
           <w:tcPr>
-            <w:tcW w:type="dxa" w:w="1157"/>
+            <w:tcW w:type="dxa" w:w="1126"/>
           </w:tcPr>
           <w:p/>
         </w:tc>
@@ -3796,7 +3796,7 @@
         </w:tc>
         <w:tc>
           <w:tcPr>
-            <w:tcW w:type="dxa" w:w="1157"/>
+            <w:tcW w:type="dxa" w:w="1126"/>
           </w:tcPr>
           <w:p>
             <w:r>
@@ -3809,7 +3809,7 @@
         </w:tc>
         <w:tc>
           <w:tcPr>
-            <w:tcW w:type="dxa" w:w="941"/>
+            <w:tcW w:type="dxa" w:w="1155"/>
           </w:tcPr>
           <w:p>
             <w:r>
@@ -3835,7 +3835,7 @@
         </w:tc>
         <w:tc>
           <w:tcPr>
-            <w:tcW w:type="dxa" w:w="1375"/>
+            <w:tcW w:type="dxa" w:w="1317"/>
           </w:tcPr>
           <w:p>
             <w:r>
@@ -3861,7 +3861,7 @@
         </w:tc>
         <w:tc>
           <w:tcPr>
-            <w:tcW w:type="dxa" w:w="909"/>
+            <w:tcW w:type="dxa" w:w="908"/>
           </w:tcPr>
           <w:p>
             <w:r>
@@ -3874,7 +3874,7 @@
         </w:tc>
         <w:tc>
           <w:tcPr>
-            <w:tcW w:type="dxa" w:w="1124"/>
+            <w:tcW w:type="dxa" w:w="1097"/>
           </w:tcPr>
           <w:p>
             <w:r>
@@ -3887,7 +3887,7 @@
         </w:tc>
         <w:tc>
           <w:tcPr>
-            <w:tcW w:type="dxa" w:w="909"/>
+            <w:tcW w:type="dxa" w:w="907"/>
           </w:tcPr>
           <w:p>
             <w:r>
@@ -3900,7 +3900,7 @@
         </w:tc>
         <w:tc>
           <w:tcPr>
-            <w:tcW w:type="dxa" w:w="1070"/>
+            <w:tcW w:type="dxa" w:w="1049"/>
           </w:tcPr>
           <w:p>
             <w:r>
@@ -3913,7 +3913,7 @@
         </w:tc>
         <w:tc>
           <w:tcPr>
-            <w:tcW w:type="dxa" w:w="1257"/>
+            <w:tcW w:type="dxa" w:w="1214"/>
           </w:tcPr>
           <w:p>
             <w:r>
@@ -3939,7 +3939,7 @@
         </w:tc>
         <w:tc>
           <w:tcPr>
-            <w:tcW w:type="dxa" w:w="1157"/>
+            <w:tcW w:type="dxa" w:w="1126"/>
           </w:tcPr>
           <w:p>
             <w:r>

--- a/app/templates/PLI_M02.docx
+++ b/app/templates/PLI_M02.docx
@@ -911,7 +911,201 @@
           <w:sz w:val="24"/>
           <w:sz-cs w:val="24"/>
         </w:rPr>
-        <w:t>Số Giấy chứng nhận đăng ký hộ kinh doanh (</w:t>
+        <w:t>Mã số hộ kinh doanh/Mã số đăng ký hộ kinh doanh/Mã số thuế: {hkd_ma_so}</w:t>
+      </w:r>
+      <w:r>
+        <w:rPr>
+          <w:rFonts w:ascii="Arial" w:hAnsi="Arial" w:cs="Arial"/>
+          <w:sz w:val="24"/>
+          <w:sz-cs w:val="24"/>
+          <w:i/>
+        </w:rPr>
+      </w:r>
+      <w:r>
+        <w:rPr>
+          <w:rFonts w:ascii="Arial" w:hAnsi="Arial" w:cs="Arial"/>
+          <w:sz w:val="24"/>
+          <w:sz-cs w:val="24"/>
+        </w:rPr>
+      </w:r>
+    </w:p>
+    <w:p>
+      <w:pPr>
+        <w:spacing w:before="120"/>
+      </w:pPr>
+      <w:r>
+        <w:rPr>
+          <w:i/>
+        </w:rPr>
+        <w:t>Trường hợp không khai thác được thông tin về hộ kinh doanh được chuyển đổi từ Cơ sở dữ liệu về đăng ký hộ kinh doanh hoặc thông tin khai thác được về hộ kinh doanh được chuyển đổi từ Cơ sở dữ liệu về đăng ký hộ kinh doanh không đầy đủ, không chính xác thì kê khai thêm các nội dung sau:</w:t>
+      </w:r>
+    </w:p>
+    <w:p>
+      <w:pPr>
+        <w:spacing w:before="120"/>
+      </w:pPr>
+      <w:r>
+        <w:rPr>
+          <w:rFonts w:ascii="Arial" w:hAnsi="Arial" w:cs="Arial"/>
+          <w:sz w:val="24"/>
+          <w:sz-cs w:val="24"/>
+        </w:rPr>
+        <w:t>Địa chỉ trụ sở hộ kinh doanh: {hkd_cd.dia_chi}</w:t>
+      </w:r>
+    </w:p>
+    <w:p>
+      <w:pPr>
+        <w:spacing w:before="120"/>
+      </w:pPr>
+      <w:r>
+        <w:rPr>
+          <w:rFonts w:ascii="Arial" w:hAnsi="Arial" w:cs="Arial"/>
+          <w:sz w:val="24"/>
+          <w:sz-cs w:val="24"/>
+        </w:rPr>
+        <w:t>Tên chủ hộ kinh doanh: {hkd_cd.ten_chu_ho}</w:t>
+      </w:r>
+    </w:p>
+    <w:p>
+      <w:pPr>
+        <w:spacing w:before="120"/>
+      </w:pPr>
+      <w:r>
+        <w:rPr>
+          <w:rFonts w:ascii="Arial" w:hAnsi="Arial" w:cs="Arial"/>
+          <w:sz w:val="24"/>
+          <w:sz-cs w:val="24"/>
+        </w:rPr>
+        <w:t xml:space="preserve">Loại giấy tờ pháp lý của cá nhân (</w:t>
+      </w:r>
+      <w:r>
+        <w:rPr>
+          <w:rFonts w:ascii="Arial" w:hAnsi="Arial" w:cs="Arial"/>
+          <w:sz w:val="24"/>
+          <w:sz-cs w:val="24"/>
+          <w:i/>
+        </w:rPr>
+        <w:t xml:space="preserve">kê khai theo giấy tờ pháp lý của cá nhân được ghi trên Giấy chứng nhận đăng ký thuế của hộ kinh doanh</w:t>
+      </w:r>
+      <w:r>
+        <w:rPr>
+          <w:rFonts w:ascii="Arial" w:hAnsi="Arial" w:cs="Arial"/>
+          <w:sz w:val="24"/>
+          <w:sz-cs w:val="24"/>
+        </w:rPr>
+        <w:t xml:space="preserve">):</w:t>
+      </w:r>
+    </w:p>
+    <w:p>
+      <w:pPr>
+        <w:spacing w:before="120"/>
+      </w:pPr>
+      <w:r>
+        <w:rPr>
+          <w:rFonts w:ascii="Arial" w:hAnsi="Arial" w:cs="Arial"/>
+          <w:sz w:val="24"/>
+          <w:sz-cs w:val="24"/>
+        </w:rPr>
+        <w:t>{chk_gt_cmnd} Chứng minh nhân dân</w:t>
+      </w:r>
+    </w:p>
+    <w:p>
+      <w:pPr>
+        <w:spacing w:before="120"/>
+      </w:pPr>
+      <w:r>
+        <w:rPr>
+          <w:rFonts w:ascii="Arial" w:hAnsi="Arial" w:cs="Arial"/>
+          <w:sz w:val="24"/>
+          <w:sz-cs w:val="24"/>
+        </w:rPr>
+        <w:t>{chk_gt_cccd} Căn cước công dân</w:t>
+      </w:r>
+    </w:p>
+    <w:p>
+      <w:pPr>
+        <w:spacing w:before="120"/>
+      </w:pPr>
+      <w:r>
+        <w:rPr>
+          <w:rFonts w:ascii="Arial" w:hAnsi="Arial" w:cs="Arial"/>
+          <w:sz w:val="24"/>
+          <w:sz-cs w:val="24"/>
+        </w:rPr>
+        <w:t>{chk_gt_ho_chieu} Hộ chiếu</w:t>
+      </w:r>
+    </w:p>
+    <w:p>
+      <w:pPr>
+        <w:spacing w:before="120"/>
+      </w:pPr>
+      <w:r>
+        <w:rPr>
+          <w:rFonts w:ascii="Arial" w:hAnsi="Arial" w:cs="Arial"/>
+          <w:sz w:val="24"/>
+          <w:sz-cs w:val="24"/>
+        </w:rPr>
+        <w:t>{chk_gt_loai_khac} Loại khác (</w:t>
+      </w:r>
+      <w:r>
+        <w:rPr>
+          <w:rFonts w:ascii="Arial" w:hAnsi="Arial" w:cs="Arial"/>
+          <w:sz w:val="24"/>
+          <w:sz-cs w:val="24"/>
+          <w:i/>
+        </w:rPr>
+        <w:t>ghi rõ</w:t>
+      </w:r>
+      <w:r>
+        <w:rPr>
+          <w:rFonts w:ascii="Arial" w:hAnsi="Arial" w:cs="Arial"/>
+          <w:sz w:val="24"/>
+          <w:sz-cs w:val="24"/>
+        </w:rPr>
+        <w:t>):…………</w:t>
+      </w:r>
+    </w:p>
+    <w:p>
+      <w:pPr>
+        <w:spacing w:before="120"/>
+      </w:pPr>
+      <w:r>
+        <w:rPr>
+          <w:rFonts w:ascii="Arial" w:hAnsi="Arial" w:cs="Arial"/>
+          <w:sz w:val="24"/>
+          <w:sz-cs w:val="24"/>
+        </w:rPr>
+        <w:t>Số giấy tờ pháp lý của cá nhân (</w:t>
+      </w:r>
+      <w:r>
+        <w:rPr>
+          <w:rFonts w:ascii="Arial" w:hAnsi="Arial" w:cs="Arial"/>
+          <w:sz w:val="24"/>
+          <w:sz-cs w:val="24"/>
+          <w:i/>
+        </w:rPr>
+        <w:t>kê khai theo giấy tờ pháp lý của cá nhân được ghi trên Giấy chứng nhận đăng ký thuế của hộ kinh doanh</w:t>
+      </w:r>
+      <w:r>
+        <w:rPr>
+          <w:rFonts w:ascii="Arial" w:hAnsi="Arial" w:cs="Arial"/>
+          <w:sz w:val="24"/>
+          <w:sz-cs w:val="24"/>
+        </w:rPr>
+        <w:t>): {so_giay_to_ca_nhan}</w:t>
+      </w:r>
+    </w:p>
+    <w:p>
+      <w:pPr>
+        <w:spacing w:before="120"/>
+      </w:pPr>
+      <w:r>
+        <w:rPr>
+          <w:rFonts w:ascii="Arial" w:hAnsi="Arial" w:cs="Arial"/>
+          <w:sz w:val="24"/>
+          <w:sz-cs w:val="24"/>
+        </w:rPr>
+        <w:t>Ngày cấp: {ngay_cap} Nơi cấp: {noi_cap} Ngày hết hạn (</w:t>
       </w:r>
       <w:r>
         <w:rPr>
@@ -928,59 +1122,145 @@
           <w:sz w:val="24"/>
           <w:sz-cs w:val="24"/>
         </w:rPr>
-        <w:t>): {hkd_cd.so_gcn}</w:t>
-      </w:r>
-    </w:p>
-    <w:p>
-      <w:pPr>
-        <w:spacing w:before="120"/>
-      </w:pPr>
-      <w:r>
-        <w:rPr>
-          <w:rFonts w:ascii="Arial" w:hAnsi="Arial" w:cs="Arial"/>
-          <w:sz w:val="24"/>
-          <w:sz-cs w:val="24"/>
-        </w:rPr>
-        <w:t>Ngày cấp: {hkd_cd.ngay_cap} Nơi cấp: {hkd_cd.noi_cap}</w:t>
-      </w:r>
-    </w:p>
-    <w:p>
-      <w:pPr>
-        <w:spacing w:before="120"/>
-      </w:pPr>
-      <w:r>
-        <w:rPr>
-          <w:rFonts w:ascii="Arial" w:hAnsi="Arial" w:cs="Arial"/>
-          <w:sz w:val="24"/>
-          <w:sz-cs w:val="24"/>
-        </w:rPr>
-        <w:t>Mã số thuế của hộ kinh doanh: {hkd_cd.ma_so_thue}</w:t>
-      </w:r>
-    </w:p>
-    <w:p>
-      <w:pPr>
-        <w:spacing w:before="120"/>
-      </w:pPr>
-      <w:r>
-        <w:rPr>
-          <w:rFonts w:ascii="Arial" w:hAnsi="Arial" w:cs="Arial"/>
-          <w:sz w:val="24"/>
-          <w:sz-cs w:val="24"/>
-        </w:rPr>
-        <w:t>Địa chỉ trụ sở hộ kinh doanh: {hkd_cd.dia_chi}</w:t>
-      </w:r>
-    </w:p>
-    <w:p>
-      <w:pPr>
-        <w:spacing w:before="120"/>
-      </w:pPr>
-      <w:r>
-        <w:rPr>
-          <w:rFonts w:ascii="Arial" w:hAnsi="Arial" w:cs="Arial"/>
-          <w:sz w:val="24"/>
-          <w:sz-cs w:val="24"/>
-        </w:rPr>
-        <w:t>Tên chủ hộ kinh doanh: {hkd_cd.ten_chu_ho}</w:t>
+        <w:t>): {ngay_het_han}</w:t>
+      </w:r>
+    </w:p>
+    <w:p>
+      <w:pPr>
+        <w:spacing w:before="120"/>
+      </w:pPr>
+      <w:r>
+        <w:rPr>
+          <w:rFonts w:ascii="Arial" w:hAnsi="Arial" w:cs="Arial"/>
+          <w:sz w:val="24"/>
+          <w:sz-cs w:val="24"/>
+          <w:b/>
+        </w:rPr>
+        <w:t xml:space="preserve">- Thông tin về cơ sở bảo trợ xã hội/quỹ xã hội/quỹ từ thiện được chuyển đổi </w:t>
+      </w:r>
+      <w:r>
+        <w:rPr>
+          <w:rFonts w:ascii="Arial" w:hAnsi="Arial" w:cs="Arial"/>
+          <w:sz w:val="24"/>
+          <w:sz-cs w:val="24"/>
+        </w:rPr>
+        <w:t xml:space="preserve">(</w:t>
+      </w:r>
+      <w:r>
+        <w:rPr>
+          <w:rFonts w:ascii="Arial" w:hAnsi="Arial" w:cs="Arial"/>
+          <w:sz w:val="24"/>
+          <w:sz-cs w:val="24"/>
+          <w:i/>
+        </w:rPr>
+        <w:t xml:space="preserve">phải kê khai trong trường hợp thành lập doanh nghiệp xã hội trên cơ sở chuyển đổi từ cơ sở bảo trợ xã hội/quỹ xã hội/quỹ từ thiện</w:t>
+      </w:r>
+      <w:r>
+        <w:rPr>
+          <w:rFonts w:ascii="Arial" w:hAnsi="Arial" w:cs="Arial"/>
+          <w:sz w:val="24"/>
+          <w:sz-cs w:val="24"/>
+        </w:rPr>
+        <w:t xml:space="preserve">): </w:t>
+      </w:r>
+    </w:p>
+    <w:p>
+      <w:pPr>
+        <w:spacing w:before="120"/>
+      </w:pPr>
+      <w:r>
+        <w:rPr>
+          <w:rFonts w:ascii="Arial" w:hAnsi="Arial" w:cs="Arial"/>
+          <w:sz w:val="24"/>
+          <w:sz-cs w:val="24"/>
+        </w:rPr>
+        <w:t>Tên cơ sở bảo trợ xã hội/quỹ xã hội/quỹ từ thiện (</w:t>
+      </w:r>
+      <w:r>
+        <w:rPr>
+          <w:rFonts w:ascii="Arial" w:hAnsi="Arial" w:cs="Arial"/>
+          <w:sz w:val="24"/>
+          <w:sz-cs w:val="24"/>
+          <w:i/>
+        </w:rPr>
+        <w:t>ghi bằng chữ in hoa</w:t>
+      </w:r>
+      <w:r>
+        <w:rPr>
+          <w:rFonts w:ascii="Arial" w:hAnsi="Arial" w:cs="Arial"/>
+          <w:sz w:val="24"/>
+          <w:sz-cs w:val="24"/>
+        </w:rPr>
+        <w:t>): {csbt.ten}</w:t>
+      </w:r>
+    </w:p>
+    <w:p>
+      <w:pPr>
+        <w:spacing w:before="120"/>
+      </w:pPr>
+      <w:r>
+        <w:rPr>
+          <w:rFonts w:ascii="Arial" w:hAnsi="Arial" w:cs="Arial"/>
+          <w:sz w:val="24"/>
+          <w:sz-cs w:val="24"/>
+        </w:rPr>
+        <w:t>Số Giấy chứng nhận đăng ký thành lập (Đối với cơ sở bảo trợ xã hội)/Số Giấy phép thành lập và công nhận điều lệ quỹ (Đối với quỹ xã hội/quỹ từ thiện): {csbt.so_gcn} Ngày cấp: … /… /{csbt.ngay_cap}</w:t>
+      </w:r>
+    </w:p>
+    <w:p>
+      <w:pPr>
+        <w:spacing w:before="120"/>
+      </w:pPr>
+      <w:r>
+        <w:rPr>
+          <w:rFonts w:ascii="Arial" w:hAnsi="Arial" w:cs="Arial"/>
+          <w:sz w:val="24"/>
+          <w:sz-cs w:val="24"/>
+        </w:rPr>
+        <w:t>Mã số thuế của cơ sở bảo trợ xã hội/quỹ xã hội/quỹ từ thiện (</w:t>
+      </w:r>
+      <w:r>
+        <w:rPr>
+          <w:rFonts w:ascii="Arial" w:hAnsi="Arial" w:cs="Arial"/>
+          <w:sz w:val="24"/>
+          <w:sz-cs w:val="24"/>
+          <w:i/>
+        </w:rPr>
+        <w:t>chỉ kê khai mã số thuế 10 số</w:t>
+      </w:r>
+      <w:r>
+        <w:rPr>
+          <w:rFonts w:ascii="Arial" w:hAnsi="Arial" w:cs="Arial"/>
+          <w:sz w:val="24"/>
+          <w:sz-cs w:val="24"/>
+        </w:rPr>
+        <w:t>): {csbt.ma_so_thue}</w:t>
+      </w:r>
+    </w:p>
+    <w:p>
+      <w:pPr>
+        <w:spacing w:before="120"/>
+      </w:pPr>
+      <w:r>
+        <w:rPr>
+          <w:rFonts w:ascii="Arial" w:hAnsi="Arial" w:cs="Arial"/>
+          <w:sz w:val="24"/>
+          <w:sz-cs w:val="24"/>
+        </w:rPr>
+        <w:t>Địa chỉ trụ sở chính: {csbt.dia_chi}</w:t>
+      </w:r>
+    </w:p>
+    <w:p>
+      <w:pPr>
+        <w:spacing w:before="120"/>
+      </w:pPr>
+      <w:r>
+        <w:rPr>
+          <w:rFonts w:ascii="Arial" w:hAnsi="Arial" w:cs="Arial"/>
+          <w:sz w:val="24"/>
+          <w:sz-cs w:val="24"/>
+        </w:rPr>
+        <w:t>Tên người đại diện cơ sở bảo trợ xã hội/quỹ xã hội/quỹ từ thiện: {csbt.ten_nguoi_dai_dien}</w:t>
       </w:r>
     </w:p>
     <w:p>
@@ -1002,7 +1282,7 @@
           <w:sz-cs w:val="24"/>
           <w:i/>
         </w:rPr>
-        <w:t xml:space="preserve">kê khai theo giấy tờ pháp lý của cá nhân được ghi trên Giấy chứng nhận đăng ký thuế của hộ kinh doanh</w:t>
+        <w:t xml:space="preserve">kê khai theo giấy tờ pháp lý của cá nhân được ghi trên Giấy chứng nhận đăng ký thuế của cơ sở bảo trợ xã hội/quỹ xã hội/quỹ từ thiện</w:t>
       </w:r>
       <w:r>
         <w:rPr>
@@ -1101,7 +1381,7 @@
           <w:sz-cs w:val="24"/>
           <w:i/>
         </w:rPr>
-        <w:t>kê khai theo giấy tờ pháp lý của cá nhân được ghi trên Giấy chứng nhận đăng ký thuế của hộ kinh doanh</w:t>
+        <w:t>kê khai theo giấy tờ pháp lý của cá nhân được ghi trên Giấy chứng nhận đăng ký thuế của cơ sở bảo trợ xã hội/quỹ xã hội/quỹ từ thiện</w:t>
       </w:r>
       <w:r>
         <w:rPr>
@@ -1151,306 +1431,23 @@
           <w:rFonts w:ascii="Arial" w:hAnsi="Arial" w:cs="Arial"/>
           <w:sz w:val="24"/>
           <w:sz-cs w:val="24"/>
+        </w:rPr>
+        <w:t xml:space="preserve">- </w:t>
+      </w:r>
+      <w:r>
+        <w:rPr>
+          <w:rFonts w:ascii="Arial" w:hAnsi="Arial" w:cs="Arial"/>
+          <w:sz w:val="24"/>
+          <w:sz-cs w:val="24"/>
           <w:b/>
         </w:rPr>
-        <w:t xml:space="preserve">- Thông tin về cơ sở bảo trợ xã hội/quỹ xã hội/quỹ từ thiện được chuyển đổi </w:t>
-      </w:r>
-      <w:r>
-        <w:rPr>
-          <w:rFonts w:ascii="Arial" w:hAnsi="Arial" w:cs="Arial"/>
-          <w:sz w:val="24"/>
-          <w:sz-cs w:val="24"/>
-        </w:rPr>
-        <w:t xml:space="preserve">(</w:t>
-      </w:r>
-      <w:r>
-        <w:rPr>
-          <w:rFonts w:ascii="Arial" w:hAnsi="Arial" w:cs="Arial"/>
-          <w:sz w:val="24"/>
-          <w:sz-cs w:val="24"/>
-          <w:i/>
-        </w:rPr>
-        <w:t xml:space="preserve">phải kê khai trong trường hợp thành lập doanh nghiệp xã hội trên cơ sở chuyển đổi từ cơ sở bảo trợ xã hội/quỹ xã hội/quỹ từ thiện</w:t>
-      </w:r>
-      <w:r>
-        <w:rPr>
-          <w:rFonts w:ascii="Arial" w:hAnsi="Arial" w:cs="Arial"/>
-          <w:sz w:val="24"/>
-          <w:sz-cs w:val="24"/>
-        </w:rPr>
-        <w:t xml:space="preserve">): </w:t>
-      </w:r>
-    </w:p>
-    <w:p>
-      <w:pPr>
-        <w:spacing w:before="120"/>
-      </w:pPr>
-      <w:r>
-        <w:rPr>
-          <w:rFonts w:ascii="Arial" w:hAnsi="Arial" w:cs="Arial"/>
-          <w:sz w:val="24"/>
-          <w:sz-cs w:val="24"/>
-        </w:rPr>
-        <w:t>Tên cơ sở bảo trợ xã hội/quỹ xã hội/quỹ từ thiện (</w:t>
-      </w:r>
-      <w:r>
-        <w:rPr>
-          <w:rFonts w:ascii="Arial" w:hAnsi="Arial" w:cs="Arial"/>
-          <w:sz w:val="24"/>
-          <w:sz-cs w:val="24"/>
-          <w:i/>
-        </w:rPr>
-        <w:t>ghi bằng chữ in hoa</w:t>
-      </w:r>
-      <w:r>
-        <w:rPr>
-          <w:rFonts w:ascii="Arial" w:hAnsi="Arial" w:cs="Arial"/>
-          <w:sz w:val="24"/>
-          <w:sz-cs w:val="24"/>
-        </w:rPr>
-        <w:t>): {csbt.ten}</w:t>
-      </w:r>
-    </w:p>
-    <w:p>
-      <w:pPr>
-        <w:spacing w:before="120"/>
-      </w:pPr>
-      <w:r>
-        <w:rPr>
-          <w:rFonts w:ascii="Arial" w:hAnsi="Arial" w:cs="Arial"/>
-          <w:sz w:val="24"/>
-          <w:sz-cs w:val="24"/>
-        </w:rPr>
-        <w:t>Số Giấy chứng nhận đăng ký thành lập (Đối với cơ sở bảo trợ xã hội)/Số Giấy phép thành lập và công nhận điều lệ quỹ (Đối với quỹ xã hội/quỹ từ thiện): {csbt.so_gcn} Ngày cấp: … /… /{csbt.ngay_cap}</w:t>
-      </w:r>
-    </w:p>
-    <w:p>
-      <w:pPr>
-        <w:spacing w:before="120"/>
-      </w:pPr>
-      <w:r>
-        <w:rPr>
-          <w:rFonts w:ascii="Arial" w:hAnsi="Arial" w:cs="Arial"/>
-          <w:sz w:val="24"/>
-          <w:sz-cs w:val="24"/>
-        </w:rPr>
-        <w:t>Mã số thuế của cơ sở bảo trợ xã hội/quỹ xã hội/quỹ từ thiện (</w:t>
-      </w:r>
-      <w:r>
-        <w:rPr>
-          <w:rFonts w:ascii="Arial" w:hAnsi="Arial" w:cs="Arial"/>
-          <w:sz w:val="24"/>
-          <w:sz-cs w:val="24"/>
-          <w:i/>
-        </w:rPr>
-        <w:t>chỉ kê khai mã số thuế 10 số</w:t>
-      </w:r>
-      <w:r>
-        <w:rPr>
-          <w:rFonts w:ascii="Arial" w:hAnsi="Arial" w:cs="Arial"/>
-          <w:sz w:val="24"/>
-          <w:sz-cs w:val="24"/>
-        </w:rPr>
-        <w:t>): {csbt.ma_so_thue}</w:t>
-      </w:r>
-    </w:p>
-    <w:p>
-      <w:pPr>
-        <w:spacing w:before="120"/>
-      </w:pPr>
-      <w:r>
-        <w:rPr>
-          <w:rFonts w:ascii="Arial" w:hAnsi="Arial" w:cs="Arial"/>
-          <w:sz w:val="24"/>
-          <w:sz-cs w:val="24"/>
-        </w:rPr>
-        <w:t>Địa chỉ trụ sở chính: {csbt.dia_chi}</w:t>
-      </w:r>
-    </w:p>
-    <w:p>
-      <w:pPr>
-        <w:spacing w:before="120"/>
-      </w:pPr>
-      <w:r>
-        <w:rPr>
-          <w:rFonts w:ascii="Arial" w:hAnsi="Arial" w:cs="Arial"/>
-          <w:sz w:val="24"/>
-          <w:sz-cs w:val="24"/>
-        </w:rPr>
-        <w:t>Tên người đại diện cơ sở bảo trợ xã hội/quỹ xã hội/quỹ từ thiện: {csbt.ten_nguoi_dai_dien}</w:t>
-      </w:r>
-    </w:p>
-    <w:p>
-      <w:pPr>
-        <w:spacing w:before="120"/>
-      </w:pPr>
-      <w:r>
-        <w:rPr>
-          <w:rFonts w:ascii="Arial" w:hAnsi="Arial" w:cs="Arial"/>
-          <w:sz w:val="24"/>
-          <w:sz-cs w:val="24"/>
-        </w:rPr>
-        <w:t xml:space="preserve">Loại giấy tờ pháp lý của cá nhân (</w:t>
-      </w:r>
-      <w:r>
-        <w:rPr>
-          <w:rFonts w:ascii="Arial" w:hAnsi="Arial" w:cs="Arial"/>
-          <w:sz w:val="24"/>
-          <w:sz-cs w:val="24"/>
-          <w:i/>
-        </w:rPr>
-        <w:t xml:space="preserve">kê khai theo giấy tờ pháp lý của cá nhân được ghi trên Giấy chứng nhận đăng ký thuế của cơ sở bảo trợ xã hội/quỹ xã hội/quỹ từ thiện</w:t>
-      </w:r>
-      <w:r>
-        <w:rPr>
-          <w:rFonts w:ascii="Arial" w:hAnsi="Arial" w:cs="Arial"/>
-          <w:sz w:val="24"/>
-          <w:sz-cs w:val="24"/>
-        </w:rPr>
-        <w:t xml:space="preserve">):</w:t>
-      </w:r>
-    </w:p>
-    <w:p>
-      <w:pPr>
-        <w:spacing w:before="120"/>
-      </w:pPr>
-      <w:r>
-        <w:rPr>
-          <w:rFonts w:ascii="Arial" w:hAnsi="Arial" w:cs="Arial"/>
-          <w:sz w:val="24"/>
-          <w:sz-cs w:val="24"/>
-        </w:rPr>
-        <w:t>{chk_gt_cmnd} Chứng minh nhân dân</w:t>
-      </w:r>
-    </w:p>
-    <w:p>
-      <w:pPr>
-        <w:spacing w:before="120"/>
-      </w:pPr>
-      <w:r>
-        <w:rPr>
-          <w:rFonts w:ascii="Arial" w:hAnsi="Arial" w:cs="Arial"/>
-          <w:sz w:val="24"/>
-          <w:sz-cs w:val="24"/>
-        </w:rPr>
-        <w:t>{chk_gt_cccd} Căn cước công dân</w:t>
-      </w:r>
-    </w:p>
-    <w:p>
-      <w:pPr>
-        <w:spacing w:before="120"/>
-      </w:pPr>
-      <w:r>
-        <w:rPr>
-          <w:rFonts w:ascii="Arial" w:hAnsi="Arial" w:cs="Arial"/>
-          <w:sz w:val="24"/>
-          <w:sz-cs w:val="24"/>
-        </w:rPr>
-        <w:t>{chk_gt_ho_chieu} Hộ chiếu</w:t>
-      </w:r>
-    </w:p>
-    <w:p>
-      <w:pPr>
-        <w:spacing w:before="120"/>
-      </w:pPr>
-      <w:r>
-        <w:rPr>
-          <w:rFonts w:ascii="Arial" w:hAnsi="Arial" w:cs="Arial"/>
-          <w:sz w:val="24"/>
-          <w:sz-cs w:val="24"/>
-        </w:rPr>
-        <w:t>{chk_gt_loai_khac} Loại khác (</w:t>
-      </w:r>
-      <w:r>
-        <w:rPr>
-          <w:rFonts w:ascii="Arial" w:hAnsi="Arial" w:cs="Arial"/>
-          <w:sz w:val="24"/>
-          <w:sz-cs w:val="24"/>
-          <w:i/>
-        </w:rPr>
-        <w:t>ghi rõ</w:t>
-      </w:r>
-      <w:r>
-        <w:rPr>
-          <w:rFonts w:ascii="Arial" w:hAnsi="Arial" w:cs="Arial"/>
-          <w:sz w:val="24"/>
-          <w:sz-cs w:val="24"/>
-        </w:rPr>
-        <w:t>):…………</w:t>
-      </w:r>
-    </w:p>
-    <w:p>
-      <w:pPr>
-        <w:spacing w:before="120"/>
-      </w:pPr>
-      <w:r>
-        <w:rPr>
-          <w:rFonts w:ascii="Arial" w:hAnsi="Arial" w:cs="Arial"/>
-          <w:sz w:val="24"/>
-          <w:sz-cs w:val="24"/>
-        </w:rPr>
-        <w:t>Số giấy tờ pháp lý của cá nhân (</w:t>
-      </w:r>
-      <w:r>
-        <w:rPr>
-          <w:rFonts w:ascii="Arial" w:hAnsi="Arial" w:cs="Arial"/>
-          <w:sz w:val="24"/>
-          <w:sz-cs w:val="24"/>
-          <w:i/>
-        </w:rPr>
-        <w:t>kê khai theo giấy tờ pháp lý của cá nhân được ghi trên Giấy chứng nhận đăng ký thuế của cơ sở bảo trợ xã hội/quỹ xã hội/quỹ từ thiện</w:t>
-      </w:r>
-      <w:r>
-        <w:rPr>
-          <w:rFonts w:ascii="Arial" w:hAnsi="Arial" w:cs="Arial"/>
-          <w:sz w:val="24"/>
-          <w:sz-cs w:val="24"/>
-        </w:rPr>
-        <w:t>): {so_giay_to_ca_nhan}</w:t>
-      </w:r>
-    </w:p>
-    <w:p>
-      <w:pPr>
-        <w:spacing w:before="120"/>
-      </w:pPr>
-      <w:r>
-        <w:rPr>
-          <w:rFonts w:ascii="Arial" w:hAnsi="Arial" w:cs="Arial"/>
-          <w:sz w:val="24"/>
-          <w:sz-cs w:val="24"/>
-        </w:rPr>
-        <w:t>Ngày cấp: {ngay_cap} Nơi cấp: {noi_cap} Ngày hết hạn (</w:t>
-      </w:r>
-      <w:r>
-        <w:rPr>
-          <w:rFonts w:ascii="Arial" w:hAnsi="Arial" w:cs="Arial"/>
-          <w:sz w:val="24"/>
-          <w:sz-cs w:val="24"/>
-          <w:i/>
-        </w:rPr>
-        <w:t>nếu có</w:t>
-      </w:r>
-      <w:r>
-        <w:rPr>
-          <w:rFonts w:ascii="Arial" w:hAnsi="Arial" w:cs="Arial"/>
-          <w:sz w:val="24"/>
-          <w:sz-cs w:val="24"/>
-        </w:rPr>
-        <w:t>): {ngay_het_han}</w:t>
-      </w:r>
-    </w:p>
-    <w:p>
-      <w:pPr>
-        <w:spacing w:before="120"/>
-      </w:pPr>
-      <w:r>
-        <w:rPr>
-          <w:rFonts w:ascii="Arial" w:hAnsi="Arial" w:cs="Arial"/>
-          <w:sz w:val="24"/>
-          <w:sz-cs w:val="24"/>
-        </w:rPr>
-        <w:t xml:space="preserve">- </w:t>
-      </w:r>
+        <w:t>Doanh nghiệp thực hiện dự án đầu tư được đăng ký đầu tư theo thủ tục đầu tư đặc biệt {chk_dau_tu_dac_biet}</w:t>
+      </w:r>
+    </w:p>
+    <w:p>
+      <w:pPr>
+        <w:spacing w:before="120"/>
+      </w:pPr>
       <w:r>
         <w:rPr>
           <w:rFonts w:ascii="Arial" w:hAnsi="Arial" w:cs="Arial"/>
@@ -1458,7 +1455,16 @@
           <w:sz-cs w:val="24"/>
           <w:b/>
         </w:rPr>
-        <w:t>Doanh nghiệp thực hiện dự án đầu tư được đăng ký đầu tư theo thủ tục đầu tư đặc biệt {chk_dau_tu_dac_biet}</w:t>
+        <w:t xml:space="preserve">{chk_dn_xa_hoi} Doanh nghiệp xã hội </w:t>
+      </w:r>
+      <w:r>
+        <w:rPr>
+          <w:rFonts w:ascii="Arial" w:hAnsi="Arial" w:cs="Arial"/>
+          <w:sz w:val="24"/>
+          <w:sz-cs w:val="24"/>
+          <w:i/>
+        </w:rPr>
+        <w:t>(Đánh dấu X vào ô vuông nếu là doanh nghiệp xã hội và kèm theo hồ sơ phải có Cam kết thực hiện mục tiêu xã hội, môi trường)</w:t>
       </w:r>
     </w:p>
     <w:p>
@@ -1472,29 +1478,6 @@
           <w:sz-cs w:val="24"/>
           <w:b/>
         </w:rPr>
-        <w:t xml:space="preserve">{chk_dn_xa_hoi} Doanh nghiệp xã hội </w:t>
-      </w:r>
-      <w:r>
-        <w:rPr>
-          <w:rFonts w:ascii="Arial" w:hAnsi="Arial" w:cs="Arial"/>
-          <w:sz w:val="24"/>
-          <w:sz-cs w:val="24"/>
-          <w:i/>
-        </w:rPr>
-        <w:t>(Đánh dấu X vào ô vuông nếu là doanh nghiệp xã hội và kèm theo hồ sơ phải có Cam kết thực hiện mục tiêu xã hội, môi trường)</w:t>
-      </w:r>
-    </w:p>
-    <w:p>
-      <w:pPr>
-        <w:spacing w:before="120"/>
-      </w:pPr>
-      <w:r>
-        <w:rPr>
-          <w:rFonts w:ascii="Arial" w:hAnsi="Arial" w:cs="Arial"/>
-          <w:sz w:val="24"/>
-          <w:sz-cs w:val="24"/>
-          <w:b/>
-        </w:rPr>
         <w:t>{chk_ctck} Công ty chứng khoán/Công ty quản lý quỹ đầu tư chứng khoán/Công ty đầu tư chứng khoán</w:t>
       </w:r>
       <w:r>
@@ -1525,24 +1508,22 @@
           <w:sz w:val="24"/>
           <w:sz-cs w:val="24"/>
         </w:rPr>
-        <w:t>Giấy phép thành lập và hoạt động số: {gp_ucsn_so} do Ủy ban Chứng khoán Nhà nước cấp ngày: …./…./….. (</w:t>
-      </w:r>
-      <w:r>
-        <w:rPr>
-          <w:rFonts w:ascii="Arial" w:hAnsi="Arial" w:cs="Arial"/>
-          <w:sz w:val="24"/>
-          <w:sz-cs w:val="24"/>
-          <w:i/>
-        </w:rPr>
-        <w:t>nếu có</w:t>
-      </w:r>
-      <w:r>
-        <w:rPr>
-          <w:rFonts w:ascii="Arial" w:hAnsi="Arial" w:cs="Arial"/>
-          <w:sz w:val="24"/>
-          <w:sz-cs w:val="24"/>
-        </w:rPr>
-        <w:t>)</w:t>
+        <w:t>Giấy phép thành lập và hoạt động số: {gp_ucsn_so} do Uỷ ban Chứng khoán Nhà nước cấp ngày: …./…./….. (nếu có)</w:t>
+      </w:r>
+      <w:r>
+        <w:rPr>
+          <w:rFonts w:ascii="Arial" w:hAnsi="Arial" w:cs="Arial"/>
+          <w:sz w:val="24"/>
+          <w:sz-cs w:val="24"/>
+          <w:i/>
+        </w:rPr>
+      </w:r>
+      <w:r>
+        <w:rPr>
+          <w:rFonts w:ascii="Arial" w:hAnsi="Arial" w:cs="Arial"/>
+          <w:sz w:val="24"/>
+          <w:sz-cs w:val="24"/>
+        </w:rPr>
       </w:r>
     </w:p>
     <w:p>
@@ -2715,24 +2696,22 @@
           <w:sz w:val="24"/>
           <w:sz-cs w:val="24"/>
         </w:rPr>
-        <w:t xml:space="preserve">- Thông tin về Giấy chứng nhận đăng ký đầu tư (</w:t>
-      </w:r>
-      <w:r>
-        <w:rPr>
-          <w:rFonts w:ascii="Arial" w:hAnsi="Arial" w:cs="Arial"/>
-          <w:sz w:val="24"/>
-          <w:sz-cs w:val="24"/>
-          <w:i/>
-        </w:rPr>
-        <w:t xml:space="preserve">chỉ kê khai nếu chủ sở hữu là nhà đầu tư nước ngoài</w:t>
-      </w:r>
-      <w:r>
-        <w:rPr>
-          <w:rFonts w:ascii="Arial" w:hAnsi="Arial" w:cs="Arial"/>
-          <w:sz w:val="24"/>
-          <w:sz-cs w:val="24"/>
-        </w:rPr>
-        <w:t xml:space="preserve">):</w:t>
+        <w:t>- Thông tin về Giấy chứng nhận đăng ký đầu tư (chỉ kê khai nếu chủ sở hữu là nhà đầu tư nước ngoài được cấp Giấy chứng nhận đăng ký đầu tư theo quy định của pháp luật – nếu có):</w:t>
+      </w:r>
+      <w:r>
+        <w:rPr>
+          <w:rFonts w:ascii="Arial" w:hAnsi="Arial" w:cs="Arial"/>
+          <w:sz w:val="24"/>
+          <w:sz-cs w:val="24"/>
+          <w:i/>
+        </w:rPr>
+      </w:r>
+      <w:r>
+        <w:rPr>
+          <w:rFonts w:ascii="Arial" w:hAnsi="Arial" w:cs="Arial"/>
+          <w:sz w:val="24"/>
+          <w:sz-cs w:val="24"/>
+        </w:rPr>
       </w:r>
     </w:p>
     <w:p>
@@ -3991,7 +3970,7 @@
           <w:sz w:val="24"/>
           <w:sz-cs w:val="24"/>
         </w:rPr>
-        <w:t>- Thông tin về Giấy chứng nhận đăng ký đầu tư (chỉ kê khai nếu chủ sở hữu là nhà đầu tư nước ngoài):</w:t>
+        <w:t>- Thông tin về Giấy chứng nhận đăng ký đầu tư (chỉ kê khai nếu chủ sở hữu là nhà đầu tư nước ngoài được cấp Giấy chứng nhận đăng ký đầu tư theo quy định của pháp luật – nếu có):</w:t>
       </w:r>
       <w:r>
         <w:rPr>
@@ -7079,7 +7058,7 @@
           <w:sz-cs w:val="24"/>
           <w:b/>
         </w:rPr>
-        <w:t xml:space="preserve">12. Thông tin về chủ sở hữu hưởng lợi của doanh nghiệp</w:t>
+        <w:t>12. Thông tin về chủ sở hữu hưởng lợi của doanh nghiệp:</w:t>
       </w:r>
       <w:r>
         <w:rPr>
@@ -7088,7 +7067,6 @@
           <w:sz-cs w:val="24"/>
           <w:vertAlign w:val="superscript"/>
         </w:rPr>
-        <w:t xml:space="preserve">14</w:t>
       </w:r>
       <w:r>
         <w:rPr>
@@ -7097,54 +7075,26 @@
           <w:sz-cs w:val="24"/>
           <w:b/>
         </w:rPr>
-        <w:t xml:space="preserve">:</w:t>
-      </w:r>
-      <w:r>
-        <w:rPr>
-          <w:rFonts w:ascii="Arial" w:hAnsi="Arial" w:cs="Arial"/>
-          <w:sz w:val="24"/>
-          <w:sz-cs w:val="24"/>
-        </w:rPr>
-        <w:t xml:space="preserve"/>
-      </w:r>
-    </w:p>
-    <w:p>
-      <w:pPr>
-        <w:spacing w:before="120"/>
-      </w:pPr>
-      <w:r>
-        <w:rPr>
-          <w:rFonts w:ascii="Arial" w:hAnsi="Arial" w:cs="Arial"/>
-          <w:sz w:val="24"/>
-          <w:sz-cs w:val="24"/>
-        </w:rPr>
-        <w:t xml:space="preserve">Doanh nghiệp có chủ sở hữu hưởng lợi không?</w:t>
-      </w:r>
-    </w:p>
-    <w:p>
-      <w:pPr>
-        <w:spacing w:before="120"/>
-      </w:pPr>
-      <w:r>
-        <w:rPr>
-          <w:rFonts w:ascii="Arial" w:hAnsi="Arial" w:cs="Arial"/>
-          <w:sz w:val="24"/>
-          <w:sz-cs w:val="24"/>
-        </w:rPr>
-        <w:t>{chk_co} Có</w:t>
-      </w:r>
-    </w:p>
-    <w:p>
-      <w:pPr>
-        <w:spacing w:before="120"/>
-      </w:pPr>
-      <w:r>
-        <w:rPr>
-          <w:rFonts w:ascii="Arial" w:hAnsi="Arial" w:cs="Arial"/>
-          <w:sz w:val="24"/>
-          <w:sz-cs w:val="24"/>
-        </w:rPr>
-        <w:t xml:space="preserve"> {chk_khong} Không</w:t>
+      </w:r>
+      <w:r>
+        <w:rPr>
+          <w:rFonts w:ascii="Arial" w:hAnsi="Arial" w:cs="Arial"/>
+          <w:sz w:val="24"/>
+          <w:sz-cs w:val="24"/>
+        </w:rPr>
+      </w:r>
+    </w:p>
+    <w:p>
+      <w:pPr>
+        <w:spacing w:before="120"/>
+      </w:pPr>
+      <w:r>
+        <w:rPr>
+          <w:rFonts w:ascii="Arial" w:hAnsi="Arial" w:cs="Arial"/>
+          <w:sz w:val="24"/>
+          <w:sz-cs w:val="24"/>
+        </w:rPr>
+        <w:t>Doanh nghiệp kê khai thông tin về chủ sở hữu hưởng lợi của doanh nghiệp theo Mẫu số 10 ban hành kèm theo Thông tư này.</w:t>
       </w:r>
     </w:p>
     <w:p>
@@ -7158,6 +7108,14 @@
           <w:sz-cs w:val="24"/>
         </w:rPr>
         <w:t xml:space="preserve">Trường hợp hồ sơ đăng ký doanh nghiệp hợp lệ, đề nghị Quý Cơ quan đăng công bố nội dung đăng ký doanh nghiệp trên Cổng thông tin quốc gia về đăng ký doanh nghiệp.</w:t>
+      </w:r>
+    </w:p>
+    <w:p>
+      <w:pPr>
+        <w:spacing w:before="120"/>
+      </w:pPr>
+      <w:r>
+        <w:t>Xin gửi kèm cam kết của nhà đầu tư nước ngoài theo quy định tại Điều 7 Nghị định số 296/2026/NĐ-CP ngày 23/7/2026 của Chính phủ sửa đổi, bổ sung một số điều của Nghị định số 168/2025/NĐ-CP ngày 30/6/2025 của Chính phủ về đăng ký doanh nghiệp tại Phụ lục kèm theo Giấy đề nghị này14.</w:t>
       </w:r>
     </w:p>
     <w:p>
@@ -7642,6 +7600,229 @@
           <w:sz-cs w:val="24"/>
         </w:rPr>
         <w:t xml:space="preserve"> Không kê khai trong trường hợp thành lập doanh nghiệp trên cơ sở chuyển đổi loại hình doanh nghiệp.</w:t>
+      </w:r>
+    </w:p>
+    <w:p>
+      <w:pPr>
+        <w:spacing w:before="120"/>
+      </w:pPr>
+      <w:r>
+        <w:t>14 Doanh nghiệp chỉ ghi nội dung này và gửi phụ lục kèm theo trong trường hợp doanh nghiệp là tổ chức kinh tế thực hiện dự án do nhà đầu tư nước ngoài thành lập trước khi thực hiện thủ tục cấp, điều chỉnh Giấy chứng nhận đăng ký đầu tư theo quy định của pháp luật về đầu tư.</w:t>
+      </w:r>
+    </w:p>
+    <w:p>
+      <w:pPr>
+        <w:spacing w:before="120"/>
+      </w:pPr>
+      <w:r>
+        <w:t>15 - Người đại diện theo pháp luật của doanh nghiệp ký trực tiếp vào phần này.</w:t>
+      </w:r>
+    </w:p>
+    <w:p>
+      <w:pPr>
+        <w:spacing w:before="120"/>
+      </w:pPr>
+      <w:r>
+        <w:t>- Trường hợp đăng ký chuyển đổi loại hình doanh nghiệp đồng thời đăng ký thay đổi người đại diện theo pháp luật thì Chủ tịch công ty/Chủ tịch Hội đồng thành viên của công ty sau chuyển đổi ký trực tiếp vào phần này.</w:t>
+      </w:r>
+    </w:p>
+    <w:p>
+      <w:pPr>
+        <w:spacing w:before="120"/>
+      </w:pPr>
+      <w:r>
+        <w:t>Phụ lục</w:t>
+      </w:r>
+    </w:p>
+    <w:p>
+      <w:pPr>
+        <w:spacing w:before="120"/>
+      </w:pPr>
+      <w:r>
+        <w:rPr>
+          <w:i/>
+        </w:rPr>
+        <w:t>(Kèm theo Giấy đề nghị đăng ký doanh nghiệp …1)</w:t>
+      </w:r>
+    </w:p>
+    <w:p>
+      <w:pPr>
+        <w:spacing w:before="120"/>
+      </w:pPr>
+      <w:r>
+        <w:t>CỘNG HÒA XÃ HỘI CHỦ NGHĨA VIỆT NAM</w:t>
+      </w:r>
+    </w:p>
+    <w:p>
+      <w:pPr>
+        <w:spacing w:before="120"/>
+      </w:pPr>
+      <w:r>
+        <w:t>Độc lập - Tự do - Hạnh phúc</w:t>
+      </w:r>
+    </w:p>
+    <w:p>
+      <w:pPr>
+        <w:spacing w:before="120"/>
+      </w:pPr>
+      <w:r>
+        <w:rPr>
+          <w:i/>
+        </w:rPr>
+        <w:t>{dia_diem_ky}, ngày {ngay_ky_vb} tháng {thang_ky_vb} năm {nam_ky_vb}</w:t>
+      </w:r>
+    </w:p>
+    <w:p>
+      <w:pPr>
+        <w:spacing w:before="120"/>
+      </w:pPr>
+      <w:r>
+        <w:t>CAM KẾT</w:t>
+      </w:r>
+    </w:p>
+    <w:p>
+      <w:pPr>
+        <w:spacing w:before="120"/>
+      </w:pPr>
+      <w:r>
+        <w:t>Về việc đáp ứng điều kiện tiếp cận thị trường đối với nhà đầu tư nước ngoài</w:t>
+      </w:r>
+    </w:p>
+    <w:p>
+      <w:pPr>
+        <w:spacing w:before="120"/>
+      </w:pPr>
+      <w:r>
+        <w:t>theo quy định của pháp luật</w:t>
+      </w:r>
+    </w:p>
+    <w:p>
+      <w:pPr>
+        <w:spacing w:before="120"/>
+      </w:pPr>
+      <w:r>
+        <w:t>Kính gửi: (Cơ quan đăng ký kinh doanh cấp tỉnh) {co_quan_dkkd}</w:t>
+      </w:r>
+    </w:p>
+    <w:p>
+      <w:pPr>
+        <w:spacing w:before="120"/>
+      </w:pPr>
+      <w:r>
+        <w:t>Nhà đầu tư nước ngoài có thông tin dưới đây:</w:t>
+      </w:r>
+    </w:p>
+    <w:p>
+      <w:pPr>
+        <w:spacing w:before="120"/>
+      </w:pPr>
+      <w:r>
+        <w:rPr>
+          <w:i/>
+        </w:rPr>
+        <w:t>(Trường hợp chủ sở hữu là cá nhân thì kê khai:)</w:t>
+      </w:r>
+    </w:p>
+    <w:p>
+      <w:pPr>
+        <w:spacing w:before="120"/>
+      </w:pPr>
+      <w:r>
+        <w:t>Họ, chữ đệm và tên (ghi bằng chữ in hoa): {ho_ten_in_hoa}</w:t>
+      </w:r>
+    </w:p>
+    <w:p>
+      <w:pPr>
+        <w:spacing w:before="120"/>
+      </w:pPr>
+      <w:r>
+        <w:t>Số định danh cá nhân: … / Số Hộ chiếu nước ngoài hoặc giấy tờ có giá trị thay thế Hộ chiếu nước ngoài: … Ngày cấp: … Nơi cấp: …</w:t>
+      </w:r>
+    </w:p>
+    <w:p>
+      <w:pPr>
+        <w:spacing w:before="120"/>
+      </w:pPr>
+      <w:r>
+        <w:rPr>
+          <w:i/>
+        </w:rPr>
+        <w:t>(Trường hợp chủ sở hữu là tổ chức thì kê khai:)</w:t>
+      </w:r>
+    </w:p>
+    <w:p>
+      <w:pPr>
+        <w:spacing w:before="120"/>
+      </w:pPr>
+      <w:r>
+        <w:t>Tên tổ chức (ghi bằng chữ in hoa): {to_chuc.ten}</w:t>
+      </w:r>
+    </w:p>
+    <w:p>
+      <w:pPr>
+        <w:spacing w:before="120"/>
+      </w:pPr>
+      <w:r>
+        <w:t>Mã số doanh nghiệp/Số Quyết định thành lập: {dn.ma_so_dn}</w:t>
+      </w:r>
+    </w:p>
+    <w:p>
+      <w:pPr>
+        <w:spacing w:before="120"/>
+      </w:pPr>
+      <w:r>
+        <w:t>Người đại diện theo pháp luật (ghi bằng chữ in hoa): ……………………….</w:t>
+      </w:r>
+    </w:p>
+    <w:p>
+      <w:pPr>
+        <w:spacing w:before="120"/>
+      </w:pPr>
+      <w:r>
+        <w:t>Số định danh cá nhân: … / Số Hộ chiếu nước ngoài hoặc giấy tờ có giá trị thay thế Hộ chiếu nước ngoài: … Ngày cấp: … Nơi cấp: …</w:t>
+      </w:r>
+    </w:p>
+    <w:p>
+      <w:pPr>
+        <w:spacing w:before="120"/>
+      </w:pPr>
+      <w:r>
+        <w:t>Cam kết đáp ứng điều kiện tiếp cận thị trường đối với nhà đầu tư nước ngoài theo quy định của pháp luật khi thực hiện thủ tục thành lập ..2 và hoàn toàn chịu trách nhiệm trước pháp luật về tính hợp pháp, chính xác và trung thực của nội dung Cam kết này.</w:t>
+      </w:r>
+    </w:p>
+    <w:p>
+      <w:pPr>
+        <w:spacing w:before="120"/>
+      </w:pPr>
+      <w:r>
+        <w:t>NHÀ ĐẦU TƯ NƯỚC NGOÀI</w:t>
+      </w:r>
+    </w:p>
+    <w:p>
+      <w:pPr>
+        <w:spacing w:before="120"/>
+      </w:pPr>
+      <w:r>
+        <w:rPr>
+          <w:i/>
+        </w:rPr>
+        <w:t>(Ký và ghi họ tên)3</w:t>
+      </w:r>
+    </w:p>
+    <w:p>
+      <w:pPr>
+        <w:spacing w:before="120"/>
+      </w:pPr>
+      <w:r>
+        <w:t>1,2 Ghi tên doanh nghiệp dự kiến thành lập.</w:t>
+      </w:r>
+    </w:p>
+    <w:p>
+      <w:pPr>
+        <w:spacing w:before="120"/>
+      </w:pPr>
+      <w:r>
+        <w:t>3 Nhà đầu tư nước ngoài là cá nhân hoặc người đại diện theo pháp luật của nhà đầu tư nước ngoài là tổ chức ký trực tiếp vào phần này.</w:t>
       </w:r>
     </w:p>
     <w:sectPr>

--- a/app/templates/PLI_M02.docx
+++ b/app/templates/PLI_M02.docx
@@ -7115,7 +7115,16 @@
         <w:spacing w:before="120"/>
       </w:pPr>
       <w:r>
-        <w:t>Xin gửi kèm cam kết của nhà đầu tư nước ngoài theo quy định tại Điều 7 Nghị định số 296/2026/NĐ-CP ngày 23/7/2026 của Chính phủ sửa đổi, bổ sung một số điều của Nghị định số 168/2025/NĐ-CP ngày 30/6/2025 của Chính phủ về đăng ký doanh nghiệp tại Phụ lục kèm theo Giấy đề nghị này14.</w:t>
+        <w:t>Xin gửi kèm cam kết của nhà đầu tư nước ngoài theo quy định tại Điều 7 Nghị định số 296/2026/NĐ-CP ngày 23/7/2026 của Chính phủ sửa đổi, bổ sung một số điều của Nghị định số 168/2025/NĐ-CP ngày 30/6/2025 của Chính phủ về đăng ký doanh nghiệp tại Phụ lục kèm theo Giấy đề nghị này</w:t>
+      </w:r>
+      <w:r>
+        <w:rPr>
+          <w:vertAlign w:val="superscript"/>
+        </w:rPr>
+        <w:t>14</w:t>
+      </w:r>
+      <w:r>
+        <w:t>.</w:t>
       </w:r>
     </w:p>
     <w:p>
